--- a/work/需求文档.docx
+++ b/work/需求文档.docx
@@ -95,158 +95,83 @@
     </w:p>
     <w:p>
       <w:pPr>
-        <w:pStyle w:val="4"/>
-        <w:keepNext/>
+        <w:keepNext w:val="0"/>
+        <w:keepLines w:val="0"/>
+        <w:widowControl/>
+        <w:suppressLineNumbers w:val="0"/>
+        <w:jc w:val="left"/>
         <w:rPr>
           <w:rFonts w:hint="eastAsia" w:ascii="方正中等线简体" w:hAnsi="方正中等线简体" w:eastAsia="方正中等线简体" w:cs="方正中等线简体"/>
+          <w:b/>
+          <w:bCs w:val="0"/>
           <w:color w:val="auto"/>
+          <w:sz w:val="30"/>
+          <w:szCs w:val="30"/>
+          <w:highlight w:val="none"/>
         </w:rPr>
       </w:pPr>
       <w:r>
         <w:rPr>
           <w:rFonts w:hint="eastAsia" w:ascii="方正中等线简体" w:hAnsi="方正中等线简体" w:eastAsia="方正中等线简体" w:cs="方正中等线简体"/>
           <w:b/>
+          <w:bCs w:val="0"/>
           <w:color w:val="auto"/>
-          <w:sz w:val="26"/>
+          <w:sz w:val="30"/>
+          <w:szCs w:val="30"/>
+          <w:highlight w:val="none"/>
         </w:rPr>
-        <w:t>1.1 实际开发需求</w:t>
+        <w:t xml:space="preserve">1.1 </w:t>
+      </w:r>
+      <w:r>
+        <w:rPr>
+          <w:rFonts w:hint="eastAsia" w:ascii="方正中等线简体" w:hAnsi="方正中等线简体" w:eastAsia="方正中等线简体" w:cs="方正中等线简体"/>
+          <w:b/>
+          <w:bCs w:val="0"/>
+          <w:kern w:val="0"/>
+          <w:sz w:val="30"/>
+          <w:szCs w:val="30"/>
+          <w:lang w:val="en-US" w:eastAsia="zh-CN" w:bidi="ar"/>
+        </w:rPr>
+        <w:t>需求分析</w:t>
       </w:r>
     </w:p>
     <w:p>
       <w:pPr>
-        <w:spacing w:line="276" w:lineRule="auto"/>
-        <w:ind w:firstLine="420"/>
+        <w:pStyle w:val="30"/>
+        <w:keepNext w:val="0"/>
+        <w:keepLines w:val="0"/>
+        <w:widowControl/>
+        <w:suppressLineNumbers w:val="0"/>
+        <w:ind w:firstLine="440" w:firstLineChars="200"/>
         <w:rPr>
           <w:rFonts w:hint="eastAsia" w:ascii="方正中等线简体" w:hAnsi="方正中等线简体" w:eastAsia="方正中等线简体" w:cs="方正中等线简体"/>
+          <w:sz w:val="22"/>
+          <w:szCs w:val="22"/>
         </w:rPr>
       </w:pPr>
       <w:r>
         <w:rPr>
           <w:rFonts w:hint="eastAsia" w:ascii="方正中等线简体" w:hAnsi="方正中等线简体" w:eastAsia="方正中等线简体" w:cs="方正中等线简体"/>
           <w:sz w:val="22"/>
+          <w:szCs w:val="22"/>
         </w:rPr>
-        <w:t>开发环境以课程要求为准：Manjaro Linux、GCC 15、CMake 4.</w:t>
-      </w:r>
-      <w:r>
-        <w:rPr>
-          <w:rFonts w:hint="default" w:ascii="方正中等线简体" w:hAnsi="方正中等线简体" w:eastAsia="方正中等线简体" w:cs="方正中等线简体"/>
-          <w:sz w:val="22"/>
-          <w:lang w:val="en-US"/>
-        </w:rPr>
-        <w:t>1</w:t>
-      </w:r>
-      <w:r>
-        <w:rPr>
-          <w:rFonts w:hint="eastAsia" w:ascii="方正中等线简体" w:hAnsi="方正中等线简体" w:eastAsia="方正中等线简体" w:cs="方正中等线简体"/>
-          <w:sz w:val="22"/>
-        </w:rPr>
-        <w:t>.</w:t>
-      </w:r>
-      <w:r>
-        <w:rPr>
-          <w:rFonts w:hint="default" w:ascii="方正中等线简体" w:hAnsi="方正中等线简体" w:eastAsia="方正中等线简体" w:cs="方正中等线简体"/>
-          <w:sz w:val="22"/>
-          <w:lang w:val="en-US"/>
-        </w:rPr>
-        <w:t>1</w:t>
-      </w:r>
-      <w:r>
-        <w:rPr>
-          <w:rFonts w:hint="eastAsia" w:ascii="方正中等线简体" w:hAnsi="方正中等线简体" w:eastAsia="方正中等线简体" w:cs="方正中等线简体"/>
-          <w:sz w:val="22"/>
-        </w:rPr>
-        <w:t>、Qt 6、Qt Creator。</w:t>
+        <w:t>在局域网环境下，用户之间经常存在快速发送文本消息、传输小型文件和查看基本历史记录的需求。如果每次都依赖外部聊天软件或公网服务器，不仅需要账号登录和网络连接，还会增加部署和使用成本。因此，本项目面向同一局域网内的轻量级即时通信场景，重点解决局域网用户之间快速发现、直接通信和简单文件传输的问题。</w:t>
       </w:r>
     </w:p>
     <w:p>
       <w:pPr>
-        <w:spacing w:line="276" w:lineRule="auto"/>
-        <w:ind w:firstLine="420"/>
-        <w:rPr>
-          <w:rFonts w:hint="eastAsia" w:ascii="方正中等线简体" w:hAnsi="方正中等线简体" w:eastAsia="方正中等线简体" w:cs="方正中等线简体"/>
-        </w:rPr>
-      </w:pPr>
-      <w:r>
-        <w:rPr>
-          <w:rFonts w:hint="eastAsia" w:ascii="方正中等线简体" w:hAnsi="方正中等线简体" w:eastAsia="方正中等线简体" w:cs="方正中等线简体"/>
-          <w:sz w:val="22"/>
-        </w:rPr>
-        <w:t>第一阶段不做公网通信，不做账号服务器。</w:t>
-      </w:r>
-    </w:p>
-    <w:p>
-      <w:pPr>
-        <w:spacing w:line="276" w:lineRule="auto"/>
-        <w:ind w:firstLine="420"/>
-        <w:rPr>
-          <w:rFonts w:hint="eastAsia" w:ascii="方正中等线简体" w:hAnsi="方正中等线简体" w:eastAsia="方正中等线简体" w:cs="方正中等线简体"/>
-        </w:rPr>
-      </w:pPr>
-      <w:r>
-        <w:rPr>
-          <w:rFonts w:hint="eastAsia" w:ascii="方正中等线简体" w:hAnsi="方正中等线简体" w:eastAsia="方正中等线简体" w:cs="方正中等线简体"/>
-          <w:sz w:val="22"/>
-        </w:rPr>
-        <w:t>以两台电脑或本机为主要演示方式，确保没有复杂部署门槛。</w:t>
-      </w:r>
-    </w:p>
-    <w:p>
-      <w:pPr>
-        <w:spacing w:line="276" w:lineRule="auto"/>
-        <w:ind w:firstLine="420"/>
-        <w:rPr>
-          <w:rFonts w:hint="eastAsia" w:ascii="方正中等线简体" w:hAnsi="方正中等线简体" w:eastAsia="方正中等线简体" w:cs="方正中等线简体"/>
-        </w:rPr>
-      </w:pPr>
-      <w:r>
-        <w:rPr>
-          <w:rFonts w:hint="eastAsia" w:ascii="方正中等线简体" w:hAnsi="方正中等线简体" w:eastAsia="方正中等线简体" w:cs="方正中等线简体"/>
-          <w:b/>
-          <w:sz w:val="22"/>
-        </w:rPr>
-        <w:t>必要功能：</w:t>
-      </w:r>
-      <w:r>
-        <w:rPr>
-          <w:rFonts w:hint="eastAsia" w:ascii="方正中等线简体" w:hAnsi="方正中等线简体" w:eastAsia="方正中等线简体" w:cs="方正中等线简体"/>
-          <w:sz w:val="22"/>
-        </w:rPr>
-        <w:t>发现用户、收发消息、传小文件</w:t>
-      </w:r>
-    </w:p>
-    <w:p>
-      <w:pPr>
-        <w:spacing w:line="276" w:lineRule="auto"/>
-        <w:ind w:firstLine="420"/>
-        <w:rPr>
-          <w:rFonts w:hint="eastAsia" w:ascii="方正中等线简体" w:hAnsi="方正中等线简体" w:eastAsia="方正中等线简体" w:cs="方正中等线简体"/>
-        </w:rPr>
-      </w:pPr>
-      <w:r>
-        <w:rPr>
-          <w:rFonts w:hint="eastAsia" w:ascii="方正中等线简体" w:hAnsi="方正中等线简体" w:eastAsia="方正中等线简体" w:cs="方正中等线简体"/>
-          <w:b/>
-          <w:sz w:val="22"/>
-        </w:rPr>
-        <w:t>扩展功能：</w:t>
-      </w:r>
-      <w:r>
-        <w:rPr>
-          <w:rFonts w:hint="eastAsia" w:ascii="方正中等线简体" w:hAnsi="方正中等线简体" w:eastAsia="方正中等线简体" w:cs="方正中等线简体"/>
-          <w:sz w:val="22"/>
-        </w:rPr>
-        <w:t>界面美化、创建群聊。</w:t>
-      </w:r>
-    </w:p>
-    <w:p>
-      <w:pPr>
-        <w:pStyle w:val="3"/>
-        <w:keepNext/>
+        <w:pStyle w:val="30"/>
+        <w:keepNext w:val="0"/>
+        <w:keepLines w:val="0"/>
+        <w:widowControl/>
+        <w:suppressLineNumbers w:val="0"/>
         <w:rPr>
           <w:rFonts w:hint="eastAsia" w:ascii="方正中等线简体" w:hAnsi="方正中等线简体" w:eastAsia="方正中等线简体" w:cs="方正中等线简体"/>
           <w:color w:val="auto"/>
         </w:rPr>
       </w:pPr>
+      <w:bookmarkStart w:id="0" w:name="_GoBack"/>
+      <w:bookmarkEnd w:id="0"/>
       <w:r>
         <w:rPr>
           <w:rFonts w:hint="eastAsia" w:ascii="方正中等线简体" w:hAnsi="方正中等线简体" w:eastAsia="方正中等线简体" w:cs="方正中等线简体"/>
@@ -259,7 +184,7 @@
     </w:p>
     <w:tbl>
       <w:tblPr>
-        <w:tblStyle w:val="33"/>
+        <w:tblStyle w:val="34"/>
         <w:tblW w:w="0" w:type="auto"/>
         <w:jc w:val="center"/>
         <w:tblBorders>
@@ -797,7 +722,7 @@
     </w:p>
     <w:tbl>
       <w:tblPr>
-        <w:tblStyle w:val="33"/>
+        <w:tblStyle w:val="34"/>
         <w:tblW w:w="0" w:type="auto"/>
         <w:jc w:val="center"/>
         <w:tblBorders>
@@ -1554,7 +1479,7 @@
     </w:p>
     <w:tbl>
       <w:tblPr>
-        <w:tblStyle w:val="33"/>
+        <w:tblStyle w:val="34"/>
         <w:tblW w:w="0" w:type="auto"/>
         <w:jc w:val="center"/>
         <w:tblBorders>
@@ -1783,18 +1708,7 @@
                 <w:color w:val="000000"/>
                 <w:sz w:val="19"/>
               </w:rPr>
-              <w:t xml:space="preserve">建立 CMake + Qt/QML </w:t>
-            </w:r>
-            <w:bookmarkStart w:id="0" w:name="_GoBack"/>
-            <w:bookmarkEnd w:id="0"/>
-            <w:r>
-              <w:rPr>
-                <w:rFonts w:hint="eastAsia" w:ascii="方正中等线简体" w:hAnsi="方正中等线简体" w:eastAsia="方正中等线简体" w:cs="方正中等线简体"/>
-                <w:b w:val="0"/>
-                <w:color w:val="000000"/>
-                <w:sz w:val="19"/>
-              </w:rPr>
-              <w:t>骨架</w:t>
+              <w:t>建立 CMake + Qt/QML 骨架</w:t>
             </w:r>
           </w:p>
         </w:tc>
@@ -1963,12 +1877,6 @@
             <w:insideH w:val="single" w:color="A6A6A6" w:sz="6" w:space="0"/>
             <w:insideV w:val="single" w:color="A6A6A6" w:sz="6" w:space="0"/>
           </w:tblBorders>
-          <w:tblCellMar>
-            <w:top w:w="0" w:type="dxa"/>
-            <w:left w:w="108" w:type="dxa"/>
-            <w:bottom w:w="0" w:type="dxa"/>
-            <w:right w:w="108" w:type="dxa"/>
-          </w:tblCellMar>
         </w:tblPrEx>
         <w:trPr>
           <w:cantSplit/>
@@ -2529,7 +2437,7 @@
   <w:docDefaults>
     <w:rPrDefault>
       <w:rPr>
-        <w:rFonts w:asciiTheme="minorHAnsi" w:hAnsiTheme="minorHAnsi" w:eastAsiaTheme="minorEastAsia" w:cstheme="minorBidi"/>
+        <w:rFonts w:ascii="Times New Roman" w:hAnsi="Times New Roman" w:eastAsia="宋体" w:cs="Times New Roman"/>
       </w:rPr>
     </w:rPrDefault>
     <w:pPrDefault/>
@@ -2583,7 +2491,7 @@
     <w:lsdException w:uiPriority="99" w:semiHidden="0" w:name="macro"/>
     <w:lsdException w:uiPriority="99" w:name="toa heading"/>
     <w:lsdException w:qFormat="1" w:uiPriority="99" w:semiHidden="0" w:name="List"/>
-    <w:lsdException w:uiPriority="99" w:semiHidden="0" w:name="List Bullet"/>
+    <w:lsdException w:qFormat="1" w:uiPriority="99" w:semiHidden="0" w:name="List Bullet"/>
     <w:lsdException w:qFormat="1" w:uiPriority="99" w:semiHidden="0" w:name="List Number"/>
     <w:lsdException w:uiPriority="99" w:semiHidden="0" w:name="List 2"/>
     <w:lsdException w:qFormat="1" w:uiPriority="99" w:semiHidden="0" w:name="List 3"/>
@@ -2600,12 +2508,12 @@
     <w:lsdException w:qFormat="1" w:unhideWhenUsed="0" w:uiPriority="10" w:semiHidden="0" w:name="Title"/>
     <w:lsdException w:uiPriority="99" w:name="Closing"/>
     <w:lsdException w:uiPriority="99" w:name="Signature"/>
-    <w:lsdException w:uiPriority="1" w:name="Default Paragraph Font"/>
+    <w:lsdException w:qFormat="1" w:uiPriority="1" w:name="Default Paragraph Font"/>
     <w:lsdException w:uiPriority="99" w:semiHidden="0" w:name="Body Text"/>
     <w:lsdException w:uiPriority="99" w:name="Body Text Indent"/>
     <w:lsdException w:uiPriority="99" w:semiHidden="0" w:name="List Continue"/>
     <w:lsdException w:qFormat="1" w:uiPriority="99" w:semiHidden="0" w:name="List Continue 2"/>
-    <w:lsdException w:uiPriority="99" w:semiHidden="0" w:name="List Continue 3"/>
+    <w:lsdException w:qFormat="1" w:uiPriority="99" w:semiHidden="0" w:name="List Continue 3"/>
     <w:lsdException w:uiPriority="99" w:name="List Continue 4"/>
     <w:lsdException w:uiPriority="99" w:name="List Continue 5"/>
     <w:lsdException w:uiPriority="99" w:name="Message Header"/>
@@ -2616,7 +2524,7 @@
     <w:lsdException w:uiPriority="99" w:name="Body Text First Indent 2"/>
     <w:lsdException w:uiPriority="99" w:name="Note Heading"/>
     <w:lsdException w:uiPriority="99" w:semiHidden="0" w:name="Body Text 2"/>
-    <w:lsdException w:uiPriority="99" w:semiHidden="0" w:name="Body Text 3"/>
+    <w:lsdException w:qFormat="1" w:uiPriority="99" w:semiHidden="0" w:name="Body Text 3"/>
     <w:lsdException w:uiPriority="99" w:name="Body Text Indent 2"/>
     <w:lsdException w:uiPriority="99" w:name="Body Text Indent 3"/>
     <w:lsdException w:uiPriority="99" w:name="Block Text"/>
@@ -2683,14 +2591,14 @@
     <w:lsdException w:uiPriority="99" w:name="Table Web 2"/>
     <w:lsdException w:uiPriority="99" w:name="Table Web 3"/>
     <w:lsdException w:uiPriority="99" w:name="Balloon Text"/>
-    <w:lsdException w:unhideWhenUsed="0" w:uiPriority="59" w:semiHidden="0" w:name="Table Grid"/>
+    <w:lsdException w:qFormat="1" w:unhideWhenUsed="0" w:uiPriority="59" w:semiHidden="0" w:name="Table Grid"/>
     <w:lsdException w:uiPriority="99" w:name="Table Theme"/>
     <w:lsdException w:qFormat="1" w:unhideWhenUsed="0" w:uiPriority="1" w:semiHidden="0" w:name="No Spacing"/>
     <w:lsdException w:unhideWhenUsed="0" w:uiPriority="60" w:semiHidden="0" w:name="Light Shading"/>
     <w:lsdException w:unhideWhenUsed="0" w:uiPriority="61" w:semiHidden="0" w:name="Light List"/>
-    <w:lsdException w:unhideWhenUsed="0" w:uiPriority="62" w:semiHidden="0" w:name="Light Grid"/>
-    <w:lsdException w:unhideWhenUsed="0" w:uiPriority="63" w:semiHidden="0" w:name="Medium Shading 1"/>
-    <w:lsdException w:unhideWhenUsed="0" w:uiPriority="64" w:semiHidden="0" w:name="Medium Shading 2"/>
+    <w:lsdException w:qFormat="1" w:unhideWhenUsed="0" w:uiPriority="62" w:semiHidden="0" w:name="Light Grid"/>
+    <w:lsdException w:qFormat="1" w:unhideWhenUsed="0" w:uiPriority="63" w:semiHidden="0" w:name="Medium Shading 1"/>
+    <w:lsdException w:qFormat="1" w:unhideWhenUsed="0" w:uiPriority="64" w:semiHidden="0" w:name="Medium Shading 2"/>
     <w:lsdException w:qFormat="1" w:unhideWhenUsed="0" w:uiPriority="65" w:semiHidden="0" w:name="Medium List 1"/>
     <w:lsdException w:qFormat="1" w:unhideWhenUsed="0" w:uiPriority="66" w:semiHidden="0" w:name="Medium List 2"/>
     <w:lsdException w:unhideWhenUsed="0" w:uiPriority="67" w:semiHidden="0" w:name="Medium Grid 1"/>
@@ -2703,8 +2611,8 @@
     <w:lsdException w:unhideWhenUsed="0" w:uiPriority="60" w:semiHidden="0" w:name="Light Shading Accent 1"/>
     <w:lsdException w:unhideWhenUsed="0" w:uiPriority="61" w:semiHidden="0" w:name="Light List Accent 1"/>
     <w:lsdException w:unhideWhenUsed="0" w:uiPriority="62" w:semiHidden="0" w:name="Light Grid Accent 1"/>
-    <w:lsdException w:unhideWhenUsed="0" w:uiPriority="63" w:semiHidden="0" w:name="Medium Shading 1 Accent 1"/>
-    <w:lsdException w:unhideWhenUsed="0" w:uiPriority="64" w:semiHidden="0" w:name="Medium Shading 2 Accent 1"/>
+    <w:lsdException w:qFormat="1" w:unhideWhenUsed="0" w:uiPriority="63" w:semiHidden="0" w:name="Medium Shading 1 Accent 1"/>
+    <w:lsdException w:qFormat="1" w:unhideWhenUsed="0" w:uiPriority="64" w:semiHidden="0" w:name="Medium Shading 2 Accent 1"/>
     <w:lsdException w:qFormat="1" w:unhideWhenUsed="0" w:uiPriority="65" w:semiHidden="0" w:name="Medium List 1 Accent 1"/>
     <w:lsdException w:qFormat="1" w:unhideWhenUsed="0" w:uiPriority="34" w:semiHidden="0" w:name="List Paragraph"/>
     <w:lsdException w:qFormat="1" w:unhideWhenUsed="0" w:uiPriority="29" w:semiHidden="0" w:name="Quote"/>
@@ -2720,8 +2628,8 @@
     <w:lsdException w:unhideWhenUsed="0" w:uiPriority="60" w:semiHidden="0" w:name="Light Shading Accent 2"/>
     <w:lsdException w:qFormat="1" w:unhideWhenUsed="0" w:uiPriority="61" w:semiHidden="0" w:name="Light List Accent 2"/>
     <w:lsdException w:unhideWhenUsed="0" w:uiPriority="62" w:semiHidden="0" w:name="Light Grid Accent 2"/>
-    <w:lsdException w:unhideWhenUsed="0" w:uiPriority="63" w:semiHidden="0" w:name="Medium Shading 1 Accent 2"/>
-    <w:lsdException w:unhideWhenUsed="0" w:uiPriority="64" w:semiHidden="0" w:name="Medium Shading 2 Accent 2"/>
+    <w:lsdException w:qFormat="1" w:unhideWhenUsed="0" w:uiPriority="63" w:semiHidden="0" w:name="Medium Shading 1 Accent 2"/>
+    <w:lsdException w:qFormat="1" w:unhideWhenUsed="0" w:uiPriority="64" w:semiHidden="0" w:name="Medium Shading 2 Accent 2"/>
     <w:lsdException w:unhideWhenUsed="0" w:uiPriority="65" w:semiHidden="0" w:name="Medium List 1 Accent 2"/>
     <w:lsdException w:unhideWhenUsed="0" w:uiPriority="66" w:semiHidden="0" w:name="Medium List 2 Accent 2"/>
     <w:lsdException w:unhideWhenUsed="0" w:uiPriority="67" w:semiHidden="0" w:name="Medium Grid 1 Accent 2"/>
@@ -2731,11 +2639,11 @@
     <w:lsdException w:unhideWhenUsed="0" w:uiPriority="71" w:semiHidden="0" w:name="Colorful Shading Accent 2"/>
     <w:lsdException w:unhideWhenUsed="0" w:uiPriority="72" w:semiHidden="0" w:name="Colorful List Accent 2"/>
     <w:lsdException w:unhideWhenUsed="0" w:uiPriority="73" w:semiHidden="0" w:name="Colorful Grid Accent 2"/>
-    <w:lsdException w:unhideWhenUsed="0" w:uiPriority="60" w:semiHidden="0" w:name="Light Shading Accent 3"/>
+    <w:lsdException w:qFormat="1" w:unhideWhenUsed="0" w:uiPriority="60" w:semiHidden="0" w:name="Light Shading Accent 3"/>
     <w:lsdException w:unhideWhenUsed="0" w:uiPriority="61" w:semiHidden="0" w:name="Light List Accent 3"/>
     <w:lsdException w:unhideWhenUsed="0" w:uiPriority="62" w:semiHidden="0" w:name="Light Grid Accent 3"/>
-    <w:lsdException w:unhideWhenUsed="0" w:uiPriority="63" w:semiHidden="0" w:name="Medium Shading 1 Accent 3"/>
-    <w:lsdException w:unhideWhenUsed="0" w:uiPriority="64" w:semiHidden="0" w:name="Medium Shading 2 Accent 3"/>
+    <w:lsdException w:qFormat="1" w:unhideWhenUsed="0" w:uiPriority="63" w:semiHidden="0" w:name="Medium Shading 1 Accent 3"/>
+    <w:lsdException w:qFormat="1" w:unhideWhenUsed="0" w:uiPriority="64" w:semiHidden="0" w:name="Medium Shading 2 Accent 3"/>
     <w:lsdException w:unhideWhenUsed="0" w:uiPriority="65" w:semiHidden="0" w:name="Medium List 1 Accent 3"/>
     <w:lsdException w:unhideWhenUsed="0" w:uiPriority="66" w:semiHidden="0" w:name="Medium List 2 Accent 3"/>
     <w:lsdException w:unhideWhenUsed="0" w:uiPriority="67" w:semiHidden="0" w:name="Medium Grid 1 Accent 3"/>
@@ -2745,11 +2653,11 @@
     <w:lsdException w:unhideWhenUsed="0" w:uiPriority="71" w:semiHidden="0" w:name="Colorful Shading Accent 3"/>
     <w:lsdException w:unhideWhenUsed="0" w:uiPriority="72" w:semiHidden="0" w:name="Colorful List Accent 3"/>
     <w:lsdException w:qFormat="1" w:unhideWhenUsed="0" w:uiPriority="73" w:semiHidden="0" w:name="Colorful Grid Accent 3"/>
-    <w:lsdException w:unhideWhenUsed="0" w:uiPriority="60" w:semiHidden="0" w:name="Light Shading Accent 4"/>
+    <w:lsdException w:qFormat="1" w:unhideWhenUsed="0" w:uiPriority="60" w:semiHidden="0" w:name="Light Shading Accent 4"/>
     <w:lsdException w:qFormat="1" w:unhideWhenUsed="0" w:uiPriority="61" w:semiHidden="0" w:name="Light List Accent 4"/>
-    <w:lsdException w:unhideWhenUsed="0" w:uiPriority="62" w:semiHidden="0" w:name="Light Grid Accent 4"/>
-    <w:lsdException w:unhideWhenUsed="0" w:uiPriority="63" w:semiHidden="0" w:name="Medium Shading 1 Accent 4"/>
-    <w:lsdException w:unhideWhenUsed="0" w:uiPriority="64" w:semiHidden="0" w:name="Medium Shading 2 Accent 4"/>
+    <w:lsdException w:qFormat="1" w:unhideWhenUsed="0" w:uiPriority="62" w:semiHidden="0" w:name="Light Grid Accent 4"/>
+    <w:lsdException w:qFormat="1" w:unhideWhenUsed="0" w:uiPriority="63" w:semiHidden="0" w:name="Medium Shading 1 Accent 4"/>
+    <w:lsdException w:qFormat="1" w:unhideWhenUsed="0" w:uiPriority="64" w:semiHidden="0" w:name="Medium Shading 2 Accent 4"/>
     <w:lsdException w:unhideWhenUsed="0" w:uiPriority="65" w:semiHidden="0" w:name="Medium List 1 Accent 4"/>
     <w:lsdException w:unhideWhenUsed="0" w:uiPriority="66" w:semiHidden="0" w:name="Medium List 2 Accent 4"/>
     <w:lsdException w:unhideWhenUsed="0" w:uiPriority="67" w:semiHidden="0" w:name="Medium Grid 1 Accent 4"/>
@@ -2759,10 +2667,10 @@
     <w:lsdException w:unhideWhenUsed="0" w:uiPriority="71" w:semiHidden="0" w:name="Colorful Shading Accent 4"/>
     <w:lsdException w:unhideWhenUsed="0" w:uiPriority="72" w:semiHidden="0" w:name="Colorful List Accent 4"/>
     <w:lsdException w:qFormat="1" w:unhideWhenUsed="0" w:uiPriority="73" w:semiHidden="0" w:name="Colorful Grid Accent 4"/>
-    <w:lsdException w:unhideWhenUsed="0" w:uiPriority="60" w:semiHidden="0" w:name="Light Shading Accent 5"/>
-    <w:lsdException w:unhideWhenUsed="0" w:uiPriority="61" w:semiHidden="0" w:name="Light List Accent 5"/>
-    <w:lsdException w:unhideWhenUsed="0" w:uiPriority="62" w:semiHidden="0" w:name="Light Grid Accent 5"/>
-    <w:lsdException w:unhideWhenUsed="0" w:uiPriority="63" w:semiHidden="0" w:name="Medium Shading 1 Accent 5"/>
+    <w:lsdException w:qFormat="1" w:unhideWhenUsed="0" w:uiPriority="60" w:semiHidden="0" w:name="Light Shading Accent 5"/>
+    <w:lsdException w:qFormat="1" w:unhideWhenUsed="0" w:uiPriority="61" w:semiHidden="0" w:name="Light List Accent 5"/>
+    <w:lsdException w:qFormat="1" w:unhideWhenUsed="0" w:uiPriority="62" w:semiHidden="0" w:name="Light Grid Accent 5"/>
+    <w:lsdException w:qFormat="1" w:unhideWhenUsed="0" w:uiPriority="63" w:semiHidden="0" w:name="Medium Shading 1 Accent 5"/>
     <w:lsdException w:qFormat="1" w:unhideWhenUsed="0" w:uiPriority="64" w:semiHidden="0" w:name="Medium Shading 2 Accent 5"/>
     <w:lsdException w:qFormat="1" w:unhideWhenUsed="0" w:uiPriority="65" w:semiHidden="0" w:name="Medium List 1 Accent 5"/>
     <w:lsdException w:unhideWhenUsed="0" w:uiPriority="66" w:semiHidden="0" w:name="Medium List 2 Accent 5"/>
@@ -2774,10 +2682,10 @@
     <w:lsdException w:qFormat="1" w:unhideWhenUsed="0" w:uiPriority="72" w:semiHidden="0" w:name="Colorful List Accent 5"/>
     <w:lsdException w:qFormat="1" w:unhideWhenUsed="0" w:uiPriority="73" w:semiHidden="0" w:name="Colorful Grid Accent 5"/>
     <w:lsdException w:unhideWhenUsed="0" w:uiPriority="60" w:semiHidden="0" w:name="Light Shading Accent 6"/>
-    <w:lsdException w:unhideWhenUsed="0" w:uiPriority="61" w:semiHidden="0" w:name="Light List Accent 6"/>
-    <w:lsdException w:unhideWhenUsed="0" w:uiPriority="62" w:semiHidden="0" w:name="Light Grid Accent 6"/>
-    <w:lsdException w:unhideWhenUsed="0" w:uiPriority="63" w:semiHidden="0" w:name="Medium Shading 1 Accent 6"/>
-    <w:lsdException w:unhideWhenUsed="0" w:uiPriority="64" w:semiHidden="0" w:name="Medium Shading 2 Accent 6"/>
+    <w:lsdException w:qFormat="1" w:unhideWhenUsed="0" w:uiPriority="61" w:semiHidden="0" w:name="Light List Accent 6"/>
+    <w:lsdException w:qFormat="1" w:unhideWhenUsed="0" w:uiPriority="62" w:semiHidden="0" w:name="Light Grid Accent 6"/>
+    <w:lsdException w:qFormat="1" w:unhideWhenUsed="0" w:uiPriority="63" w:semiHidden="0" w:name="Medium Shading 1 Accent 6"/>
+    <w:lsdException w:qFormat="1" w:unhideWhenUsed="0" w:uiPriority="64" w:semiHidden="0" w:name="Medium Shading 2 Accent 6"/>
     <w:lsdException w:qFormat="1" w:unhideWhenUsed="0" w:uiPriority="65" w:semiHidden="0" w:name="Medium List 1 Accent 6"/>
     <w:lsdException w:unhideWhenUsed="0" w:uiPriority="66" w:semiHidden="0" w:name="Medium List 2 Accent 6"/>
     <w:lsdException w:qFormat="1" w:unhideWhenUsed="0" w:uiPriority="67" w:semiHidden="0" w:name="Medium Grid 1 Accent 6"/>
@@ -2806,7 +2714,7 @@
     <w:name w:val="heading 1"/>
     <w:basedOn w:val="1"/>
     <w:next w:val="1"/>
-    <w:link w:val="138"/>
+    <w:link w:val="139"/>
     <w:qFormat/>
     <w:uiPriority w:val="9"/>
     <w:pPr>
@@ -2828,7 +2736,7 @@
     <w:name w:val="heading 2"/>
     <w:basedOn w:val="1"/>
     <w:next w:val="1"/>
-    <w:link w:val="139"/>
+    <w:link w:val="140"/>
     <w:unhideWhenUsed/>
     <w:qFormat/>
     <w:uiPriority w:val="9"/>
@@ -2851,7 +2759,7 @@
     <w:name w:val="heading 3"/>
     <w:basedOn w:val="1"/>
     <w:next w:val="1"/>
-    <w:link w:val="140"/>
+    <w:link w:val="141"/>
     <w:unhideWhenUsed/>
     <w:qFormat/>
     <w:uiPriority w:val="9"/>
@@ -2873,7 +2781,7 @@
     <w:name w:val="heading 4"/>
     <w:basedOn w:val="1"/>
     <w:next w:val="1"/>
-    <w:link w:val="150"/>
+    <w:link w:val="151"/>
     <w:semiHidden/>
     <w:unhideWhenUsed/>
     <w:qFormat/>
@@ -2902,7 +2810,7 @@
     <w:name w:val="heading 5"/>
     <w:basedOn w:val="1"/>
     <w:next w:val="1"/>
-    <w:link w:val="151"/>
+    <w:link w:val="152"/>
     <w:semiHidden/>
     <w:unhideWhenUsed/>
     <w:qFormat/>
@@ -2922,7 +2830,7 @@
     <w:name w:val="heading 6"/>
     <w:basedOn w:val="1"/>
     <w:next w:val="1"/>
-    <w:link w:val="152"/>
+    <w:link w:val="153"/>
     <w:semiHidden/>
     <w:unhideWhenUsed/>
     <w:qFormat/>
@@ -2944,7 +2852,7 @@
     <w:name w:val="heading 7"/>
     <w:basedOn w:val="1"/>
     <w:next w:val="1"/>
-    <w:link w:val="153"/>
+    <w:link w:val="154"/>
     <w:semiHidden/>
     <w:unhideWhenUsed/>
     <w:qFormat/>
@@ -2974,7 +2882,7 @@
     <w:name w:val="heading 8"/>
     <w:basedOn w:val="1"/>
     <w:next w:val="1"/>
-    <w:link w:val="154"/>
+    <w:link w:val="155"/>
     <w:semiHidden/>
     <w:unhideWhenUsed/>
     <w:qFormat/>
@@ -3001,7 +2909,7 @@
     <w:name w:val="heading 9"/>
     <w:basedOn w:val="1"/>
     <w:next w:val="1"/>
-    <w:link w:val="155"/>
+    <w:link w:val="156"/>
     <w:semiHidden/>
     <w:unhideWhenUsed/>
     <w:qFormat/>
@@ -3029,13 +2937,14 @@
       </w14:textFill>
     </w:rPr>
   </w:style>
-  <w:style w:type="character" w:default="1" w:styleId="132">
+  <w:style w:type="character" w:default="1" w:styleId="133">
     <w:name w:val="Default Paragraph Font"/>
     <w:semiHidden/>
     <w:unhideWhenUsed/>
+    <w:qFormat/>
     <w:uiPriority w:val="1"/>
   </w:style>
-  <w:style w:type="table" w:default="1" w:styleId="32">
+  <w:style w:type="table" w:default="1" w:styleId="33">
     <w:name w:val="Normal Table"/>
     <w:semiHidden/>
     <w:unhideWhenUsed/>
@@ -3051,7 +2960,7 @@
   </w:style>
   <w:style w:type="paragraph" w:styleId="2">
     <w:name w:val="macro"/>
-    <w:link w:val="147"/>
+    <w:link w:val="148"/>
     <w:unhideWhenUsed/>
     <w:uiPriority w:val="99"/>
     <w:pPr>
@@ -3140,6 +3049,7 @@
     <w:name w:val="List Bullet"/>
     <w:basedOn w:val="1"/>
     <w:unhideWhenUsed/>
+    <w:qFormat/>
     <w:uiPriority w:val="99"/>
     <w:pPr>
       <w:numPr>
@@ -3152,8 +3062,9 @@
   <w:style w:type="paragraph" w:styleId="17">
     <w:name w:val="Body Text 3"/>
     <w:basedOn w:val="1"/>
-    <w:link w:val="146"/>
+    <w:link w:val="147"/>
     <w:unhideWhenUsed/>
+    <w:qFormat/>
     <w:uiPriority w:val="99"/>
     <w:pPr>
       <w:spacing w:after="120"/>
@@ -3179,7 +3090,7 @@
   <w:style w:type="paragraph" w:styleId="19">
     <w:name w:val="Body Text"/>
     <w:basedOn w:val="1"/>
-    <w:link w:val="144"/>
+    <w:link w:val="145"/>
     <w:unhideWhenUsed/>
     <w:uiPriority w:val="99"/>
     <w:pPr>
@@ -3236,6 +3147,21 @@
   <w:style w:type="paragraph" w:styleId="24">
     <w:name w:val="footer"/>
     <w:basedOn w:val="1"/>
+    <w:link w:val="137"/>
+    <w:unhideWhenUsed/>
+    <w:qFormat/>
+    <w:uiPriority w:val="99"/>
+    <w:pPr>
+      <w:tabs>
+        <w:tab w:val="center" w:pos="4680"/>
+        <w:tab w:val="right" w:pos="9360"/>
+      </w:tabs>
+      <w:spacing w:after="0" w:line="240" w:lineRule="auto"/>
+    </w:pPr>
+  </w:style>
+  <w:style w:type="paragraph" w:styleId="25">
+    <w:name w:val="header"/>
+    <w:basedOn w:val="1"/>
     <w:link w:val="136"/>
     <w:unhideWhenUsed/>
     <w:qFormat/>
@@ -3248,26 +3174,11 @@
       <w:spacing w:after="0" w:line="240" w:lineRule="auto"/>
     </w:pPr>
   </w:style>
-  <w:style w:type="paragraph" w:styleId="25">
-    <w:name w:val="header"/>
-    <w:basedOn w:val="1"/>
-    <w:link w:val="135"/>
-    <w:unhideWhenUsed/>
-    <w:qFormat/>
-    <w:uiPriority w:val="99"/>
-    <w:pPr>
-      <w:tabs>
-        <w:tab w:val="center" w:pos="4680"/>
-        <w:tab w:val="right" w:pos="9360"/>
-      </w:tabs>
-      <w:spacing w:after="0" w:line="240" w:lineRule="auto"/>
-    </w:pPr>
-  </w:style>
   <w:style w:type="paragraph" w:styleId="26">
     <w:name w:val="Subtitle"/>
     <w:basedOn w:val="1"/>
     <w:next w:val="1"/>
-    <w:link w:val="142"/>
+    <w:link w:val="143"/>
     <w:qFormat/>
     <w:uiPriority w:val="11"/>
     <w:rPr>
@@ -3299,7 +3210,7 @@
   <w:style w:type="paragraph" w:styleId="28">
     <w:name w:val="Body Text 2"/>
     <w:basedOn w:val="1"/>
-    <w:link w:val="145"/>
+    <w:link w:val="146"/>
     <w:unhideWhenUsed/>
     <w:uiPriority w:val="99"/>
     <w:pPr>
@@ -3319,9 +3230,27 @@
     </w:pPr>
   </w:style>
   <w:style w:type="paragraph" w:styleId="30">
+    <w:name w:val="Normal (Web)"/>
+    <w:basedOn w:val="1"/>
+    <w:semiHidden/>
+    <w:unhideWhenUsed/>
+    <w:uiPriority w:val="99"/>
+    <w:pPr>
+      <w:spacing w:before="0" w:beforeAutospacing="1" w:after="0" w:afterAutospacing="1"/>
+      <w:ind w:left="0" w:right="0"/>
+      <w:jc w:val="left"/>
+    </w:pPr>
+    <w:rPr>
+      <w:kern w:val="0"/>
+      <w:sz w:val="24"/>
+      <w:lang w:val="en-US" w:eastAsia="zh-CN" w:bidi="ar"/>
+    </w:rPr>
+  </w:style>
+  <w:style w:type="paragraph" w:styleId="31">
     <w:name w:val="List Continue 3"/>
     <w:basedOn w:val="1"/>
     <w:unhideWhenUsed/>
+    <w:qFormat/>
     <w:uiPriority w:val="99"/>
     <w:pPr>
       <w:spacing w:after="120"/>
@@ -3329,11 +3258,11 @@
       <w:contextualSpacing/>
     </w:pPr>
   </w:style>
-  <w:style w:type="paragraph" w:styleId="31">
+  <w:style w:type="paragraph" w:styleId="32">
     <w:name w:val="Title"/>
     <w:basedOn w:val="1"/>
     <w:next w:val="1"/>
-    <w:link w:val="141"/>
+    <w:link w:val="142"/>
     <w:qFormat/>
     <w:uiPriority w:val="10"/>
     <w:pPr>
@@ -3352,9 +3281,10 @@
       <w:szCs w:val="52"/>
     </w:rPr>
   </w:style>
-  <w:style w:type="table" w:styleId="33">
+  <w:style w:type="table" w:styleId="34">
     <w:name w:val="Table Grid"/>
-    <w:basedOn w:val="32"/>
+    <w:basedOn w:val="33"/>
+    <w:qFormat/>
     <w:uiPriority w:val="59"/>
     <w:pPr>
       <w:spacing w:after="0" w:line="240" w:lineRule="auto"/>
@@ -3376,9 +3306,9 @@
       </w:tblCellMar>
     </w:tblPr>
   </w:style>
-  <w:style w:type="table" w:styleId="34">
+  <w:style w:type="table" w:styleId="35">
     <w:name w:val="Light Shading"/>
-    <w:basedOn w:val="32"/>
+    <w:basedOn w:val="33"/>
     <w:uiPriority w:val="60"/>
     <w:pPr>
       <w:spacing w:after="0" w:line="240" w:lineRule="auto"/>
@@ -3475,9 +3405,9 @@
       </w:tcPr>
     </w:tblStylePr>
   </w:style>
-  <w:style w:type="table" w:styleId="35">
+  <w:style w:type="table" w:styleId="36">
     <w:name w:val="Light Shading Accent 1"/>
-    <w:basedOn w:val="32"/>
+    <w:basedOn w:val="33"/>
     <w:uiPriority w:val="60"/>
     <w:pPr>
       <w:spacing w:after="0" w:line="240" w:lineRule="auto"/>
@@ -3574,9 +3504,9 @@
       </w:tcPr>
     </w:tblStylePr>
   </w:style>
-  <w:style w:type="table" w:styleId="36">
+  <w:style w:type="table" w:styleId="37">
     <w:name w:val="Light Shading Accent 2"/>
-    <w:basedOn w:val="32"/>
+    <w:basedOn w:val="33"/>
     <w:uiPriority w:val="60"/>
     <w:pPr>
       <w:spacing w:after="0" w:line="240" w:lineRule="auto"/>
@@ -3673,9 +3603,10 @@
       </w:tcPr>
     </w:tblStylePr>
   </w:style>
-  <w:style w:type="table" w:styleId="37">
+  <w:style w:type="table" w:styleId="38">
     <w:name w:val="Light Shading Accent 3"/>
-    <w:basedOn w:val="32"/>
+    <w:basedOn w:val="33"/>
+    <w:qFormat/>
     <w:uiPriority w:val="60"/>
     <w:pPr>
       <w:spacing w:after="0" w:line="240" w:lineRule="auto"/>
@@ -3772,9 +3703,10 @@
       </w:tcPr>
     </w:tblStylePr>
   </w:style>
-  <w:style w:type="table" w:styleId="38">
+  <w:style w:type="table" w:styleId="39">
     <w:name w:val="Light Shading Accent 4"/>
-    <w:basedOn w:val="32"/>
+    <w:basedOn w:val="33"/>
+    <w:qFormat/>
     <w:uiPriority w:val="60"/>
     <w:pPr>
       <w:spacing w:after="0" w:line="240" w:lineRule="auto"/>
@@ -3871,9 +3803,10 @@
       </w:tcPr>
     </w:tblStylePr>
   </w:style>
-  <w:style w:type="table" w:styleId="39">
+  <w:style w:type="table" w:styleId="40">
     <w:name w:val="Light Shading Accent 5"/>
-    <w:basedOn w:val="32"/>
+    <w:basedOn w:val="33"/>
+    <w:qFormat/>
     <w:uiPriority w:val="60"/>
     <w:pPr>
       <w:spacing w:after="0" w:line="240" w:lineRule="auto"/>
@@ -3970,9 +3903,9 @@
       </w:tcPr>
     </w:tblStylePr>
   </w:style>
-  <w:style w:type="table" w:styleId="40">
+  <w:style w:type="table" w:styleId="41">
     <w:name w:val="Light Shading Accent 6"/>
-    <w:basedOn w:val="32"/>
+    <w:basedOn w:val="33"/>
     <w:uiPriority w:val="60"/>
     <w:pPr>
       <w:spacing w:after="0" w:line="240" w:lineRule="auto"/>
@@ -4069,9 +4002,9 @@
       </w:tcPr>
     </w:tblStylePr>
   </w:style>
-  <w:style w:type="table" w:styleId="41">
+  <w:style w:type="table" w:styleId="42">
     <w:name w:val="Light List"/>
-    <w:basedOn w:val="32"/>
+    <w:basedOn w:val="33"/>
     <w:uiPriority w:val="61"/>
     <w:pPr>
       <w:spacing w:after="0" w:line="240" w:lineRule="auto"/>
@@ -4162,9 +4095,9 @@
       </w:tcPr>
     </w:tblStylePr>
   </w:style>
-  <w:style w:type="table" w:styleId="42">
+  <w:style w:type="table" w:styleId="43">
     <w:name w:val="Light List Accent 1"/>
-    <w:basedOn w:val="32"/>
+    <w:basedOn w:val="33"/>
     <w:uiPriority w:val="61"/>
     <w:pPr>
       <w:spacing w:after="0" w:line="240" w:lineRule="auto"/>
@@ -4255,9 +4188,9 @@
       </w:tcPr>
     </w:tblStylePr>
   </w:style>
-  <w:style w:type="table" w:styleId="43">
+  <w:style w:type="table" w:styleId="44">
     <w:name w:val="Light List Accent 2"/>
-    <w:basedOn w:val="32"/>
+    <w:basedOn w:val="33"/>
     <w:qFormat/>
     <w:uiPriority w:val="61"/>
     <w:pPr>
@@ -4349,9 +4282,9 @@
       </w:tcPr>
     </w:tblStylePr>
   </w:style>
-  <w:style w:type="table" w:styleId="44">
+  <w:style w:type="table" w:styleId="45">
     <w:name w:val="Light List Accent 3"/>
-    <w:basedOn w:val="32"/>
+    <w:basedOn w:val="33"/>
     <w:uiPriority w:val="61"/>
     <w:pPr>
       <w:spacing w:after="0" w:line="240" w:lineRule="auto"/>
@@ -4442,9 +4375,9 @@
       </w:tcPr>
     </w:tblStylePr>
   </w:style>
-  <w:style w:type="table" w:styleId="45">
+  <w:style w:type="table" w:styleId="46">
     <w:name w:val="Light List Accent 4"/>
-    <w:basedOn w:val="32"/>
+    <w:basedOn w:val="33"/>
     <w:qFormat/>
     <w:uiPriority w:val="61"/>
     <w:pPr>
@@ -4536,9 +4469,10 @@
       </w:tcPr>
     </w:tblStylePr>
   </w:style>
-  <w:style w:type="table" w:styleId="46">
+  <w:style w:type="table" w:styleId="47">
     <w:name w:val="Light List Accent 5"/>
-    <w:basedOn w:val="32"/>
+    <w:basedOn w:val="33"/>
+    <w:qFormat/>
     <w:uiPriority w:val="61"/>
     <w:pPr>
       <w:spacing w:after="0" w:line="240" w:lineRule="auto"/>
@@ -4629,9 +4563,10 @@
       </w:tcPr>
     </w:tblStylePr>
   </w:style>
-  <w:style w:type="table" w:styleId="47">
+  <w:style w:type="table" w:styleId="48">
     <w:name w:val="Light List Accent 6"/>
-    <w:basedOn w:val="32"/>
+    <w:basedOn w:val="33"/>
+    <w:qFormat/>
     <w:uiPriority w:val="61"/>
     <w:pPr>
       <w:spacing w:after="0" w:line="240" w:lineRule="auto"/>
@@ -4722,9 +4657,10 @@
       </w:tcPr>
     </w:tblStylePr>
   </w:style>
-  <w:style w:type="table" w:styleId="48">
+  <w:style w:type="table" w:styleId="49">
     <w:name w:val="Light Grid"/>
-    <w:basedOn w:val="32"/>
+    <w:basedOn w:val="33"/>
+    <w:qFormat/>
     <w:uiPriority w:val="62"/>
     <w:pPr>
       <w:spacing w:after="0" w:line="240" w:lineRule="auto"/>
@@ -4848,9 +4784,9 @@
       </w:tcPr>
     </w:tblStylePr>
   </w:style>
-  <w:style w:type="table" w:styleId="49">
+  <w:style w:type="table" w:styleId="50">
     <w:name w:val="Light Grid Accent 1"/>
-    <w:basedOn w:val="32"/>
+    <w:basedOn w:val="33"/>
     <w:uiPriority w:val="62"/>
     <w:pPr>
       <w:spacing w:after="0" w:line="240" w:lineRule="auto"/>
@@ -4974,9 +4910,9 @@
       </w:tcPr>
     </w:tblStylePr>
   </w:style>
-  <w:style w:type="table" w:styleId="50">
+  <w:style w:type="table" w:styleId="51">
     <w:name w:val="Light Grid Accent 2"/>
-    <w:basedOn w:val="32"/>
+    <w:basedOn w:val="33"/>
     <w:uiPriority w:val="62"/>
     <w:pPr>
       <w:spacing w:after="0" w:line="240" w:lineRule="auto"/>
@@ -5100,9 +5036,9 @@
       </w:tcPr>
     </w:tblStylePr>
   </w:style>
-  <w:style w:type="table" w:styleId="51">
+  <w:style w:type="table" w:styleId="52">
     <w:name w:val="Light Grid Accent 3"/>
-    <w:basedOn w:val="32"/>
+    <w:basedOn w:val="33"/>
     <w:uiPriority w:val="62"/>
     <w:pPr>
       <w:spacing w:after="0" w:line="240" w:lineRule="auto"/>
@@ -5226,9 +5162,10 @@
       </w:tcPr>
     </w:tblStylePr>
   </w:style>
-  <w:style w:type="table" w:styleId="52">
+  <w:style w:type="table" w:styleId="53">
     <w:name w:val="Light Grid Accent 4"/>
-    <w:basedOn w:val="32"/>
+    <w:basedOn w:val="33"/>
+    <w:qFormat/>
     <w:uiPriority w:val="62"/>
     <w:pPr>
       <w:spacing w:after="0" w:line="240" w:lineRule="auto"/>
@@ -5352,9 +5289,10 @@
       </w:tcPr>
     </w:tblStylePr>
   </w:style>
-  <w:style w:type="table" w:styleId="53">
+  <w:style w:type="table" w:styleId="54">
     <w:name w:val="Light Grid Accent 5"/>
-    <w:basedOn w:val="32"/>
+    <w:basedOn w:val="33"/>
+    <w:qFormat/>
     <w:uiPriority w:val="62"/>
     <w:pPr>
       <w:spacing w:after="0" w:line="240" w:lineRule="auto"/>
@@ -5478,9 +5416,10 @@
       </w:tcPr>
     </w:tblStylePr>
   </w:style>
-  <w:style w:type="table" w:styleId="54">
+  <w:style w:type="table" w:styleId="55">
     <w:name w:val="Light Grid Accent 6"/>
-    <w:basedOn w:val="32"/>
+    <w:basedOn w:val="33"/>
+    <w:qFormat/>
     <w:uiPriority w:val="62"/>
     <w:pPr>
       <w:spacing w:after="0" w:line="240" w:lineRule="auto"/>
@@ -5604,9 +5543,10 @@
       </w:tcPr>
     </w:tblStylePr>
   </w:style>
-  <w:style w:type="table" w:styleId="55">
+  <w:style w:type="table" w:styleId="56">
     <w:name w:val="Medium Shading 1"/>
-    <w:basedOn w:val="32"/>
+    <w:basedOn w:val="33"/>
+    <w:qFormat/>
     <w:uiPriority w:val="63"/>
     <w:pPr>
       <w:spacing w:after="0" w:line="240" w:lineRule="auto"/>
@@ -5711,9 +5651,10 @@
       </w:tcPr>
     </w:tblStylePr>
   </w:style>
-  <w:style w:type="table" w:styleId="56">
+  <w:style w:type="table" w:styleId="57">
     <w:name w:val="Medium Shading 1 Accent 1"/>
-    <w:basedOn w:val="32"/>
+    <w:basedOn w:val="33"/>
+    <w:qFormat/>
     <w:uiPriority w:val="63"/>
     <w:pPr>
       <w:spacing w:after="0" w:line="240" w:lineRule="auto"/>
@@ -5818,9 +5759,10 @@
       </w:tcPr>
     </w:tblStylePr>
   </w:style>
-  <w:style w:type="table" w:styleId="57">
+  <w:style w:type="table" w:styleId="58">
     <w:name w:val="Medium Shading 1 Accent 2"/>
-    <w:basedOn w:val="32"/>
+    <w:basedOn w:val="33"/>
+    <w:qFormat/>
     <w:uiPriority w:val="63"/>
     <w:pPr>
       <w:spacing w:after="0" w:line="240" w:lineRule="auto"/>
@@ -5925,9 +5867,10 @@
       </w:tcPr>
     </w:tblStylePr>
   </w:style>
-  <w:style w:type="table" w:styleId="58">
+  <w:style w:type="table" w:styleId="59">
     <w:name w:val="Medium Shading 1 Accent 3"/>
-    <w:basedOn w:val="32"/>
+    <w:basedOn w:val="33"/>
+    <w:qFormat/>
     <w:uiPriority w:val="63"/>
     <w:pPr>
       <w:spacing w:after="0" w:line="240" w:lineRule="auto"/>
@@ -6032,9 +5975,10 @@
       </w:tcPr>
     </w:tblStylePr>
   </w:style>
-  <w:style w:type="table" w:styleId="59">
+  <w:style w:type="table" w:styleId="60">
     <w:name w:val="Medium Shading 1 Accent 4"/>
-    <w:basedOn w:val="32"/>
+    <w:basedOn w:val="33"/>
+    <w:qFormat/>
     <w:uiPriority w:val="63"/>
     <w:pPr>
       <w:spacing w:after="0" w:line="240" w:lineRule="auto"/>
@@ -6139,9 +6083,10 @@
       </w:tcPr>
     </w:tblStylePr>
   </w:style>
-  <w:style w:type="table" w:styleId="60">
+  <w:style w:type="table" w:styleId="61">
     <w:name w:val="Medium Shading 1 Accent 5"/>
-    <w:basedOn w:val="32"/>
+    <w:basedOn w:val="33"/>
+    <w:qFormat/>
     <w:uiPriority w:val="63"/>
     <w:pPr>
       <w:spacing w:after="0" w:line="240" w:lineRule="auto"/>
@@ -6246,9 +6191,10 @@
       </w:tcPr>
     </w:tblStylePr>
   </w:style>
-  <w:style w:type="table" w:styleId="61">
+  <w:style w:type="table" w:styleId="62">
     <w:name w:val="Medium Shading 1 Accent 6"/>
-    <w:basedOn w:val="32"/>
+    <w:basedOn w:val="33"/>
+    <w:qFormat/>
     <w:uiPriority w:val="63"/>
     <w:pPr>
       <w:spacing w:after="0" w:line="240" w:lineRule="auto"/>
@@ -6353,834 +6299,9 @@
       </w:tcPr>
     </w:tblStylePr>
   </w:style>
-  <w:style w:type="table" w:styleId="62">
+  <w:style w:type="table" w:styleId="63">
     <w:name w:val="Medium Shading 2"/>
-    <w:basedOn w:val="32"/>
-    <w:uiPriority w:val="64"/>
-    <w:pPr>
-      <w:spacing w:after="0" w:line="240" w:lineRule="auto"/>
-    </w:pPr>
-    <w:tblPr>
-      <w:tblBorders>
-        <w:top w:val="single" w:color="auto" w:sz="18" w:space="0"/>
-        <w:bottom w:val="single" w:color="auto" w:sz="18" w:space="0"/>
-      </w:tblBorders>
-      <w:tblCellMar>
-        <w:top w:w="0" w:type="dxa"/>
-        <w:left w:w="108" w:type="dxa"/>
-        <w:bottom w:w="0" w:type="dxa"/>
-        <w:right w:w="108" w:type="dxa"/>
-      </w:tblCellMar>
-    </w:tblPr>
-    <w:tblStylePr w:type="firstRow">
-      <w:pPr>
-        <w:spacing w:before="0" w:after="0" w:line="240" w:lineRule="auto"/>
-      </w:pPr>
-      <w:rPr>
-        <w:b/>
-        <w:bCs/>
-        <w:color w:val="FFFFFF" w:themeColor="background1"/>
-        <w14:textFill>
-          <w14:solidFill>
-            <w14:schemeClr w14:val="bg1"/>
-          </w14:solidFill>
-        </w14:textFill>
-      </w:rPr>
-      <w:tblPr/>
-      <w:tcPr>
-        <w:tcBorders>
-          <w:top w:val="single" w:color="auto" w:sz="18" w:space="0"/>
-          <w:left w:val="nil"/>
-          <w:bottom w:val="single" w:color="auto" w:sz="18" w:space="0"/>
-          <w:right w:val="nil"/>
-          <w:insideH w:val="nil"/>
-          <w:insideV w:val="nil"/>
-        </w:tcBorders>
-        <w:shd w:val="clear" w:color="auto" w:fill="000000" w:themeFill="text1"/>
-      </w:tcPr>
-    </w:tblStylePr>
-    <w:tblStylePr w:type="lastRow">
-      <w:pPr>
-        <w:spacing w:before="0" w:after="0" w:line="240" w:lineRule="auto"/>
-      </w:pPr>
-      <w:rPr>
-        <w:color w:val="auto"/>
-      </w:rPr>
-      <w:tblPr/>
-      <w:tcPr>
-        <w:tcBorders>
-          <w:top w:val="double" w:color="auto" w:sz="6" w:space="0"/>
-          <w:left w:val="nil"/>
-          <w:bottom w:val="single" w:color="auto" w:sz="18" w:space="0"/>
-          <w:right w:val="nil"/>
-          <w:insideH w:val="nil"/>
-          <w:insideV w:val="nil"/>
-        </w:tcBorders>
-        <w:shd w:val="clear" w:color="auto" w:fill="FFFFFF" w:themeFill="background1"/>
-      </w:tcPr>
-    </w:tblStylePr>
-    <w:tblStylePr w:type="firstCol">
-      <w:rPr>
-        <w:b/>
-        <w:bCs/>
-        <w:color w:val="FFFFFF" w:themeColor="background1"/>
-        <w14:textFill>
-          <w14:solidFill>
-            <w14:schemeClr w14:val="bg1"/>
-          </w14:solidFill>
-        </w14:textFill>
-      </w:rPr>
-      <w:tblPr/>
-      <w:tcPr>
-        <w:tcBorders>
-          <w:top w:val="nil"/>
-          <w:left w:val="nil"/>
-          <w:bottom w:val="single" w:color="auto" w:sz="18" w:space="0"/>
-          <w:right w:val="nil"/>
-          <w:insideH w:val="nil"/>
-          <w:insideV w:val="nil"/>
-        </w:tcBorders>
-        <w:shd w:val="clear" w:color="auto" w:fill="000000" w:themeFill="text1"/>
-      </w:tcPr>
-    </w:tblStylePr>
-    <w:tblStylePr w:type="lastCol">
-      <w:rPr>
-        <w:b/>
-        <w:bCs/>
-        <w:color w:val="FFFFFF" w:themeColor="background1"/>
-        <w14:textFill>
-          <w14:solidFill>
-            <w14:schemeClr w14:val="bg1"/>
-          </w14:solidFill>
-        </w14:textFill>
-      </w:rPr>
-      <w:tblPr/>
-      <w:tcPr>
-        <w:tcBorders>
-          <w:left w:val="nil"/>
-          <w:right w:val="nil"/>
-          <w:insideH w:val="nil"/>
-          <w:insideV w:val="nil"/>
-        </w:tcBorders>
-        <w:shd w:val="clear" w:color="auto" w:fill="000000" w:themeFill="text1"/>
-      </w:tcPr>
-    </w:tblStylePr>
-    <w:tblStylePr w:type="band1Vert">
-      <w:tblPr/>
-      <w:tcPr>
-        <w:tcBorders>
-          <w:left w:val="nil"/>
-          <w:right w:val="nil"/>
-          <w:insideH w:val="nil"/>
-          <w:insideV w:val="nil"/>
-        </w:tcBorders>
-        <w:shd w:val="clear" w:color="auto" w:fill="D7D7D7" w:themeFill="background1" w:themeFillShade="D8"/>
-      </w:tcPr>
-    </w:tblStylePr>
-    <w:tblStylePr w:type="band1Horz">
-      <w:tblPr/>
-      <w:tcPr>
-        <w:shd w:val="clear" w:color="auto" w:fill="D7D7D7" w:themeFill="background1" w:themeFillShade="D8"/>
-      </w:tcPr>
-    </w:tblStylePr>
-    <w:tblStylePr w:type="neCell">
-      <w:tblPr/>
-      <w:tcPr>
-        <w:tcBorders>
-          <w:top w:val="single" w:color="auto" w:sz="18" w:space="0"/>
-          <w:left w:val="nil"/>
-          <w:bottom w:val="single" w:color="auto" w:sz="18" w:space="0"/>
-          <w:right w:val="nil"/>
-          <w:insideH w:val="nil"/>
-          <w:insideV w:val="nil"/>
-        </w:tcBorders>
-      </w:tcPr>
-    </w:tblStylePr>
-    <w:tblStylePr w:type="nwCell">
-      <w:rPr>
-        <w:color w:val="FFFFFF" w:themeColor="background1"/>
-        <w14:textFill>
-          <w14:solidFill>
-            <w14:schemeClr w14:val="bg1"/>
-          </w14:solidFill>
-        </w14:textFill>
-      </w:rPr>
-      <w:tblPr/>
-      <w:tcPr>
-        <w:tcBorders>
-          <w:top w:val="single" w:color="auto" w:sz="18" w:space="0"/>
-          <w:left w:val="nil"/>
-          <w:bottom w:val="single" w:color="auto" w:sz="18" w:space="0"/>
-          <w:right w:val="nil"/>
-          <w:insideH w:val="nil"/>
-          <w:insideV w:val="nil"/>
-        </w:tcBorders>
-      </w:tcPr>
-    </w:tblStylePr>
-  </w:style>
-  <w:style w:type="table" w:styleId="63">
-    <w:name w:val="Medium Shading 2 Accent 1"/>
-    <w:basedOn w:val="32"/>
-    <w:uiPriority w:val="64"/>
-    <w:pPr>
-      <w:spacing w:after="0" w:line="240" w:lineRule="auto"/>
-    </w:pPr>
-    <w:tblPr>
-      <w:tblBorders>
-        <w:top w:val="single" w:color="auto" w:sz="18" w:space="0"/>
-        <w:bottom w:val="single" w:color="auto" w:sz="18" w:space="0"/>
-      </w:tblBorders>
-      <w:tblCellMar>
-        <w:top w:w="0" w:type="dxa"/>
-        <w:left w:w="108" w:type="dxa"/>
-        <w:bottom w:w="0" w:type="dxa"/>
-        <w:right w:w="108" w:type="dxa"/>
-      </w:tblCellMar>
-    </w:tblPr>
-    <w:tblStylePr w:type="firstRow">
-      <w:pPr>
-        <w:spacing w:before="0" w:after="0" w:line="240" w:lineRule="auto"/>
-      </w:pPr>
-      <w:rPr>
-        <w:b/>
-        <w:bCs/>
-        <w:color w:val="FFFFFF" w:themeColor="background1"/>
-        <w14:textFill>
-          <w14:solidFill>
-            <w14:schemeClr w14:val="bg1"/>
-          </w14:solidFill>
-        </w14:textFill>
-      </w:rPr>
-      <w:tblPr/>
-      <w:tcPr>
-        <w:tcBorders>
-          <w:top w:val="single" w:color="auto" w:sz="18" w:space="0"/>
-          <w:left w:val="nil"/>
-          <w:bottom w:val="single" w:color="auto" w:sz="18" w:space="0"/>
-          <w:right w:val="nil"/>
-          <w:insideH w:val="nil"/>
-          <w:insideV w:val="nil"/>
-        </w:tcBorders>
-        <w:shd w:val="clear" w:color="auto" w:fill="4F81BD" w:themeFill="accent1"/>
-      </w:tcPr>
-    </w:tblStylePr>
-    <w:tblStylePr w:type="lastRow">
-      <w:pPr>
-        <w:spacing w:before="0" w:after="0" w:line="240" w:lineRule="auto"/>
-      </w:pPr>
-      <w:rPr>
-        <w:color w:val="auto"/>
-      </w:rPr>
-      <w:tblPr/>
-      <w:tcPr>
-        <w:tcBorders>
-          <w:top w:val="double" w:color="auto" w:sz="6" w:space="0"/>
-          <w:left w:val="nil"/>
-          <w:bottom w:val="single" w:color="auto" w:sz="18" w:space="0"/>
-          <w:right w:val="nil"/>
-          <w:insideH w:val="nil"/>
-          <w:insideV w:val="nil"/>
-        </w:tcBorders>
-        <w:shd w:val="clear" w:color="auto" w:fill="FFFFFF" w:themeFill="background1"/>
-      </w:tcPr>
-    </w:tblStylePr>
-    <w:tblStylePr w:type="firstCol">
-      <w:rPr>
-        <w:b/>
-        <w:bCs/>
-        <w:color w:val="FFFFFF" w:themeColor="background1"/>
-        <w14:textFill>
-          <w14:solidFill>
-            <w14:schemeClr w14:val="bg1"/>
-          </w14:solidFill>
-        </w14:textFill>
-      </w:rPr>
-      <w:tblPr/>
-      <w:tcPr>
-        <w:tcBorders>
-          <w:top w:val="nil"/>
-          <w:left w:val="nil"/>
-          <w:bottom w:val="single" w:color="auto" w:sz="18" w:space="0"/>
-          <w:right w:val="nil"/>
-          <w:insideH w:val="nil"/>
-          <w:insideV w:val="nil"/>
-        </w:tcBorders>
-        <w:shd w:val="clear" w:color="auto" w:fill="4F81BD" w:themeFill="accent1"/>
-      </w:tcPr>
-    </w:tblStylePr>
-    <w:tblStylePr w:type="lastCol">
-      <w:rPr>
-        <w:b/>
-        <w:bCs/>
-        <w:color w:val="FFFFFF" w:themeColor="background1"/>
-        <w14:textFill>
-          <w14:solidFill>
-            <w14:schemeClr w14:val="bg1"/>
-          </w14:solidFill>
-        </w14:textFill>
-      </w:rPr>
-      <w:tblPr/>
-      <w:tcPr>
-        <w:tcBorders>
-          <w:left w:val="nil"/>
-          <w:right w:val="nil"/>
-          <w:insideH w:val="nil"/>
-          <w:insideV w:val="nil"/>
-        </w:tcBorders>
-        <w:shd w:val="clear" w:color="auto" w:fill="4F81BD" w:themeFill="accent1"/>
-      </w:tcPr>
-    </w:tblStylePr>
-    <w:tblStylePr w:type="band1Vert">
-      <w:tblPr/>
-      <w:tcPr>
-        <w:tcBorders>
-          <w:left w:val="nil"/>
-          <w:right w:val="nil"/>
-          <w:insideH w:val="nil"/>
-          <w:insideV w:val="nil"/>
-        </w:tcBorders>
-        <w:shd w:val="clear" w:color="auto" w:fill="D7D7D7" w:themeFill="background1" w:themeFillShade="D8"/>
-      </w:tcPr>
-    </w:tblStylePr>
-    <w:tblStylePr w:type="band1Horz">
-      <w:tblPr/>
-      <w:tcPr>
-        <w:shd w:val="clear" w:color="auto" w:fill="D7D7D7" w:themeFill="background1" w:themeFillShade="D8"/>
-      </w:tcPr>
-    </w:tblStylePr>
-    <w:tblStylePr w:type="neCell">
-      <w:tblPr/>
-      <w:tcPr>
-        <w:tcBorders>
-          <w:top w:val="single" w:color="auto" w:sz="18" w:space="0"/>
-          <w:left w:val="nil"/>
-          <w:bottom w:val="single" w:color="auto" w:sz="18" w:space="0"/>
-          <w:right w:val="nil"/>
-          <w:insideH w:val="nil"/>
-          <w:insideV w:val="nil"/>
-        </w:tcBorders>
-      </w:tcPr>
-    </w:tblStylePr>
-    <w:tblStylePr w:type="nwCell">
-      <w:rPr>
-        <w:color w:val="FFFFFF" w:themeColor="background1"/>
-        <w14:textFill>
-          <w14:solidFill>
-            <w14:schemeClr w14:val="bg1"/>
-          </w14:solidFill>
-        </w14:textFill>
-      </w:rPr>
-      <w:tblPr/>
-      <w:tcPr>
-        <w:tcBorders>
-          <w:top w:val="single" w:color="auto" w:sz="18" w:space="0"/>
-          <w:left w:val="nil"/>
-          <w:bottom w:val="single" w:color="auto" w:sz="18" w:space="0"/>
-          <w:right w:val="nil"/>
-          <w:insideH w:val="nil"/>
-          <w:insideV w:val="nil"/>
-        </w:tcBorders>
-      </w:tcPr>
-    </w:tblStylePr>
-  </w:style>
-  <w:style w:type="table" w:styleId="64">
-    <w:name w:val="Medium Shading 2 Accent 2"/>
-    <w:basedOn w:val="32"/>
-    <w:uiPriority w:val="64"/>
-    <w:pPr>
-      <w:spacing w:after="0" w:line="240" w:lineRule="auto"/>
-    </w:pPr>
-    <w:tblPr>
-      <w:tblBorders>
-        <w:top w:val="single" w:color="auto" w:sz="18" w:space="0"/>
-        <w:bottom w:val="single" w:color="auto" w:sz="18" w:space="0"/>
-      </w:tblBorders>
-      <w:tblCellMar>
-        <w:top w:w="0" w:type="dxa"/>
-        <w:left w:w="108" w:type="dxa"/>
-        <w:bottom w:w="0" w:type="dxa"/>
-        <w:right w:w="108" w:type="dxa"/>
-      </w:tblCellMar>
-    </w:tblPr>
-    <w:tblStylePr w:type="firstRow">
-      <w:pPr>
-        <w:spacing w:before="0" w:after="0" w:line="240" w:lineRule="auto"/>
-      </w:pPr>
-      <w:rPr>
-        <w:b/>
-        <w:bCs/>
-        <w:color w:val="FFFFFF" w:themeColor="background1"/>
-        <w14:textFill>
-          <w14:solidFill>
-            <w14:schemeClr w14:val="bg1"/>
-          </w14:solidFill>
-        </w14:textFill>
-      </w:rPr>
-      <w:tblPr/>
-      <w:tcPr>
-        <w:tcBorders>
-          <w:top w:val="single" w:color="auto" w:sz="18" w:space="0"/>
-          <w:left w:val="nil"/>
-          <w:bottom w:val="single" w:color="auto" w:sz="18" w:space="0"/>
-          <w:right w:val="nil"/>
-          <w:insideH w:val="nil"/>
-          <w:insideV w:val="nil"/>
-        </w:tcBorders>
-        <w:shd w:val="clear" w:color="auto" w:fill="C0504D" w:themeFill="accent2"/>
-      </w:tcPr>
-    </w:tblStylePr>
-    <w:tblStylePr w:type="lastRow">
-      <w:pPr>
-        <w:spacing w:before="0" w:after="0" w:line="240" w:lineRule="auto"/>
-      </w:pPr>
-      <w:rPr>
-        <w:color w:val="auto"/>
-      </w:rPr>
-      <w:tblPr/>
-      <w:tcPr>
-        <w:tcBorders>
-          <w:top w:val="double" w:color="auto" w:sz="6" w:space="0"/>
-          <w:left w:val="nil"/>
-          <w:bottom w:val="single" w:color="auto" w:sz="18" w:space="0"/>
-          <w:right w:val="nil"/>
-          <w:insideH w:val="nil"/>
-          <w:insideV w:val="nil"/>
-        </w:tcBorders>
-        <w:shd w:val="clear" w:color="auto" w:fill="FFFFFF" w:themeFill="background1"/>
-      </w:tcPr>
-    </w:tblStylePr>
-    <w:tblStylePr w:type="firstCol">
-      <w:rPr>
-        <w:b/>
-        <w:bCs/>
-        <w:color w:val="FFFFFF" w:themeColor="background1"/>
-        <w14:textFill>
-          <w14:solidFill>
-            <w14:schemeClr w14:val="bg1"/>
-          </w14:solidFill>
-        </w14:textFill>
-      </w:rPr>
-      <w:tblPr/>
-      <w:tcPr>
-        <w:tcBorders>
-          <w:top w:val="nil"/>
-          <w:left w:val="nil"/>
-          <w:bottom w:val="single" w:color="auto" w:sz="18" w:space="0"/>
-          <w:right w:val="nil"/>
-          <w:insideH w:val="nil"/>
-          <w:insideV w:val="nil"/>
-        </w:tcBorders>
-        <w:shd w:val="clear" w:color="auto" w:fill="C0504D" w:themeFill="accent2"/>
-      </w:tcPr>
-    </w:tblStylePr>
-    <w:tblStylePr w:type="lastCol">
-      <w:rPr>
-        <w:b/>
-        <w:bCs/>
-        <w:color w:val="FFFFFF" w:themeColor="background1"/>
-        <w14:textFill>
-          <w14:solidFill>
-            <w14:schemeClr w14:val="bg1"/>
-          </w14:solidFill>
-        </w14:textFill>
-      </w:rPr>
-      <w:tblPr/>
-      <w:tcPr>
-        <w:tcBorders>
-          <w:left w:val="nil"/>
-          <w:right w:val="nil"/>
-          <w:insideH w:val="nil"/>
-          <w:insideV w:val="nil"/>
-        </w:tcBorders>
-        <w:shd w:val="clear" w:color="auto" w:fill="C0504D" w:themeFill="accent2"/>
-      </w:tcPr>
-    </w:tblStylePr>
-    <w:tblStylePr w:type="band1Vert">
-      <w:tblPr/>
-      <w:tcPr>
-        <w:tcBorders>
-          <w:left w:val="nil"/>
-          <w:right w:val="nil"/>
-          <w:insideH w:val="nil"/>
-          <w:insideV w:val="nil"/>
-        </w:tcBorders>
-        <w:shd w:val="clear" w:color="auto" w:fill="D7D7D7" w:themeFill="background1" w:themeFillShade="D8"/>
-      </w:tcPr>
-    </w:tblStylePr>
-    <w:tblStylePr w:type="band1Horz">
-      <w:tblPr/>
-      <w:tcPr>
-        <w:shd w:val="clear" w:color="auto" w:fill="D7D7D7" w:themeFill="background1" w:themeFillShade="D8"/>
-      </w:tcPr>
-    </w:tblStylePr>
-    <w:tblStylePr w:type="neCell">
-      <w:tblPr/>
-      <w:tcPr>
-        <w:tcBorders>
-          <w:top w:val="single" w:color="auto" w:sz="18" w:space="0"/>
-          <w:left w:val="nil"/>
-          <w:bottom w:val="single" w:color="auto" w:sz="18" w:space="0"/>
-          <w:right w:val="nil"/>
-          <w:insideH w:val="nil"/>
-          <w:insideV w:val="nil"/>
-        </w:tcBorders>
-      </w:tcPr>
-    </w:tblStylePr>
-    <w:tblStylePr w:type="nwCell">
-      <w:rPr>
-        <w:color w:val="FFFFFF" w:themeColor="background1"/>
-        <w14:textFill>
-          <w14:solidFill>
-            <w14:schemeClr w14:val="bg1"/>
-          </w14:solidFill>
-        </w14:textFill>
-      </w:rPr>
-      <w:tblPr/>
-      <w:tcPr>
-        <w:tcBorders>
-          <w:top w:val="single" w:color="auto" w:sz="18" w:space="0"/>
-          <w:left w:val="nil"/>
-          <w:bottom w:val="single" w:color="auto" w:sz="18" w:space="0"/>
-          <w:right w:val="nil"/>
-          <w:insideH w:val="nil"/>
-          <w:insideV w:val="nil"/>
-        </w:tcBorders>
-      </w:tcPr>
-    </w:tblStylePr>
-  </w:style>
-  <w:style w:type="table" w:styleId="65">
-    <w:name w:val="Medium Shading 2 Accent 3"/>
-    <w:basedOn w:val="32"/>
-    <w:uiPriority w:val="64"/>
-    <w:pPr>
-      <w:spacing w:after="0" w:line="240" w:lineRule="auto"/>
-    </w:pPr>
-    <w:tblPr>
-      <w:tblBorders>
-        <w:top w:val="single" w:color="auto" w:sz="18" w:space="0"/>
-        <w:bottom w:val="single" w:color="auto" w:sz="18" w:space="0"/>
-      </w:tblBorders>
-      <w:tblCellMar>
-        <w:top w:w="0" w:type="dxa"/>
-        <w:left w:w="108" w:type="dxa"/>
-        <w:bottom w:w="0" w:type="dxa"/>
-        <w:right w:w="108" w:type="dxa"/>
-      </w:tblCellMar>
-    </w:tblPr>
-    <w:tblStylePr w:type="firstRow">
-      <w:pPr>
-        <w:spacing w:before="0" w:after="0" w:line="240" w:lineRule="auto"/>
-      </w:pPr>
-      <w:rPr>
-        <w:b/>
-        <w:bCs/>
-        <w:color w:val="FFFFFF" w:themeColor="background1"/>
-        <w14:textFill>
-          <w14:solidFill>
-            <w14:schemeClr w14:val="bg1"/>
-          </w14:solidFill>
-        </w14:textFill>
-      </w:rPr>
-      <w:tblPr/>
-      <w:tcPr>
-        <w:tcBorders>
-          <w:top w:val="single" w:color="auto" w:sz="18" w:space="0"/>
-          <w:left w:val="nil"/>
-          <w:bottom w:val="single" w:color="auto" w:sz="18" w:space="0"/>
-          <w:right w:val="nil"/>
-          <w:insideH w:val="nil"/>
-          <w:insideV w:val="nil"/>
-        </w:tcBorders>
-        <w:shd w:val="clear" w:color="auto" w:fill="9BBB59" w:themeFill="accent3"/>
-      </w:tcPr>
-    </w:tblStylePr>
-    <w:tblStylePr w:type="lastRow">
-      <w:pPr>
-        <w:spacing w:before="0" w:after="0" w:line="240" w:lineRule="auto"/>
-      </w:pPr>
-      <w:rPr>
-        <w:color w:val="auto"/>
-      </w:rPr>
-      <w:tblPr/>
-      <w:tcPr>
-        <w:tcBorders>
-          <w:top w:val="double" w:color="auto" w:sz="6" w:space="0"/>
-          <w:left w:val="nil"/>
-          <w:bottom w:val="single" w:color="auto" w:sz="18" w:space="0"/>
-          <w:right w:val="nil"/>
-          <w:insideH w:val="nil"/>
-          <w:insideV w:val="nil"/>
-        </w:tcBorders>
-        <w:shd w:val="clear" w:color="auto" w:fill="FFFFFF" w:themeFill="background1"/>
-      </w:tcPr>
-    </w:tblStylePr>
-    <w:tblStylePr w:type="firstCol">
-      <w:rPr>
-        <w:b/>
-        <w:bCs/>
-        <w:color w:val="FFFFFF" w:themeColor="background1"/>
-        <w14:textFill>
-          <w14:solidFill>
-            <w14:schemeClr w14:val="bg1"/>
-          </w14:solidFill>
-        </w14:textFill>
-      </w:rPr>
-      <w:tblPr/>
-      <w:tcPr>
-        <w:tcBorders>
-          <w:top w:val="nil"/>
-          <w:left w:val="nil"/>
-          <w:bottom w:val="single" w:color="auto" w:sz="18" w:space="0"/>
-          <w:right w:val="nil"/>
-          <w:insideH w:val="nil"/>
-          <w:insideV w:val="nil"/>
-        </w:tcBorders>
-        <w:shd w:val="clear" w:color="auto" w:fill="9BBB59" w:themeFill="accent3"/>
-      </w:tcPr>
-    </w:tblStylePr>
-    <w:tblStylePr w:type="lastCol">
-      <w:rPr>
-        <w:b/>
-        <w:bCs/>
-        <w:color w:val="FFFFFF" w:themeColor="background1"/>
-        <w14:textFill>
-          <w14:solidFill>
-            <w14:schemeClr w14:val="bg1"/>
-          </w14:solidFill>
-        </w14:textFill>
-      </w:rPr>
-      <w:tblPr/>
-      <w:tcPr>
-        <w:tcBorders>
-          <w:left w:val="nil"/>
-          <w:right w:val="nil"/>
-          <w:insideH w:val="nil"/>
-          <w:insideV w:val="nil"/>
-        </w:tcBorders>
-        <w:shd w:val="clear" w:color="auto" w:fill="9BBB59" w:themeFill="accent3"/>
-      </w:tcPr>
-    </w:tblStylePr>
-    <w:tblStylePr w:type="band1Vert">
-      <w:tblPr/>
-      <w:tcPr>
-        <w:tcBorders>
-          <w:left w:val="nil"/>
-          <w:right w:val="nil"/>
-          <w:insideH w:val="nil"/>
-          <w:insideV w:val="nil"/>
-        </w:tcBorders>
-        <w:shd w:val="clear" w:color="auto" w:fill="D7D7D7" w:themeFill="background1" w:themeFillShade="D8"/>
-      </w:tcPr>
-    </w:tblStylePr>
-    <w:tblStylePr w:type="band1Horz">
-      <w:tblPr/>
-      <w:tcPr>
-        <w:shd w:val="clear" w:color="auto" w:fill="D7D7D7" w:themeFill="background1" w:themeFillShade="D8"/>
-      </w:tcPr>
-    </w:tblStylePr>
-    <w:tblStylePr w:type="neCell">
-      <w:tblPr/>
-      <w:tcPr>
-        <w:tcBorders>
-          <w:top w:val="single" w:color="auto" w:sz="18" w:space="0"/>
-          <w:left w:val="nil"/>
-          <w:bottom w:val="single" w:color="auto" w:sz="18" w:space="0"/>
-          <w:right w:val="nil"/>
-          <w:insideH w:val="nil"/>
-          <w:insideV w:val="nil"/>
-        </w:tcBorders>
-      </w:tcPr>
-    </w:tblStylePr>
-    <w:tblStylePr w:type="nwCell">
-      <w:rPr>
-        <w:color w:val="FFFFFF" w:themeColor="background1"/>
-        <w14:textFill>
-          <w14:solidFill>
-            <w14:schemeClr w14:val="bg1"/>
-          </w14:solidFill>
-        </w14:textFill>
-      </w:rPr>
-      <w:tblPr/>
-      <w:tcPr>
-        <w:tcBorders>
-          <w:top w:val="single" w:color="auto" w:sz="18" w:space="0"/>
-          <w:left w:val="nil"/>
-          <w:bottom w:val="single" w:color="auto" w:sz="18" w:space="0"/>
-          <w:right w:val="nil"/>
-          <w:insideH w:val="nil"/>
-          <w:insideV w:val="nil"/>
-        </w:tcBorders>
-      </w:tcPr>
-    </w:tblStylePr>
-  </w:style>
-  <w:style w:type="table" w:styleId="66">
-    <w:name w:val="Medium Shading 2 Accent 4"/>
-    <w:basedOn w:val="32"/>
-    <w:uiPriority w:val="64"/>
-    <w:pPr>
-      <w:spacing w:after="0" w:line="240" w:lineRule="auto"/>
-    </w:pPr>
-    <w:tblPr>
-      <w:tblBorders>
-        <w:top w:val="single" w:color="auto" w:sz="18" w:space="0"/>
-        <w:bottom w:val="single" w:color="auto" w:sz="18" w:space="0"/>
-      </w:tblBorders>
-      <w:tblCellMar>
-        <w:top w:w="0" w:type="dxa"/>
-        <w:left w:w="108" w:type="dxa"/>
-        <w:bottom w:w="0" w:type="dxa"/>
-        <w:right w:w="108" w:type="dxa"/>
-      </w:tblCellMar>
-    </w:tblPr>
-    <w:tblStylePr w:type="firstRow">
-      <w:pPr>
-        <w:spacing w:before="0" w:after="0" w:line="240" w:lineRule="auto"/>
-      </w:pPr>
-      <w:rPr>
-        <w:b/>
-        <w:bCs/>
-        <w:color w:val="FFFFFF" w:themeColor="background1"/>
-        <w14:textFill>
-          <w14:solidFill>
-            <w14:schemeClr w14:val="bg1"/>
-          </w14:solidFill>
-        </w14:textFill>
-      </w:rPr>
-      <w:tblPr/>
-      <w:tcPr>
-        <w:tcBorders>
-          <w:top w:val="single" w:color="auto" w:sz="18" w:space="0"/>
-          <w:left w:val="nil"/>
-          <w:bottom w:val="single" w:color="auto" w:sz="18" w:space="0"/>
-          <w:right w:val="nil"/>
-          <w:insideH w:val="nil"/>
-          <w:insideV w:val="nil"/>
-        </w:tcBorders>
-        <w:shd w:val="clear" w:color="auto" w:fill="8064A2" w:themeFill="accent4"/>
-      </w:tcPr>
-    </w:tblStylePr>
-    <w:tblStylePr w:type="lastRow">
-      <w:pPr>
-        <w:spacing w:before="0" w:after="0" w:line="240" w:lineRule="auto"/>
-      </w:pPr>
-      <w:rPr>
-        <w:color w:val="auto"/>
-      </w:rPr>
-      <w:tblPr/>
-      <w:tcPr>
-        <w:tcBorders>
-          <w:top w:val="double" w:color="auto" w:sz="6" w:space="0"/>
-          <w:left w:val="nil"/>
-          <w:bottom w:val="single" w:color="auto" w:sz="18" w:space="0"/>
-          <w:right w:val="nil"/>
-          <w:insideH w:val="nil"/>
-          <w:insideV w:val="nil"/>
-        </w:tcBorders>
-        <w:shd w:val="clear" w:color="auto" w:fill="FFFFFF" w:themeFill="background1"/>
-      </w:tcPr>
-    </w:tblStylePr>
-    <w:tblStylePr w:type="firstCol">
-      <w:rPr>
-        <w:b/>
-        <w:bCs/>
-        <w:color w:val="FFFFFF" w:themeColor="background1"/>
-        <w14:textFill>
-          <w14:solidFill>
-            <w14:schemeClr w14:val="bg1"/>
-          </w14:solidFill>
-        </w14:textFill>
-      </w:rPr>
-      <w:tblPr/>
-      <w:tcPr>
-        <w:tcBorders>
-          <w:top w:val="nil"/>
-          <w:left w:val="nil"/>
-          <w:bottom w:val="single" w:color="auto" w:sz="18" w:space="0"/>
-          <w:right w:val="nil"/>
-          <w:insideH w:val="nil"/>
-          <w:insideV w:val="nil"/>
-        </w:tcBorders>
-        <w:shd w:val="clear" w:color="auto" w:fill="8064A2" w:themeFill="accent4"/>
-      </w:tcPr>
-    </w:tblStylePr>
-    <w:tblStylePr w:type="lastCol">
-      <w:rPr>
-        <w:b/>
-        <w:bCs/>
-        <w:color w:val="FFFFFF" w:themeColor="background1"/>
-        <w14:textFill>
-          <w14:solidFill>
-            <w14:schemeClr w14:val="bg1"/>
-          </w14:solidFill>
-        </w14:textFill>
-      </w:rPr>
-      <w:tblPr/>
-      <w:tcPr>
-        <w:tcBorders>
-          <w:left w:val="nil"/>
-          <w:right w:val="nil"/>
-          <w:insideH w:val="nil"/>
-          <w:insideV w:val="nil"/>
-        </w:tcBorders>
-        <w:shd w:val="clear" w:color="auto" w:fill="8064A2" w:themeFill="accent4"/>
-      </w:tcPr>
-    </w:tblStylePr>
-    <w:tblStylePr w:type="band1Vert">
-      <w:tblPr/>
-      <w:tcPr>
-        <w:tcBorders>
-          <w:left w:val="nil"/>
-          <w:right w:val="nil"/>
-          <w:insideH w:val="nil"/>
-          <w:insideV w:val="nil"/>
-        </w:tcBorders>
-        <w:shd w:val="clear" w:color="auto" w:fill="D7D7D7" w:themeFill="background1" w:themeFillShade="D8"/>
-      </w:tcPr>
-    </w:tblStylePr>
-    <w:tblStylePr w:type="band1Horz">
-      <w:tblPr/>
-      <w:tcPr>
-        <w:shd w:val="clear" w:color="auto" w:fill="D7D7D7" w:themeFill="background1" w:themeFillShade="D8"/>
-      </w:tcPr>
-    </w:tblStylePr>
-    <w:tblStylePr w:type="neCell">
-      <w:tblPr/>
-      <w:tcPr>
-        <w:tcBorders>
-          <w:top w:val="single" w:color="auto" w:sz="18" w:space="0"/>
-          <w:left w:val="nil"/>
-          <w:bottom w:val="single" w:color="auto" w:sz="18" w:space="0"/>
-          <w:right w:val="nil"/>
-          <w:insideH w:val="nil"/>
-          <w:insideV w:val="nil"/>
-        </w:tcBorders>
-      </w:tcPr>
-    </w:tblStylePr>
-    <w:tblStylePr w:type="nwCell">
-      <w:rPr>
-        <w:color w:val="FFFFFF" w:themeColor="background1"/>
-        <w14:textFill>
-          <w14:solidFill>
-            <w14:schemeClr w14:val="bg1"/>
-          </w14:solidFill>
-        </w14:textFill>
-      </w:rPr>
-      <w:tblPr/>
-      <w:tcPr>
-        <w:tcBorders>
-          <w:top w:val="single" w:color="auto" w:sz="18" w:space="0"/>
-          <w:left w:val="nil"/>
-          <w:bottom w:val="single" w:color="auto" w:sz="18" w:space="0"/>
-          <w:right w:val="nil"/>
-          <w:insideH w:val="nil"/>
-          <w:insideV w:val="nil"/>
-        </w:tcBorders>
-      </w:tcPr>
-    </w:tblStylePr>
-  </w:style>
-  <w:style w:type="table" w:styleId="67">
-    <w:name w:val="Medium Shading 2 Accent 5"/>
-    <w:basedOn w:val="32"/>
+    <w:basedOn w:val="33"/>
     <w:qFormat/>
     <w:uiPriority w:val="64"/>
     <w:pPr>
@@ -7222,7 +6343,7 @@
           <w:insideH w:val="nil"/>
           <w:insideV w:val="nil"/>
         </w:tcBorders>
-        <w:shd w:val="clear" w:color="auto" w:fill="4BACC6" w:themeFill="accent5"/>
+        <w:shd w:val="clear" w:color="auto" w:fill="000000" w:themeFill="text1"/>
       </w:tcPr>
     </w:tblStylePr>
     <w:tblStylePr w:type="lastRow">
@@ -7266,7 +6387,7 @@
           <w:insideH w:val="nil"/>
           <w:insideV w:val="nil"/>
         </w:tcBorders>
-        <w:shd w:val="clear" w:color="auto" w:fill="4BACC6" w:themeFill="accent5"/>
+        <w:shd w:val="clear" w:color="auto" w:fill="000000" w:themeFill="text1"/>
       </w:tcPr>
     </w:tblStylePr>
     <w:tblStylePr w:type="lastCol">
@@ -7288,7 +6409,7 @@
           <w:insideH w:val="nil"/>
           <w:insideV w:val="nil"/>
         </w:tcBorders>
-        <w:shd w:val="clear" w:color="auto" w:fill="4BACC6" w:themeFill="accent5"/>
+        <w:shd w:val="clear" w:color="auto" w:fill="000000" w:themeFill="text1"/>
       </w:tcPr>
     </w:tblStylePr>
     <w:tblStylePr w:type="band1Vert">
@@ -7344,9 +6465,10 @@
       </w:tcPr>
     </w:tblStylePr>
   </w:style>
-  <w:style w:type="table" w:styleId="68">
-    <w:name w:val="Medium Shading 2 Accent 6"/>
-    <w:basedOn w:val="32"/>
+  <w:style w:type="table" w:styleId="64">
+    <w:name w:val="Medium Shading 2 Accent 1"/>
+    <w:basedOn w:val="33"/>
+    <w:qFormat/>
     <w:uiPriority w:val="64"/>
     <w:pPr>
       <w:spacing w:after="0" w:line="240" w:lineRule="auto"/>
@@ -7387,7 +6509,7 @@
           <w:insideH w:val="nil"/>
           <w:insideV w:val="nil"/>
         </w:tcBorders>
-        <w:shd w:val="clear" w:color="auto" w:fill="F79646" w:themeFill="accent6"/>
+        <w:shd w:val="clear" w:color="auto" w:fill="4F81BD" w:themeFill="accent1"/>
       </w:tcPr>
     </w:tblStylePr>
     <w:tblStylePr w:type="lastRow">
@@ -7431,9 +6553,839 @@
           <w:insideH w:val="nil"/>
           <w:insideV w:val="nil"/>
         </w:tcBorders>
+        <w:shd w:val="clear" w:color="auto" w:fill="4F81BD" w:themeFill="accent1"/>
+      </w:tcPr>
+    </w:tblStylePr>
+    <w:tblStylePr w:type="lastCol">
+      <w:rPr>
+        <w:b/>
+        <w:bCs/>
+        <w:color w:val="FFFFFF" w:themeColor="background1"/>
+        <w14:textFill>
+          <w14:solidFill>
+            <w14:schemeClr w14:val="bg1"/>
+          </w14:solidFill>
+        </w14:textFill>
+      </w:rPr>
+      <w:tblPr/>
+      <w:tcPr>
+        <w:tcBorders>
+          <w:left w:val="nil"/>
+          <w:right w:val="nil"/>
+          <w:insideH w:val="nil"/>
+          <w:insideV w:val="nil"/>
+        </w:tcBorders>
+        <w:shd w:val="clear" w:color="auto" w:fill="4F81BD" w:themeFill="accent1"/>
+      </w:tcPr>
+    </w:tblStylePr>
+    <w:tblStylePr w:type="band1Vert">
+      <w:tblPr/>
+      <w:tcPr>
+        <w:tcBorders>
+          <w:left w:val="nil"/>
+          <w:right w:val="nil"/>
+          <w:insideH w:val="nil"/>
+          <w:insideV w:val="nil"/>
+        </w:tcBorders>
+        <w:shd w:val="clear" w:color="auto" w:fill="D7D7D7" w:themeFill="background1" w:themeFillShade="D8"/>
+      </w:tcPr>
+    </w:tblStylePr>
+    <w:tblStylePr w:type="band1Horz">
+      <w:tblPr/>
+      <w:tcPr>
+        <w:shd w:val="clear" w:color="auto" w:fill="D7D7D7" w:themeFill="background1" w:themeFillShade="D8"/>
+      </w:tcPr>
+    </w:tblStylePr>
+    <w:tblStylePr w:type="neCell">
+      <w:tblPr/>
+      <w:tcPr>
+        <w:tcBorders>
+          <w:top w:val="single" w:color="auto" w:sz="18" w:space="0"/>
+          <w:left w:val="nil"/>
+          <w:bottom w:val="single" w:color="auto" w:sz="18" w:space="0"/>
+          <w:right w:val="nil"/>
+          <w:insideH w:val="nil"/>
+          <w:insideV w:val="nil"/>
+        </w:tcBorders>
+      </w:tcPr>
+    </w:tblStylePr>
+    <w:tblStylePr w:type="nwCell">
+      <w:rPr>
+        <w:color w:val="FFFFFF" w:themeColor="background1"/>
+        <w14:textFill>
+          <w14:solidFill>
+            <w14:schemeClr w14:val="bg1"/>
+          </w14:solidFill>
+        </w14:textFill>
+      </w:rPr>
+      <w:tblPr/>
+      <w:tcPr>
+        <w:tcBorders>
+          <w:top w:val="single" w:color="auto" w:sz="18" w:space="0"/>
+          <w:left w:val="nil"/>
+          <w:bottom w:val="single" w:color="auto" w:sz="18" w:space="0"/>
+          <w:right w:val="nil"/>
+          <w:insideH w:val="nil"/>
+          <w:insideV w:val="nil"/>
+        </w:tcBorders>
+      </w:tcPr>
+    </w:tblStylePr>
+  </w:style>
+  <w:style w:type="table" w:styleId="65">
+    <w:name w:val="Medium Shading 2 Accent 2"/>
+    <w:basedOn w:val="33"/>
+    <w:qFormat/>
+    <w:uiPriority w:val="64"/>
+    <w:pPr>
+      <w:spacing w:after="0" w:line="240" w:lineRule="auto"/>
+    </w:pPr>
+    <w:tblPr>
+      <w:tblBorders>
+        <w:top w:val="single" w:color="auto" w:sz="18" w:space="0"/>
+        <w:bottom w:val="single" w:color="auto" w:sz="18" w:space="0"/>
+      </w:tblBorders>
+      <w:tblCellMar>
+        <w:top w:w="0" w:type="dxa"/>
+        <w:left w:w="108" w:type="dxa"/>
+        <w:bottom w:w="0" w:type="dxa"/>
+        <w:right w:w="108" w:type="dxa"/>
+      </w:tblCellMar>
+    </w:tblPr>
+    <w:tblStylePr w:type="firstRow">
+      <w:pPr>
+        <w:spacing w:before="0" w:after="0" w:line="240" w:lineRule="auto"/>
+      </w:pPr>
+      <w:rPr>
+        <w:b/>
+        <w:bCs/>
+        <w:color w:val="FFFFFF" w:themeColor="background1"/>
+        <w14:textFill>
+          <w14:solidFill>
+            <w14:schemeClr w14:val="bg1"/>
+          </w14:solidFill>
+        </w14:textFill>
+      </w:rPr>
+      <w:tblPr/>
+      <w:tcPr>
+        <w:tcBorders>
+          <w:top w:val="single" w:color="auto" w:sz="18" w:space="0"/>
+          <w:left w:val="nil"/>
+          <w:bottom w:val="single" w:color="auto" w:sz="18" w:space="0"/>
+          <w:right w:val="nil"/>
+          <w:insideH w:val="nil"/>
+          <w:insideV w:val="nil"/>
+        </w:tcBorders>
+        <w:shd w:val="clear" w:color="auto" w:fill="C0504D" w:themeFill="accent2"/>
+      </w:tcPr>
+    </w:tblStylePr>
+    <w:tblStylePr w:type="lastRow">
+      <w:pPr>
+        <w:spacing w:before="0" w:after="0" w:line="240" w:lineRule="auto"/>
+      </w:pPr>
+      <w:rPr>
+        <w:color w:val="auto"/>
+      </w:rPr>
+      <w:tblPr/>
+      <w:tcPr>
+        <w:tcBorders>
+          <w:top w:val="double" w:color="auto" w:sz="6" w:space="0"/>
+          <w:left w:val="nil"/>
+          <w:bottom w:val="single" w:color="auto" w:sz="18" w:space="0"/>
+          <w:right w:val="nil"/>
+          <w:insideH w:val="nil"/>
+          <w:insideV w:val="nil"/>
+        </w:tcBorders>
+        <w:shd w:val="clear" w:color="auto" w:fill="FFFFFF" w:themeFill="background1"/>
+      </w:tcPr>
+    </w:tblStylePr>
+    <w:tblStylePr w:type="firstCol">
+      <w:rPr>
+        <w:b/>
+        <w:bCs/>
+        <w:color w:val="FFFFFF" w:themeColor="background1"/>
+        <w14:textFill>
+          <w14:solidFill>
+            <w14:schemeClr w14:val="bg1"/>
+          </w14:solidFill>
+        </w14:textFill>
+      </w:rPr>
+      <w:tblPr/>
+      <w:tcPr>
+        <w:tcBorders>
+          <w:top w:val="nil"/>
+          <w:left w:val="nil"/>
+          <w:bottom w:val="single" w:color="auto" w:sz="18" w:space="0"/>
+          <w:right w:val="nil"/>
+          <w:insideH w:val="nil"/>
+          <w:insideV w:val="nil"/>
+        </w:tcBorders>
+        <w:shd w:val="clear" w:color="auto" w:fill="C0504D" w:themeFill="accent2"/>
+      </w:tcPr>
+    </w:tblStylePr>
+    <w:tblStylePr w:type="lastCol">
+      <w:rPr>
+        <w:b/>
+        <w:bCs/>
+        <w:color w:val="FFFFFF" w:themeColor="background1"/>
+        <w14:textFill>
+          <w14:solidFill>
+            <w14:schemeClr w14:val="bg1"/>
+          </w14:solidFill>
+        </w14:textFill>
+      </w:rPr>
+      <w:tblPr/>
+      <w:tcPr>
+        <w:tcBorders>
+          <w:left w:val="nil"/>
+          <w:right w:val="nil"/>
+          <w:insideH w:val="nil"/>
+          <w:insideV w:val="nil"/>
+        </w:tcBorders>
+        <w:shd w:val="clear" w:color="auto" w:fill="C0504D" w:themeFill="accent2"/>
+      </w:tcPr>
+    </w:tblStylePr>
+    <w:tblStylePr w:type="band1Vert">
+      <w:tblPr/>
+      <w:tcPr>
+        <w:tcBorders>
+          <w:left w:val="nil"/>
+          <w:right w:val="nil"/>
+          <w:insideH w:val="nil"/>
+          <w:insideV w:val="nil"/>
+        </w:tcBorders>
+        <w:shd w:val="clear" w:color="auto" w:fill="D7D7D7" w:themeFill="background1" w:themeFillShade="D8"/>
+      </w:tcPr>
+    </w:tblStylePr>
+    <w:tblStylePr w:type="band1Horz">
+      <w:tblPr/>
+      <w:tcPr>
+        <w:shd w:val="clear" w:color="auto" w:fill="D7D7D7" w:themeFill="background1" w:themeFillShade="D8"/>
+      </w:tcPr>
+    </w:tblStylePr>
+    <w:tblStylePr w:type="neCell">
+      <w:tblPr/>
+      <w:tcPr>
+        <w:tcBorders>
+          <w:top w:val="single" w:color="auto" w:sz="18" w:space="0"/>
+          <w:left w:val="nil"/>
+          <w:bottom w:val="single" w:color="auto" w:sz="18" w:space="0"/>
+          <w:right w:val="nil"/>
+          <w:insideH w:val="nil"/>
+          <w:insideV w:val="nil"/>
+        </w:tcBorders>
+      </w:tcPr>
+    </w:tblStylePr>
+    <w:tblStylePr w:type="nwCell">
+      <w:rPr>
+        <w:color w:val="FFFFFF" w:themeColor="background1"/>
+        <w14:textFill>
+          <w14:solidFill>
+            <w14:schemeClr w14:val="bg1"/>
+          </w14:solidFill>
+        </w14:textFill>
+      </w:rPr>
+      <w:tblPr/>
+      <w:tcPr>
+        <w:tcBorders>
+          <w:top w:val="single" w:color="auto" w:sz="18" w:space="0"/>
+          <w:left w:val="nil"/>
+          <w:bottom w:val="single" w:color="auto" w:sz="18" w:space="0"/>
+          <w:right w:val="nil"/>
+          <w:insideH w:val="nil"/>
+          <w:insideV w:val="nil"/>
+        </w:tcBorders>
+      </w:tcPr>
+    </w:tblStylePr>
+  </w:style>
+  <w:style w:type="table" w:styleId="66">
+    <w:name w:val="Medium Shading 2 Accent 3"/>
+    <w:basedOn w:val="33"/>
+    <w:qFormat/>
+    <w:uiPriority w:val="64"/>
+    <w:pPr>
+      <w:spacing w:after="0" w:line="240" w:lineRule="auto"/>
+    </w:pPr>
+    <w:tblPr>
+      <w:tblBorders>
+        <w:top w:val="single" w:color="auto" w:sz="18" w:space="0"/>
+        <w:bottom w:val="single" w:color="auto" w:sz="18" w:space="0"/>
+      </w:tblBorders>
+      <w:tblCellMar>
+        <w:top w:w="0" w:type="dxa"/>
+        <w:left w:w="108" w:type="dxa"/>
+        <w:bottom w:w="0" w:type="dxa"/>
+        <w:right w:w="108" w:type="dxa"/>
+      </w:tblCellMar>
+    </w:tblPr>
+    <w:tblStylePr w:type="firstRow">
+      <w:pPr>
+        <w:spacing w:before="0" w:after="0" w:line="240" w:lineRule="auto"/>
+      </w:pPr>
+      <w:rPr>
+        <w:b/>
+        <w:bCs/>
+        <w:color w:val="FFFFFF" w:themeColor="background1"/>
+        <w14:textFill>
+          <w14:solidFill>
+            <w14:schemeClr w14:val="bg1"/>
+          </w14:solidFill>
+        </w14:textFill>
+      </w:rPr>
+      <w:tblPr/>
+      <w:tcPr>
+        <w:tcBorders>
+          <w:top w:val="single" w:color="auto" w:sz="18" w:space="0"/>
+          <w:left w:val="nil"/>
+          <w:bottom w:val="single" w:color="auto" w:sz="18" w:space="0"/>
+          <w:right w:val="nil"/>
+          <w:insideH w:val="nil"/>
+          <w:insideV w:val="nil"/>
+        </w:tcBorders>
+        <w:shd w:val="clear" w:color="auto" w:fill="9BBB59" w:themeFill="accent3"/>
+      </w:tcPr>
+    </w:tblStylePr>
+    <w:tblStylePr w:type="lastRow">
+      <w:pPr>
+        <w:spacing w:before="0" w:after="0" w:line="240" w:lineRule="auto"/>
+      </w:pPr>
+      <w:rPr>
+        <w:color w:val="auto"/>
+      </w:rPr>
+      <w:tblPr/>
+      <w:tcPr>
+        <w:tcBorders>
+          <w:top w:val="double" w:color="auto" w:sz="6" w:space="0"/>
+          <w:left w:val="nil"/>
+          <w:bottom w:val="single" w:color="auto" w:sz="18" w:space="0"/>
+          <w:right w:val="nil"/>
+          <w:insideH w:val="nil"/>
+          <w:insideV w:val="nil"/>
+        </w:tcBorders>
+        <w:shd w:val="clear" w:color="auto" w:fill="FFFFFF" w:themeFill="background1"/>
+      </w:tcPr>
+    </w:tblStylePr>
+    <w:tblStylePr w:type="firstCol">
+      <w:rPr>
+        <w:b/>
+        <w:bCs/>
+        <w:color w:val="FFFFFF" w:themeColor="background1"/>
+        <w14:textFill>
+          <w14:solidFill>
+            <w14:schemeClr w14:val="bg1"/>
+          </w14:solidFill>
+        </w14:textFill>
+      </w:rPr>
+      <w:tblPr/>
+      <w:tcPr>
+        <w:tcBorders>
+          <w:top w:val="nil"/>
+          <w:left w:val="nil"/>
+          <w:bottom w:val="single" w:color="auto" w:sz="18" w:space="0"/>
+          <w:right w:val="nil"/>
+          <w:insideH w:val="nil"/>
+          <w:insideV w:val="nil"/>
+        </w:tcBorders>
+        <w:shd w:val="clear" w:color="auto" w:fill="9BBB59" w:themeFill="accent3"/>
+      </w:tcPr>
+    </w:tblStylePr>
+    <w:tblStylePr w:type="lastCol">
+      <w:rPr>
+        <w:b/>
+        <w:bCs/>
+        <w:color w:val="FFFFFF" w:themeColor="background1"/>
+        <w14:textFill>
+          <w14:solidFill>
+            <w14:schemeClr w14:val="bg1"/>
+          </w14:solidFill>
+        </w14:textFill>
+      </w:rPr>
+      <w:tblPr/>
+      <w:tcPr>
+        <w:tcBorders>
+          <w:left w:val="nil"/>
+          <w:right w:val="nil"/>
+          <w:insideH w:val="nil"/>
+          <w:insideV w:val="nil"/>
+        </w:tcBorders>
+        <w:shd w:val="clear" w:color="auto" w:fill="9BBB59" w:themeFill="accent3"/>
+      </w:tcPr>
+    </w:tblStylePr>
+    <w:tblStylePr w:type="band1Vert">
+      <w:tblPr/>
+      <w:tcPr>
+        <w:tcBorders>
+          <w:left w:val="nil"/>
+          <w:right w:val="nil"/>
+          <w:insideH w:val="nil"/>
+          <w:insideV w:val="nil"/>
+        </w:tcBorders>
+        <w:shd w:val="clear" w:color="auto" w:fill="D7D7D7" w:themeFill="background1" w:themeFillShade="D8"/>
+      </w:tcPr>
+    </w:tblStylePr>
+    <w:tblStylePr w:type="band1Horz">
+      <w:tblPr/>
+      <w:tcPr>
+        <w:shd w:val="clear" w:color="auto" w:fill="D7D7D7" w:themeFill="background1" w:themeFillShade="D8"/>
+      </w:tcPr>
+    </w:tblStylePr>
+    <w:tblStylePr w:type="neCell">
+      <w:tblPr/>
+      <w:tcPr>
+        <w:tcBorders>
+          <w:top w:val="single" w:color="auto" w:sz="18" w:space="0"/>
+          <w:left w:val="nil"/>
+          <w:bottom w:val="single" w:color="auto" w:sz="18" w:space="0"/>
+          <w:right w:val="nil"/>
+          <w:insideH w:val="nil"/>
+          <w:insideV w:val="nil"/>
+        </w:tcBorders>
+      </w:tcPr>
+    </w:tblStylePr>
+    <w:tblStylePr w:type="nwCell">
+      <w:rPr>
+        <w:color w:val="FFFFFF" w:themeColor="background1"/>
+        <w14:textFill>
+          <w14:solidFill>
+            <w14:schemeClr w14:val="bg1"/>
+          </w14:solidFill>
+        </w14:textFill>
+      </w:rPr>
+      <w:tblPr/>
+      <w:tcPr>
+        <w:tcBorders>
+          <w:top w:val="single" w:color="auto" w:sz="18" w:space="0"/>
+          <w:left w:val="nil"/>
+          <w:bottom w:val="single" w:color="auto" w:sz="18" w:space="0"/>
+          <w:right w:val="nil"/>
+          <w:insideH w:val="nil"/>
+          <w:insideV w:val="nil"/>
+        </w:tcBorders>
+      </w:tcPr>
+    </w:tblStylePr>
+  </w:style>
+  <w:style w:type="table" w:styleId="67">
+    <w:name w:val="Medium Shading 2 Accent 4"/>
+    <w:basedOn w:val="33"/>
+    <w:qFormat/>
+    <w:uiPriority w:val="64"/>
+    <w:pPr>
+      <w:spacing w:after="0" w:line="240" w:lineRule="auto"/>
+    </w:pPr>
+    <w:tblPr>
+      <w:tblBorders>
+        <w:top w:val="single" w:color="auto" w:sz="18" w:space="0"/>
+        <w:bottom w:val="single" w:color="auto" w:sz="18" w:space="0"/>
+      </w:tblBorders>
+      <w:tblCellMar>
+        <w:top w:w="0" w:type="dxa"/>
+        <w:left w:w="108" w:type="dxa"/>
+        <w:bottom w:w="0" w:type="dxa"/>
+        <w:right w:w="108" w:type="dxa"/>
+      </w:tblCellMar>
+    </w:tblPr>
+    <w:tblStylePr w:type="firstRow">
+      <w:pPr>
+        <w:spacing w:before="0" w:after="0" w:line="240" w:lineRule="auto"/>
+      </w:pPr>
+      <w:rPr>
+        <w:b/>
+        <w:bCs/>
+        <w:color w:val="FFFFFF" w:themeColor="background1"/>
+        <w14:textFill>
+          <w14:solidFill>
+            <w14:schemeClr w14:val="bg1"/>
+          </w14:solidFill>
+        </w14:textFill>
+      </w:rPr>
+      <w:tblPr/>
+      <w:tcPr>
+        <w:tcBorders>
+          <w:top w:val="single" w:color="auto" w:sz="18" w:space="0"/>
+          <w:left w:val="nil"/>
+          <w:bottom w:val="single" w:color="auto" w:sz="18" w:space="0"/>
+          <w:right w:val="nil"/>
+          <w:insideH w:val="nil"/>
+          <w:insideV w:val="nil"/>
+        </w:tcBorders>
+        <w:shd w:val="clear" w:color="auto" w:fill="8064A2" w:themeFill="accent4"/>
+      </w:tcPr>
+    </w:tblStylePr>
+    <w:tblStylePr w:type="lastRow">
+      <w:pPr>
+        <w:spacing w:before="0" w:after="0" w:line="240" w:lineRule="auto"/>
+      </w:pPr>
+      <w:rPr>
+        <w:color w:val="auto"/>
+      </w:rPr>
+      <w:tblPr/>
+      <w:tcPr>
+        <w:tcBorders>
+          <w:top w:val="double" w:color="auto" w:sz="6" w:space="0"/>
+          <w:left w:val="nil"/>
+          <w:bottom w:val="single" w:color="auto" w:sz="18" w:space="0"/>
+          <w:right w:val="nil"/>
+          <w:insideH w:val="nil"/>
+          <w:insideV w:val="nil"/>
+        </w:tcBorders>
+        <w:shd w:val="clear" w:color="auto" w:fill="FFFFFF" w:themeFill="background1"/>
+      </w:tcPr>
+    </w:tblStylePr>
+    <w:tblStylePr w:type="firstCol">
+      <w:rPr>
+        <w:b/>
+        <w:bCs/>
+        <w:color w:val="FFFFFF" w:themeColor="background1"/>
+        <w14:textFill>
+          <w14:solidFill>
+            <w14:schemeClr w14:val="bg1"/>
+          </w14:solidFill>
+        </w14:textFill>
+      </w:rPr>
+      <w:tblPr/>
+      <w:tcPr>
+        <w:tcBorders>
+          <w:top w:val="nil"/>
+          <w:left w:val="nil"/>
+          <w:bottom w:val="single" w:color="auto" w:sz="18" w:space="0"/>
+          <w:right w:val="nil"/>
+          <w:insideH w:val="nil"/>
+          <w:insideV w:val="nil"/>
+        </w:tcBorders>
+        <w:shd w:val="clear" w:color="auto" w:fill="8064A2" w:themeFill="accent4"/>
+      </w:tcPr>
+    </w:tblStylePr>
+    <w:tblStylePr w:type="lastCol">
+      <w:rPr>
+        <w:b/>
+        <w:bCs/>
+        <w:color w:val="FFFFFF" w:themeColor="background1"/>
+        <w14:textFill>
+          <w14:solidFill>
+            <w14:schemeClr w14:val="bg1"/>
+          </w14:solidFill>
+        </w14:textFill>
+      </w:rPr>
+      <w:tblPr/>
+      <w:tcPr>
+        <w:tcBorders>
+          <w:left w:val="nil"/>
+          <w:right w:val="nil"/>
+          <w:insideH w:val="nil"/>
+          <w:insideV w:val="nil"/>
+        </w:tcBorders>
+        <w:shd w:val="clear" w:color="auto" w:fill="8064A2" w:themeFill="accent4"/>
+      </w:tcPr>
+    </w:tblStylePr>
+    <w:tblStylePr w:type="band1Vert">
+      <w:tblPr/>
+      <w:tcPr>
+        <w:tcBorders>
+          <w:left w:val="nil"/>
+          <w:right w:val="nil"/>
+          <w:insideH w:val="nil"/>
+          <w:insideV w:val="nil"/>
+        </w:tcBorders>
+        <w:shd w:val="clear" w:color="auto" w:fill="D7D7D7" w:themeFill="background1" w:themeFillShade="D8"/>
+      </w:tcPr>
+    </w:tblStylePr>
+    <w:tblStylePr w:type="band1Horz">
+      <w:tblPr/>
+      <w:tcPr>
+        <w:shd w:val="clear" w:color="auto" w:fill="D7D7D7" w:themeFill="background1" w:themeFillShade="D8"/>
+      </w:tcPr>
+    </w:tblStylePr>
+    <w:tblStylePr w:type="neCell">
+      <w:tblPr/>
+      <w:tcPr>
+        <w:tcBorders>
+          <w:top w:val="single" w:color="auto" w:sz="18" w:space="0"/>
+          <w:left w:val="nil"/>
+          <w:bottom w:val="single" w:color="auto" w:sz="18" w:space="0"/>
+          <w:right w:val="nil"/>
+          <w:insideH w:val="nil"/>
+          <w:insideV w:val="nil"/>
+        </w:tcBorders>
+      </w:tcPr>
+    </w:tblStylePr>
+    <w:tblStylePr w:type="nwCell">
+      <w:rPr>
+        <w:color w:val="FFFFFF" w:themeColor="background1"/>
+        <w14:textFill>
+          <w14:solidFill>
+            <w14:schemeClr w14:val="bg1"/>
+          </w14:solidFill>
+        </w14:textFill>
+      </w:rPr>
+      <w:tblPr/>
+      <w:tcPr>
+        <w:tcBorders>
+          <w:top w:val="single" w:color="auto" w:sz="18" w:space="0"/>
+          <w:left w:val="nil"/>
+          <w:bottom w:val="single" w:color="auto" w:sz="18" w:space="0"/>
+          <w:right w:val="nil"/>
+          <w:insideH w:val="nil"/>
+          <w:insideV w:val="nil"/>
+        </w:tcBorders>
+      </w:tcPr>
+    </w:tblStylePr>
+  </w:style>
+  <w:style w:type="table" w:styleId="68">
+    <w:name w:val="Medium Shading 2 Accent 5"/>
+    <w:basedOn w:val="33"/>
+    <w:qFormat/>
+    <w:uiPriority w:val="64"/>
+    <w:pPr>
+      <w:spacing w:after="0" w:line="240" w:lineRule="auto"/>
+    </w:pPr>
+    <w:tblPr>
+      <w:tblBorders>
+        <w:top w:val="single" w:color="auto" w:sz="18" w:space="0"/>
+        <w:bottom w:val="single" w:color="auto" w:sz="18" w:space="0"/>
+      </w:tblBorders>
+      <w:tblCellMar>
+        <w:top w:w="0" w:type="dxa"/>
+        <w:left w:w="108" w:type="dxa"/>
+        <w:bottom w:w="0" w:type="dxa"/>
+        <w:right w:w="108" w:type="dxa"/>
+      </w:tblCellMar>
+    </w:tblPr>
+    <w:tblStylePr w:type="firstRow">
+      <w:pPr>
+        <w:spacing w:before="0" w:after="0" w:line="240" w:lineRule="auto"/>
+      </w:pPr>
+      <w:rPr>
+        <w:b/>
+        <w:bCs/>
+        <w:color w:val="FFFFFF" w:themeColor="background1"/>
+        <w14:textFill>
+          <w14:solidFill>
+            <w14:schemeClr w14:val="bg1"/>
+          </w14:solidFill>
+        </w14:textFill>
+      </w:rPr>
+      <w:tblPr/>
+      <w:tcPr>
+        <w:tcBorders>
+          <w:top w:val="single" w:color="auto" w:sz="18" w:space="0"/>
+          <w:left w:val="nil"/>
+          <w:bottom w:val="single" w:color="auto" w:sz="18" w:space="0"/>
+          <w:right w:val="nil"/>
+          <w:insideH w:val="nil"/>
+          <w:insideV w:val="nil"/>
+        </w:tcBorders>
+        <w:shd w:val="clear" w:color="auto" w:fill="4BACC6" w:themeFill="accent5"/>
+      </w:tcPr>
+    </w:tblStylePr>
+    <w:tblStylePr w:type="lastRow">
+      <w:pPr>
+        <w:spacing w:before="0" w:after="0" w:line="240" w:lineRule="auto"/>
+      </w:pPr>
+      <w:rPr>
+        <w:color w:val="auto"/>
+      </w:rPr>
+      <w:tblPr/>
+      <w:tcPr>
+        <w:tcBorders>
+          <w:top w:val="double" w:color="auto" w:sz="6" w:space="0"/>
+          <w:left w:val="nil"/>
+          <w:bottom w:val="single" w:color="auto" w:sz="18" w:space="0"/>
+          <w:right w:val="nil"/>
+          <w:insideH w:val="nil"/>
+          <w:insideV w:val="nil"/>
+        </w:tcBorders>
+        <w:shd w:val="clear" w:color="auto" w:fill="FFFFFF" w:themeFill="background1"/>
+      </w:tcPr>
+    </w:tblStylePr>
+    <w:tblStylePr w:type="firstCol">
+      <w:rPr>
+        <w:b/>
+        <w:bCs/>
+        <w:color w:val="FFFFFF" w:themeColor="background1"/>
+        <w14:textFill>
+          <w14:solidFill>
+            <w14:schemeClr w14:val="bg1"/>
+          </w14:solidFill>
+        </w14:textFill>
+      </w:rPr>
+      <w:tblPr/>
+      <w:tcPr>
+        <w:tcBorders>
+          <w:top w:val="nil"/>
+          <w:left w:val="nil"/>
+          <w:bottom w:val="single" w:color="auto" w:sz="18" w:space="0"/>
+          <w:right w:val="nil"/>
+          <w:insideH w:val="nil"/>
+          <w:insideV w:val="nil"/>
+        </w:tcBorders>
+        <w:shd w:val="clear" w:color="auto" w:fill="4BACC6" w:themeFill="accent5"/>
+      </w:tcPr>
+    </w:tblStylePr>
+    <w:tblStylePr w:type="lastCol">
+      <w:rPr>
+        <w:b/>
+        <w:bCs/>
+        <w:color w:val="FFFFFF" w:themeColor="background1"/>
+        <w14:textFill>
+          <w14:solidFill>
+            <w14:schemeClr w14:val="bg1"/>
+          </w14:solidFill>
+        </w14:textFill>
+      </w:rPr>
+      <w:tblPr/>
+      <w:tcPr>
+        <w:tcBorders>
+          <w:left w:val="nil"/>
+          <w:right w:val="nil"/>
+          <w:insideH w:val="nil"/>
+          <w:insideV w:val="nil"/>
+        </w:tcBorders>
+        <w:shd w:val="clear" w:color="auto" w:fill="4BACC6" w:themeFill="accent5"/>
+      </w:tcPr>
+    </w:tblStylePr>
+    <w:tblStylePr w:type="band1Vert">
+      <w:tblPr/>
+      <w:tcPr>
+        <w:tcBorders>
+          <w:left w:val="nil"/>
+          <w:right w:val="nil"/>
+          <w:insideH w:val="nil"/>
+          <w:insideV w:val="nil"/>
+        </w:tcBorders>
+        <w:shd w:val="clear" w:color="auto" w:fill="D7D7D7" w:themeFill="background1" w:themeFillShade="D8"/>
+      </w:tcPr>
+    </w:tblStylePr>
+    <w:tblStylePr w:type="band1Horz">
+      <w:tblPr/>
+      <w:tcPr>
+        <w:shd w:val="clear" w:color="auto" w:fill="D7D7D7" w:themeFill="background1" w:themeFillShade="D8"/>
+      </w:tcPr>
+    </w:tblStylePr>
+    <w:tblStylePr w:type="neCell">
+      <w:tblPr/>
+      <w:tcPr>
+        <w:tcBorders>
+          <w:top w:val="single" w:color="auto" w:sz="18" w:space="0"/>
+          <w:left w:val="nil"/>
+          <w:bottom w:val="single" w:color="auto" w:sz="18" w:space="0"/>
+          <w:right w:val="nil"/>
+          <w:insideH w:val="nil"/>
+          <w:insideV w:val="nil"/>
+        </w:tcBorders>
+      </w:tcPr>
+    </w:tblStylePr>
+    <w:tblStylePr w:type="nwCell">
+      <w:rPr>
+        <w:color w:val="FFFFFF" w:themeColor="background1"/>
+        <w14:textFill>
+          <w14:solidFill>
+            <w14:schemeClr w14:val="bg1"/>
+          </w14:solidFill>
+        </w14:textFill>
+      </w:rPr>
+      <w:tblPr/>
+      <w:tcPr>
+        <w:tcBorders>
+          <w:top w:val="single" w:color="auto" w:sz="18" w:space="0"/>
+          <w:left w:val="nil"/>
+          <w:bottom w:val="single" w:color="auto" w:sz="18" w:space="0"/>
+          <w:right w:val="nil"/>
+          <w:insideH w:val="nil"/>
+          <w:insideV w:val="nil"/>
+        </w:tcBorders>
+      </w:tcPr>
+    </w:tblStylePr>
+  </w:style>
+  <w:style w:type="table" w:styleId="69">
+    <w:name w:val="Medium Shading 2 Accent 6"/>
+    <w:basedOn w:val="33"/>
+    <w:qFormat/>
+    <w:uiPriority w:val="64"/>
+    <w:pPr>
+      <w:spacing w:after="0" w:line="240" w:lineRule="auto"/>
+    </w:pPr>
+    <w:tblPr>
+      <w:tblBorders>
+        <w:top w:val="single" w:color="auto" w:sz="18" w:space="0"/>
+        <w:bottom w:val="single" w:color="auto" w:sz="18" w:space="0"/>
+      </w:tblBorders>
+      <w:tblCellMar>
+        <w:top w:w="0" w:type="dxa"/>
+        <w:left w:w="108" w:type="dxa"/>
+        <w:bottom w:w="0" w:type="dxa"/>
+        <w:right w:w="108" w:type="dxa"/>
+      </w:tblCellMar>
+    </w:tblPr>
+    <w:tblStylePr w:type="firstRow">
+      <w:pPr>
+        <w:spacing w:before="0" w:after="0" w:line="240" w:lineRule="auto"/>
+      </w:pPr>
+      <w:rPr>
+        <w:b/>
+        <w:bCs/>
+        <w:color w:val="FFFFFF" w:themeColor="background1"/>
+        <w14:textFill>
+          <w14:solidFill>
+            <w14:schemeClr w14:val="bg1"/>
+          </w14:solidFill>
+        </w14:textFill>
+      </w:rPr>
+      <w:tblPr/>
+      <w:tcPr>
+        <w:tcBorders>
+          <w:top w:val="single" w:color="auto" w:sz="18" w:space="0"/>
+          <w:left w:val="nil"/>
+          <w:bottom w:val="single" w:color="auto" w:sz="18" w:space="0"/>
+          <w:right w:val="nil"/>
+          <w:insideH w:val="nil"/>
+          <w:insideV w:val="nil"/>
+        </w:tcBorders>
         <w:shd w:val="clear" w:color="auto" w:fill="F79646" w:themeFill="accent6"/>
       </w:tcPr>
     </w:tblStylePr>
+    <w:tblStylePr w:type="lastRow">
+      <w:pPr>
+        <w:spacing w:before="0" w:after="0" w:line="240" w:lineRule="auto"/>
+      </w:pPr>
+      <w:rPr>
+        <w:color w:val="auto"/>
+      </w:rPr>
+      <w:tblPr/>
+      <w:tcPr>
+        <w:tcBorders>
+          <w:top w:val="double" w:color="auto" w:sz="6" w:space="0"/>
+          <w:left w:val="nil"/>
+          <w:bottom w:val="single" w:color="auto" w:sz="18" w:space="0"/>
+          <w:right w:val="nil"/>
+          <w:insideH w:val="nil"/>
+          <w:insideV w:val="nil"/>
+        </w:tcBorders>
+        <w:shd w:val="clear" w:color="auto" w:fill="FFFFFF" w:themeFill="background1"/>
+      </w:tcPr>
+    </w:tblStylePr>
+    <w:tblStylePr w:type="firstCol">
+      <w:rPr>
+        <w:b/>
+        <w:bCs/>
+        <w:color w:val="FFFFFF" w:themeColor="background1"/>
+        <w14:textFill>
+          <w14:solidFill>
+            <w14:schemeClr w14:val="bg1"/>
+          </w14:solidFill>
+        </w14:textFill>
+      </w:rPr>
+      <w:tblPr/>
+      <w:tcPr>
+        <w:tcBorders>
+          <w:top w:val="nil"/>
+          <w:left w:val="nil"/>
+          <w:bottom w:val="single" w:color="auto" w:sz="18" w:space="0"/>
+          <w:right w:val="nil"/>
+          <w:insideH w:val="nil"/>
+          <w:insideV w:val="nil"/>
+        </w:tcBorders>
+        <w:shd w:val="clear" w:color="auto" w:fill="F79646" w:themeFill="accent6"/>
+      </w:tcPr>
+    </w:tblStylePr>
     <w:tblStylePr w:type="lastCol">
       <w:rPr>
         <w:b/>
@@ -7509,9 +7461,9 @@
       </w:tcPr>
     </w:tblStylePr>
   </w:style>
-  <w:style w:type="table" w:styleId="69">
+  <w:style w:type="table" w:styleId="70">
     <w:name w:val="Medium List 1"/>
-    <w:basedOn w:val="32"/>
+    <w:basedOn w:val="33"/>
     <w:qFormat/>
     <w:uiPriority w:val="65"/>
     <w:pPr>
@@ -7600,9 +7552,9 @@
       </w:tcPr>
     </w:tblStylePr>
   </w:style>
-  <w:style w:type="table" w:styleId="70">
+  <w:style w:type="table" w:styleId="71">
     <w:name w:val="Medium List 1 Accent 1"/>
-    <w:basedOn w:val="32"/>
+    <w:basedOn w:val="33"/>
     <w:qFormat/>
     <w:uiPriority w:val="65"/>
     <w:pPr>
@@ -7691,9 +7643,9 @@
       </w:tcPr>
     </w:tblStylePr>
   </w:style>
-  <w:style w:type="table" w:styleId="71">
+  <w:style w:type="table" w:styleId="72">
     <w:name w:val="Medium List 1 Accent 2"/>
-    <w:basedOn w:val="32"/>
+    <w:basedOn w:val="33"/>
     <w:uiPriority w:val="65"/>
     <w:pPr>
       <w:spacing w:after="0" w:line="240" w:lineRule="auto"/>
@@ -7781,9 +7733,9 @@
       </w:tcPr>
     </w:tblStylePr>
   </w:style>
-  <w:style w:type="table" w:styleId="72">
+  <w:style w:type="table" w:styleId="73">
     <w:name w:val="Medium List 1 Accent 3"/>
-    <w:basedOn w:val="32"/>
+    <w:basedOn w:val="33"/>
     <w:uiPriority w:val="65"/>
     <w:pPr>
       <w:spacing w:after="0" w:line="240" w:lineRule="auto"/>
@@ -7871,9 +7823,9 @@
       </w:tcPr>
     </w:tblStylePr>
   </w:style>
-  <w:style w:type="table" w:styleId="73">
+  <w:style w:type="table" w:styleId="74">
     <w:name w:val="Medium List 1 Accent 4"/>
-    <w:basedOn w:val="32"/>
+    <w:basedOn w:val="33"/>
     <w:uiPriority w:val="65"/>
     <w:pPr>
       <w:spacing w:after="0" w:line="240" w:lineRule="auto"/>
@@ -7961,9 +7913,9 @@
       </w:tcPr>
     </w:tblStylePr>
   </w:style>
-  <w:style w:type="table" w:styleId="74">
+  <w:style w:type="table" w:styleId="75">
     <w:name w:val="Medium List 1 Accent 5"/>
-    <w:basedOn w:val="32"/>
+    <w:basedOn w:val="33"/>
     <w:qFormat/>
     <w:uiPriority w:val="65"/>
     <w:pPr>
@@ -8052,9 +8004,9 @@
       </w:tcPr>
     </w:tblStylePr>
   </w:style>
-  <w:style w:type="table" w:styleId="75">
+  <w:style w:type="table" w:styleId="76">
     <w:name w:val="Medium List 1 Accent 6"/>
-    <w:basedOn w:val="32"/>
+    <w:basedOn w:val="33"/>
     <w:qFormat/>
     <w:uiPriority w:val="65"/>
     <w:pPr>
@@ -8143,9 +8095,9 @@
       </w:tcPr>
     </w:tblStylePr>
   </w:style>
-  <w:style w:type="table" w:styleId="76">
+  <w:style w:type="table" w:styleId="77">
     <w:name w:val="Medium List 2"/>
-    <w:basedOn w:val="32"/>
+    <w:basedOn w:val="33"/>
     <w:qFormat/>
     <w:uiPriority w:val="66"/>
     <w:pPr>
@@ -8273,9 +8225,9 @@
       </w:tcPr>
     </w:tblStylePr>
   </w:style>
-  <w:style w:type="table" w:styleId="77">
+  <w:style w:type="table" w:styleId="78">
     <w:name w:val="Medium List 2 Accent 1"/>
-    <w:basedOn w:val="32"/>
+    <w:basedOn w:val="33"/>
     <w:qFormat/>
     <w:uiPriority w:val="66"/>
     <w:pPr>
@@ -8403,9 +8355,9 @@
       </w:tcPr>
     </w:tblStylePr>
   </w:style>
-  <w:style w:type="table" w:styleId="78">
+  <w:style w:type="table" w:styleId="79">
     <w:name w:val="Medium List 2 Accent 2"/>
-    <w:basedOn w:val="32"/>
+    <w:basedOn w:val="33"/>
     <w:uiPriority w:val="66"/>
     <w:pPr>
       <w:spacing w:after="0" w:line="240" w:lineRule="auto"/>
@@ -8532,9 +8484,9 @@
       </w:tcPr>
     </w:tblStylePr>
   </w:style>
-  <w:style w:type="table" w:styleId="79">
+  <w:style w:type="table" w:styleId="80">
     <w:name w:val="Medium List 2 Accent 3"/>
-    <w:basedOn w:val="32"/>
+    <w:basedOn w:val="33"/>
     <w:uiPriority w:val="66"/>
     <w:pPr>
       <w:spacing w:after="0" w:line="240" w:lineRule="auto"/>
@@ -8661,9 +8613,9 @@
       </w:tcPr>
     </w:tblStylePr>
   </w:style>
-  <w:style w:type="table" w:styleId="80">
+  <w:style w:type="table" w:styleId="81">
     <w:name w:val="Medium List 2 Accent 4"/>
-    <w:basedOn w:val="32"/>
+    <w:basedOn w:val="33"/>
     <w:uiPriority w:val="66"/>
     <w:pPr>
       <w:spacing w:after="0" w:line="240" w:lineRule="auto"/>
@@ -8790,9 +8742,9 @@
       </w:tcPr>
     </w:tblStylePr>
   </w:style>
-  <w:style w:type="table" w:styleId="81">
+  <w:style w:type="table" w:styleId="82">
     <w:name w:val="Medium List 2 Accent 5"/>
-    <w:basedOn w:val="32"/>
+    <w:basedOn w:val="33"/>
     <w:uiPriority w:val="66"/>
     <w:pPr>
       <w:spacing w:after="0" w:line="240" w:lineRule="auto"/>
@@ -8919,9 +8871,9 @@
       </w:tcPr>
     </w:tblStylePr>
   </w:style>
-  <w:style w:type="table" w:styleId="82">
+  <w:style w:type="table" w:styleId="83">
     <w:name w:val="Medium List 2 Accent 6"/>
-    <w:basedOn w:val="32"/>
+    <w:basedOn w:val="33"/>
     <w:uiPriority w:val="66"/>
     <w:pPr>
       <w:spacing w:after="0" w:line="240" w:lineRule="auto"/>
@@ -9048,9 +9000,9 @@
       </w:tcPr>
     </w:tblStylePr>
   </w:style>
-  <w:style w:type="table" w:styleId="83">
+  <w:style w:type="table" w:styleId="84">
     <w:name w:val="Medium Grid 1"/>
-    <w:basedOn w:val="32"/>
+    <w:basedOn w:val="33"/>
     <w:uiPriority w:val="67"/>
     <w:pPr>
       <w:spacing w:after="0" w:line="240" w:lineRule="auto"/>
@@ -9117,9 +9069,9 @@
       </w:tcPr>
     </w:tblStylePr>
   </w:style>
-  <w:style w:type="table" w:styleId="84">
+  <w:style w:type="table" w:styleId="85">
     <w:name w:val="Medium Grid 1 Accent 1"/>
-    <w:basedOn w:val="32"/>
+    <w:basedOn w:val="33"/>
     <w:uiPriority w:val="67"/>
     <w:pPr>
       <w:spacing w:after="0" w:line="240" w:lineRule="auto"/>
@@ -9186,9 +9138,9 @@
       </w:tcPr>
     </w:tblStylePr>
   </w:style>
-  <w:style w:type="table" w:styleId="85">
+  <w:style w:type="table" w:styleId="86">
     <w:name w:val="Medium Grid 1 Accent 2"/>
-    <w:basedOn w:val="32"/>
+    <w:basedOn w:val="33"/>
     <w:uiPriority w:val="67"/>
     <w:pPr>
       <w:spacing w:after="0" w:line="240" w:lineRule="auto"/>
@@ -9255,9 +9207,9 @@
       </w:tcPr>
     </w:tblStylePr>
   </w:style>
-  <w:style w:type="table" w:styleId="86">
+  <w:style w:type="table" w:styleId="87">
     <w:name w:val="Medium Grid 1 Accent 3"/>
-    <w:basedOn w:val="32"/>
+    <w:basedOn w:val="33"/>
     <w:uiPriority w:val="67"/>
     <w:pPr>
       <w:spacing w:after="0" w:line="240" w:lineRule="auto"/>
@@ -9324,9 +9276,9 @@
       </w:tcPr>
     </w:tblStylePr>
   </w:style>
-  <w:style w:type="table" w:styleId="87">
+  <w:style w:type="table" w:styleId="88">
     <w:name w:val="Medium Grid 1 Accent 4"/>
-    <w:basedOn w:val="32"/>
+    <w:basedOn w:val="33"/>
     <w:uiPriority w:val="67"/>
     <w:pPr>
       <w:spacing w:after="0" w:line="240" w:lineRule="auto"/>
@@ -9393,9 +9345,9 @@
       </w:tcPr>
     </w:tblStylePr>
   </w:style>
-  <w:style w:type="table" w:styleId="88">
+  <w:style w:type="table" w:styleId="89">
     <w:name w:val="Medium Grid 1 Accent 5"/>
-    <w:basedOn w:val="32"/>
+    <w:basedOn w:val="33"/>
     <w:uiPriority w:val="67"/>
     <w:pPr>
       <w:spacing w:after="0" w:line="240" w:lineRule="auto"/>
@@ -9462,9 +9414,9 @@
       </w:tcPr>
     </w:tblStylePr>
   </w:style>
-  <w:style w:type="table" w:styleId="89">
+  <w:style w:type="table" w:styleId="90">
     <w:name w:val="Medium Grid 1 Accent 6"/>
-    <w:basedOn w:val="32"/>
+    <w:basedOn w:val="33"/>
     <w:qFormat/>
     <w:uiPriority w:val="67"/>
     <w:pPr>
@@ -9532,9 +9484,9 @@
       </w:tcPr>
     </w:tblStylePr>
   </w:style>
-  <w:style w:type="table" w:styleId="90">
+  <w:style w:type="table" w:styleId="91">
     <w:name w:val="Medium Grid 2"/>
-    <w:basedOn w:val="32"/>
+    <w:basedOn w:val="33"/>
     <w:qFormat/>
     <w:uiPriority w:val="68"/>
     <w:pPr>
@@ -9679,9 +9631,9 @@
       </w:tcPr>
     </w:tblStylePr>
   </w:style>
-  <w:style w:type="table" w:styleId="91">
+  <w:style w:type="table" w:styleId="92">
     <w:name w:val="Medium Grid 2 Accent 1"/>
-    <w:basedOn w:val="32"/>
+    <w:basedOn w:val="33"/>
     <w:qFormat/>
     <w:uiPriority w:val="68"/>
     <w:pPr>
@@ -9826,9 +9778,9 @@
       </w:tcPr>
     </w:tblStylePr>
   </w:style>
-  <w:style w:type="table" w:styleId="92">
+  <w:style w:type="table" w:styleId="93">
     <w:name w:val="Medium Grid 2 Accent 2"/>
-    <w:basedOn w:val="32"/>
+    <w:basedOn w:val="33"/>
     <w:qFormat/>
     <w:uiPriority w:val="68"/>
     <w:pPr>
@@ -9973,9 +9925,9 @@
       </w:tcPr>
     </w:tblStylePr>
   </w:style>
-  <w:style w:type="table" w:styleId="93">
+  <w:style w:type="table" w:styleId="94">
     <w:name w:val="Medium Grid 2 Accent 3"/>
-    <w:basedOn w:val="32"/>
+    <w:basedOn w:val="33"/>
     <w:uiPriority w:val="68"/>
     <w:pPr>
       <w:spacing w:after="0" w:line="240" w:lineRule="auto"/>
@@ -10119,9 +10071,9 @@
       </w:tcPr>
     </w:tblStylePr>
   </w:style>
-  <w:style w:type="table" w:styleId="94">
+  <w:style w:type="table" w:styleId="95">
     <w:name w:val="Medium Grid 2 Accent 4"/>
-    <w:basedOn w:val="32"/>
+    <w:basedOn w:val="33"/>
     <w:uiPriority w:val="68"/>
     <w:pPr>
       <w:spacing w:after="0" w:line="240" w:lineRule="auto"/>
@@ -10265,9 +10217,9 @@
       </w:tcPr>
     </w:tblStylePr>
   </w:style>
-  <w:style w:type="table" w:styleId="95">
+  <w:style w:type="table" w:styleId="96">
     <w:name w:val="Medium Grid 2 Accent 5"/>
-    <w:basedOn w:val="32"/>
+    <w:basedOn w:val="33"/>
     <w:uiPriority w:val="68"/>
     <w:pPr>
       <w:spacing w:after="0" w:line="240" w:lineRule="auto"/>
@@ -10411,9 +10363,9 @@
       </w:tcPr>
     </w:tblStylePr>
   </w:style>
-  <w:style w:type="table" w:styleId="96">
+  <w:style w:type="table" w:styleId="97">
     <w:name w:val="Medium Grid 2 Accent 6"/>
-    <w:basedOn w:val="32"/>
+    <w:basedOn w:val="33"/>
     <w:uiPriority w:val="68"/>
     <w:pPr>
       <w:spacing w:after="0" w:line="240" w:lineRule="auto"/>
@@ -10557,9 +10509,9 @@
       </w:tcPr>
     </w:tblStylePr>
   </w:style>
-  <w:style w:type="table" w:styleId="97">
+  <w:style w:type="table" w:styleId="98">
     <w:name w:val="Medium Grid 3"/>
-    <w:basedOn w:val="32"/>
+    <w:basedOn w:val="33"/>
     <w:uiPriority w:val="69"/>
     <w:pPr>
       <w:spacing w:after="0" w:line="240" w:lineRule="auto"/>
@@ -10714,9 +10666,9 @@
       </w:tcPr>
     </w:tblStylePr>
   </w:style>
-  <w:style w:type="table" w:styleId="98">
+  <w:style w:type="table" w:styleId="99">
     <w:name w:val="Medium Grid 3 Accent 1"/>
-    <w:basedOn w:val="32"/>
+    <w:basedOn w:val="33"/>
     <w:qFormat/>
     <w:uiPriority w:val="69"/>
     <w:pPr>
@@ -10872,9 +10824,9 @@
       </w:tcPr>
     </w:tblStylePr>
   </w:style>
-  <w:style w:type="table" w:styleId="99">
+  <w:style w:type="table" w:styleId="100">
     <w:name w:val="Medium Grid 3 Accent 2"/>
-    <w:basedOn w:val="32"/>
+    <w:basedOn w:val="33"/>
     <w:uiPriority w:val="69"/>
     <w:pPr>
       <w:spacing w:after="0" w:line="240" w:lineRule="auto"/>
@@ -11029,9 +10981,9 @@
       </w:tcPr>
     </w:tblStylePr>
   </w:style>
-  <w:style w:type="table" w:styleId="100">
+  <w:style w:type="table" w:styleId="101">
     <w:name w:val="Medium Grid 3 Accent 3"/>
-    <w:basedOn w:val="32"/>
+    <w:basedOn w:val="33"/>
     <w:uiPriority w:val="69"/>
     <w:pPr>
       <w:spacing w:after="0" w:line="240" w:lineRule="auto"/>
@@ -11186,9 +11138,9 @@
       </w:tcPr>
     </w:tblStylePr>
   </w:style>
-  <w:style w:type="table" w:styleId="101">
+  <w:style w:type="table" w:styleId="102">
     <w:name w:val="Medium Grid 3 Accent 4"/>
-    <w:basedOn w:val="32"/>
+    <w:basedOn w:val="33"/>
     <w:uiPriority w:val="69"/>
     <w:pPr>
       <w:spacing w:after="0" w:line="240" w:lineRule="auto"/>
@@ -11343,9 +11295,9 @@
       </w:tcPr>
     </w:tblStylePr>
   </w:style>
-  <w:style w:type="table" w:styleId="102">
+  <w:style w:type="table" w:styleId="103">
     <w:name w:val="Medium Grid 3 Accent 5"/>
-    <w:basedOn w:val="32"/>
+    <w:basedOn w:val="33"/>
     <w:uiPriority w:val="69"/>
     <w:pPr>
       <w:spacing w:after="0" w:line="240" w:lineRule="auto"/>
@@ -11500,9 +11452,9 @@
       </w:tcPr>
     </w:tblStylePr>
   </w:style>
-  <w:style w:type="table" w:styleId="103">
+  <w:style w:type="table" w:styleId="104">
     <w:name w:val="Medium Grid 3 Accent 6"/>
-    <w:basedOn w:val="32"/>
+    <w:basedOn w:val="33"/>
     <w:uiPriority w:val="69"/>
     <w:pPr>
       <w:spacing w:after="0" w:line="240" w:lineRule="auto"/>
@@ -11657,9 +11609,9 @@
       </w:tcPr>
     </w:tblStylePr>
   </w:style>
-  <w:style w:type="table" w:styleId="104">
+  <w:style w:type="table" w:styleId="105">
     <w:name w:val="Dark List"/>
-    <w:basedOn w:val="32"/>
+    <w:basedOn w:val="33"/>
     <w:qFormat/>
     <w:uiPriority w:val="70"/>
     <w:pPr>
@@ -11773,9 +11725,9 @@
       </w:tcPr>
     </w:tblStylePr>
   </w:style>
-  <w:style w:type="table" w:styleId="105">
+  <w:style w:type="table" w:styleId="106">
     <w:name w:val="Dark List Accent 1"/>
-    <w:basedOn w:val="32"/>
+    <w:basedOn w:val="33"/>
     <w:qFormat/>
     <w:uiPriority w:val="70"/>
     <w:pPr>
@@ -11889,9 +11841,9 @@
       </w:tcPr>
     </w:tblStylePr>
   </w:style>
-  <w:style w:type="table" w:styleId="106">
+  <w:style w:type="table" w:styleId="107">
     <w:name w:val="Dark List Accent 2"/>
-    <w:basedOn w:val="32"/>
+    <w:basedOn w:val="33"/>
     <w:qFormat/>
     <w:uiPriority w:val="70"/>
     <w:pPr>
@@ -12005,9 +11957,9 @@
       </w:tcPr>
     </w:tblStylePr>
   </w:style>
-  <w:style w:type="table" w:styleId="107">
+  <w:style w:type="table" w:styleId="108">
     <w:name w:val="Dark List Accent 3"/>
-    <w:basedOn w:val="32"/>
+    <w:basedOn w:val="33"/>
     <w:qFormat/>
     <w:uiPriority w:val="70"/>
     <w:pPr>
@@ -12121,9 +12073,9 @@
       </w:tcPr>
     </w:tblStylePr>
   </w:style>
-  <w:style w:type="table" w:styleId="108">
+  <w:style w:type="table" w:styleId="109">
     <w:name w:val="Dark List Accent 4"/>
-    <w:basedOn w:val="32"/>
+    <w:basedOn w:val="33"/>
     <w:uiPriority w:val="70"/>
     <w:pPr>
       <w:spacing w:after="0" w:line="240" w:lineRule="auto"/>
@@ -12236,9 +12188,9 @@
       </w:tcPr>
     </w:tblStylePr>
   </w:style>
-  <w:style w:type="table" w:styleId="109">
+  <w:style w:type="table" w:styleId="110">
     <w:name w:val="Dark List Accent 5"/>
-    <w:basedOn w:val="32"/>
+    <w:basedOn w:val="33"/>
     <w:uiPriority w:val="70"/>
     <w:pPr>
       <w:spacing w:after="0" w:line="240" w:lineRule="auto"/>
@@ -12351,9 +12303,9 @@
       </w:tcPr>
     </w:tblStylePr>
   </w:style>
-  <w:style w:type="table" w:styleId="110">
+  <w:style w:type="table" w:styleId="111">
     <w:name w:val="Dark List Accent 6"/>
-    <w:basedOn w:val="32"/>
+    <w:basedOn w:val="33"/>
     <w:uiPriority w:val="70"/>
     <w:pPr>
       <w:spacing w:after="0" w:line="240" w:lineRule="auto"/>
@@ -12466,9 +12418,9 @@
       </w:tcPr>
     </w:tblStylePr>
   </w:style>
-  <w:style w:type="table" w:styleId="111">
+  <w:style w:type="table" w:styleId="112">
     <w:name w:val="Colorful Shading"/>
-    <w:basedOn w:val="32"/>
+    <w:basedOn w:val="33"/>
     <w:uiPriority w:val="71"/>
     <w:pPr>
       <w:spacing w:after="0" w:line="240" w:lineRule="auto"/>
@@ -12614,9 +12566,9 @@
       </w:rPr>
     </w:tblStylePr>
   </w:style>
-  <w:style w:type="table" w:styleId="112">
+  <w:style w:type="table" w:styleId="113">
     <w:name w:val="Colorful Shading Accent 1"/>
-    <w:basedOn w:val="32"/>
+    <w:basedOn w:val="33"/>
     <w:uiPriority w:val="71"/>
     <w:pPr>
       <w:spacing w:after="0" w:line="240" w:lineRule="auto"/>
@@ -12762,9 +12714,9 @@
       </w:rPr>
     </w:tblStylePr>
   </w:style>
-  <w:style w:type="table" w:styleId="113">
+  <w:style w:type="table" w:styleId="114">
     <w:name w:val="Colorful Shading Accent 2"/>
-    <w:basedOn w:val="32"/>
+    <w:basedOn w:val="33"/>
     <w:uiPriority w:val="71"/>
     <w:pPr>
       <w:spacing w:after="0" w:line="240" w:lineRule="auto"/>
@@ -12910,9 +12862,9 @@
       </w:rPr>
     </w:tblStylePr>
   </w:style>
-  <w:style w:type="table" w:styleId="114">
+  <w:style w:type="table" w:styleId="115">
     <w:name w:val="Colorful Shading Accent 3"/>
-    <w:basedOn w:val="32"/>
+    <w:basedOn w:val="33"/>
     <w:uiPriority w:val="71"/>
     <w:pPr>
       <w:spacing w:after="0" w:line="240" w:lineRule="auto"/>
@@ -13038,9 +12990,9 @@
       </w:tcPr>
     </w:tblStylePr>
   </w:style>
-  <w:style w:type="table" w:styleId="115">
+  <w:style w:type="table" w:styleId="116">
     <w:name w:val="Colorful Shading Accent 4"/>
-    <w:basedOn w:val="32"/>
+    <w:basedOn w:val="33"/>
     <w:uiPriority w:val="71"/>
     <w:pPr>
       <w:spacing w:after="0" w:line="240" w:lineRule="auto"/>
@@ -13186,9 +13138,9 @@
       </w:rPr>
     </w:tblStylePr>
   </w:style>
-  <w:style w:type="table" w:styleId="116">
+  <w:style w:type="table" w:styleId="117">
     <w:name w:val="Colorful Shading Accent 5"/>
-    <w:basedOn w:val="32"/>
+    <w:basedOn w:val="33"/>
     <w:uiPriority w:val="71"/>
     <w:pPr>
       <w:spacing w:after="0" w:line="240" w:lineRule="auto"/>
@@ -13334,9 +13286,9 @@
       </w:rPr>
     </w:tblStylePr>
   </w:style>
-  <w:style w:type="table" w:styleId="117">
+  <w:style w:type="table" w:styleId="118">
     <w:name w:val="Colorful Shading Accent 6"/>
-    <w:basedOn w:val="32"/>
+    <w:basedOn w:val="33"/>
     <w:uiPriority w:val="71"/>
     <w:pPr>
       <w:spacing w:after="0" w:line="240" w:lineRule="auto"/>
@@ -13482,9 +13434,9 @@
       </w:rPr>
     </w:tblStylePr>
   </w:style>
-  <w:style w:type="table" w:styleId="118">
+  <w:style w:type="table" w:styleId="119">
     <w:name w:val="Colorful List"/>
-    <w:basedOn w:val="32"/>
+    <w:basedOn w:val="33"/>
     <w:uiPriority w:val="72"/>
     <w:pPr>
       <w:spacing w:after="0" w:line="240" w:lineRule="auto"/>
@@ -13574,9 +13526,9 @@
       </w:tcPr>
     </w:tblStylePr>
   </w:style>
-  <w:style w:type="table" w:styleId="119">
+  <w:style w:type="table" w:styleId="120">
     <w:name w:val="Colorful List Accent 1"/>
-    <w:basedOn w:val="32"/>
+    <w:basedOn w:val="33"/>
     <w:uiPriority w:val="72"/>
     <w:pPr>
       <w:spacing w:after="0" w:line="240" w:lineRule="auto"/>
@@ -13666,9 +13618,9 @@
       </w:tcPr>
     </w:tblStylePr>
   </w:style>
-  <w:style w:type="table" w:styleId="120">
+  <w:style w:type="table" w:styleId="121">
     <w:name w:val="Colorful List Accent 2"/>
-    <w:basedOn w:val="32"/>
+    <w:basedOn w:val="33"/>
     <w:uiPriority w:val="72"/>
     <w:pPr>
       <w:spacing w:after="0" w:line="240" w:lineRule="auto"/>
@@ -13758,9 +13710,9 @@
       </w:tcPr>
     </w:tblStylePr>
   </w:style>
-  <w:style w:type="table" w:styleId="121">
+  <w:style w:type="table" w:styleId="122">
     <w:name w:val="Colorful List Accent 3"/>
-    <w:basedOn w:val="32"/>
+    <w:basedOn w:val="33"/>
     <w:uiPriority w:val="72"/>
     <w:pPr>
       <w:spacing w:after="0" w:line="240" w:lineRule="auto"/>
@@ -13850,9 +13802,9 @@
       </w:tcPr>
     </w:tblStylePr>
   </w:style>
-  <w:style w:type="table" w:styleId="122">
+  <w:style w:type="table" w:styleId="123">
     <w:name w:val="Colorful List Accent 4"/>
-    <w:basedOn w:val="32"/>
+    <w:basedOn w:val="33"/>
     <w:uiPriority w:val="72"/>
     <w:pPr>
       <w:spacing w:after="0" w:line="240" w:lineRule="auto"/>
@@ -13942,9 +13894,9 @@
       </w:tcPr>
     </w:tblStylePr>
   </w:style>
-  <w:style w:type="table" w:styleId="123">
+  <w:style w:type="table" w:styleId="124">
     <w:name w:val="Colorful List Accent 5"/>
-    <w:basedOn w:val="32"/>
+    <w:basedOn w:val="33"/>
     <w:qFormat/>
     <w:uiPriority w:val="72"/>
     <w:pPr>
@@ -14035,9 +13987,9 @@
       </w:tcPr>
     </w:tblStylePr>
   </w:style>
-  <w:style w:type="table" w:styleId="124">
+  <w:style w:type="table" w:styleId="125">
     <w:name w:val="Colorful List Accent 6"/>
-    <w:basedOn w:val="32"/>
+    <w:basedOn w:val="33"/>
     <w:uiPriority w:val="72"/>
     <w:pPr>
       <w:spacing w:after="0" w:line="240" w:lineRule="auto"/>
@@ -14127,9 +14079,9 @@
       </w:tcPr>
     </w:tblStylePr>
   </w:style>
-  <w:style w:type="table" w:styleId="125">
+  <w:style w:type="table" w:styleId="126">
     <w:name w:val="Colorful Grid"/>
-    <w:basedOn w:val="32"/>
+    <w:basedOn w:val="33"/>
     <w:qFormat/>
     <w:uiPriority w:val="73"/>
     <w:pPr>
@@ -14224,9 +14176,9 @@
       </w:tcPr>
     </w:tblStylePr>
   </w:style>
-  <w:style w:type="table" w:styleId="126">
+  <w:style w:type="table" w:styleId="127">
     <w:name w:val="Colorful Grid Accent 1"/>
-    <w:basedOn w:val="32"/>
+    <w:basedOn w:val="33"/>
     <w:uiPriority w:val="73"/>
     <w:pPr>
       <w:spacing w:after="0" w:line="240" w:lineRule="auto"/>
@@ -14320,9 +14272,9 @@
       </w:tcPr>
     </w:tblStylePr>
   </w:style>
-  <w:style w:type="table" w:styleId="127">
+  <w:style w:type="table" w:styleId="128">
     <w:name w:val="Colorful Grid Accent 2"/>
-    <w:basedOn w:val="32"/>
+    <w:basedOn w:val="33"/>
     <w:uiPriority w:val="73"/>
     <w:pPr>
       <w:spacing w:after="0" w:line="240" w:lineRule="auto"/>
@@ -14416,9 +14368,9 @@
       </w:tcPr>
     </w:tblStylePr>
   </w:style>
-  <w:style w:type="table" w:styleId="128">
+  <w:style w:type="table" w:styleId="129">
     <w:name w:val="Colorful Grid Accent 3"/>
-    <w:basedOn w:val="32"/>
+    <w:basedOn w:val="33"/>
     <w:qFormat/>
     <w:uiPriority w:val="73"/>
     <w:pPr>
@@ -14513,9 +14465,9 @@
       </w:tcPr>
     </w:tblStylePr>
   </w:style>
-  <w:style w:type="table" w:styleId="129">
+  <w:style w:type="table" w:styleId="130">
     <w:name w:val="Colorful Grid Accent 4"/>
-    <w:basedOn w:val="32"/>
+    <w:basedOn w:val="33"/>
     <w:qFormat/>
     <w:uiPriority w:val="73"/>
     <w:pPr>
@@ -14610,9 +14562,9 @@
       </w:tcPr>
     </w:tblStylePr>
   </w:style>
-  <w:style w:type="table" w:styleId="130">
+  <w:style w:type="table" w:styleId="131">
     <w:name w:val="Colorful Grid Accent 5"/>
-    <w:basedOn w:val="32"/>
+    <w:basedOn w:val="33"/>
     <w:qFormat/>
     <w:uiPriority w:val="73"/>
     <w:pPr>
@@ -14707,9 +14659,9 @@
       </w:tcPr>
     </w:tblStylePr>
   </w:style>
-  <w:style w:type="table" w:styleId="131">
+  <w:style w:type="table" w:styleId="132">
     <w:name w:val="Colorful Grid Accent 6"/>
-    <w:basedOn w:val="32"/>
+    <w:basedOn w:val="33"/>
     <w:uiPriority w:val="73"/>
     <w:pPr>
       <w:spacing w:after="0" w:line="240" w:lineRule="auto"/>
@@ -14803,9 +14755,9 @@
       </w:tcPr>
     </w:tblStylePr>
   </w:style>
-  <w:style w:type="character" w:styleId="133">
+  <w:style w:type="character" w:styleId="134">
     <w:name w:val="Strong"/>
-    <w:basedOn w:val="132"/>
+    <w:basedOn w:val="133"/>
     <w:qFormat/>
     <w:uiPriority w:val="22"/>
     <w:rPr>
@@ -14813,9 +14765,9 @@
       <w:bCs/>
     </w:rPr>
   </w:style>
-  <w:style w:type="character" w:styleId="134">
+  <w:style w:type="character" w:styleId="135">
     <w:name w:val="Emphasis"/>
-    <w:basedOn w:val="132"/>
+    <w:basedOn w:val="133"/>
     <w:qFormat/>
     <w:uiPriority w:val="20"/>
     <w:rPr>
@@ -14823,21 +14775,21 @@
       <w:iCs/>
     </w:rPr>
   </w:style>
-  <w:style w:type="character" w:customStyle="1" w:styleId="135">
+  <w:style w:type="character" w:customStyle="1" w:styleId="136">
     <w:name w:val="Header Char"/>
-    <w:basedOn w:val="132"/>
+    <w:basedOn w:val="133"/>
     <w:link w:val="25"/>
     <w:qFormat/>
     <w:uiPriority w:val="99"/>
   </w:style>
-  <w:style w:type="character" w:customStyle="1" w:styleId="136">
+  <w:style w:type="character" w:customStyle="1" w:styleId="137">
     <w:name w:val="Footer Char"/>
-    <w:basedOn w:val="132"/>
+    <w:basedOn w:val="133"/>
     <w:link w:val="24"/>
     <w:qFormat/>
     <w:uiPriority w:val="99"/>
   </w:style>
-  <w:style w:type="paragraph" w:styleId="137">
+  <w:style w:type="paragraph" w:styleId="138">
     <w:name w:val="No Spacing"/>
     <w:qFormat/>
     <w:uiPriority w:val="1"/>
@@ -14851,9 +14803,9 @@
       <w:lang w:val="en-US" w:eastAsia="en-US" w:bidi="ar-SA"/>
     </w:rPr>
   </w:style>
-  <w:style w:type="character" w:customStyle="1" w:styleId="138">
+  <w:style w:type="character" w:customStyle="1" w:styleId="139">
     <w:name w:val="Heading 1 Char"/>
-    <w:basedOn w:val="132"/>
+    <w:basedOn w:val="133"/>
     <w:link w:val="3"/>
     <w:uiPriority w:val="9"/>
     <w:rPr>
@@ -14865,9 +14817,9 @@
       <w:szCs w:val="28"/>
     </w:rPr>
   </w:style>
-  <w:style w:type="character" w:customStyle="1" w:styleId="139">
+  <w:style w:type="character" w:customStyle="1" w:styleId="140">
     <w:name w:val="Heading 2 Char"/>
-    <w:basedOn w:val="132"/>
+    <w:basedOn w:val="133"/>
     <w:link w:val="4"/>
     <w:qFormat/>
     <w:uiPriority w:val="9"/>
@@ -14885,9 +14837,9 @@
       </w14:textFill>
     </w:rPr>
   </w:style>
-  <w:style w:type="character" w:customStyle="1" w:styleId="140">
+  <w:style w:type="character" w:customStyle="1" w:styleId="141">
     <w:name w:val="Heading 3 Char"/>
-    <w:basedOn w:val="132"/>
+    <w:basedOn w:val="133"/>
     <w:link w:val="5"/>
     <w:qFormat/>
     <w:uiPriority w:val="9"/>
@@ -14903,10 +14855,10 @@
       </w14:textFill>
     </w:rPr>
   </w:style>
-  <w:style w:type="character" w:customStyle="1" w:styleId="141">
+  <w:style w:type="character" w:customStyle="1" w:styleId="142">
     <w:name w:val="Title Char"/>
-    <w:basedOn w:val="132"/>
-    <w:link w:val="31"/>
+    <w:basedOn w:val="133"/>
+    <w:link w:val="32"/>
     <w:qFormat/>
     <w:uiPriority w:val="10"/>
     <w:rPr>
@@ -14918,9 +14870,9 @@
       <w:szCs w:val="52"/>
     </w:rPr>
   </w:style>
-  <w:style w:type="character" w:customStyle="1" w:styleId="142">
+  <w:style w:type="character" w:customStyle="1" w:styleId="143">
     <w:name w:val="Subtitle Char"/>
-    <w:basedOn w:val="132"/>
+    <w:basedOn w:val="133"/>
     <w:link w:val="26"/>
     <w:uiPriority w:val="11"/>
     <w:rPr>
@@ -14938,7 +14890,7 @@
       </w14:textFill>
     </w:rPr>
   </w:style>
-  <w:style w:type="paragraph" w:styleId="143">
+  <w:style w:type="paragraph" w:styleId="144">
     <w:name w:val="List Paragraph"/>
     <w:basedOn w:val="1"/>
     <w:qFormat/>
@@ -14948,23 +14900,23 @@
       <w:contextualSpacing/>
     </w:pPr>
   </w:style>
-  <w:style w:type="character" w:customStyle="1" w:styleId="144">
+  <w:style w:type="character" w:customStyle="1" w:styleId="145">
     <w:name w:val="Body Text Char"/>
-    <w:basedOn w:val="132"/>
+    <w:basedOn w:val="133"/>
     <w:link w:val="19"/>
     <w:qFormat/>
     <w:uiPriority w:val="99"/>
   </w:style>
-  <w:style w:type="character" w:customStyle="1" w:styleId="145">
+  <w:style w:type="character" w:customStyle="1" w:styleId="146">
     <w:name w:val="Body Text 2 Char"/>
-    <w:basedOn w:val="132"/>
+    <w:basedOn w:val="133"/>
     <w:link w:val="28"/>
     <w:qFormat/>
     <w:uiPriority w:val="99"/>
   </w:style>
-  <w:style w:type="character" w:customStyle="1" w:styleId="146">
+  <w:style w:type="character" w:customStyle="1" w:styleId="147">
     <w:name w:val="Body Text 3 Char"/>
-    <w:basedOn w:val="132"/>
+    <w:basedOn w:val="133"/>
     <w:link w:val="17"/>
     <w:qFormat/>
     <w:uiPriority w:val="99"/>
@@ -14973,10 +14925,11 @@
       <w:szCs w:val="16"/>
     </w:rPr>
   </w:style>
-  <w:style w:type="character" w:customStyle="1" w:styleId="147">
+  <w:style w:type="character" w:customStyle="1" w:styleId="148">
     <w:name w:val="Macro Text Char"/>
-    <w:basedOn w:val="132"/>
+    <w:basedOn w:val="133"/>
     <w:link w:val="2"/>
+    <w:qFormat/>
     <w:uiPriority w:val="99"/>
     <w:rPr>
       <w:rFonts w:ascii="Courier" w:hAnsi="Courier"/>
@@ -14984,10 +14937,27 @@
       <w:szCs w:val="20"/>
     </w:rPr>
   </w:style>
-  <w:style w:type="paragraph" w:styleId="148">
+  <w:style w:type="paragraph" w:styleId="149">
     <w:name w:val="Quote"/>
     <w:basedOn w:val="1"/>
     <w:next w:val="1"/>
+    <w:link w:val="150"/>
+    <w:qFormat/>
+    <w:uiPriority w:val="29"/>
+    <w:rPr>
+      <w:i/>
+      <w:iCs/>
+      <w:color w:val="000000" w:themeColor="text1"/>
+      <w14:textFill>
+        <w14:solidFill>
+          <w14:schemeClr w14:val="tx1"/>
+        </w14:solidFill>
+      </w14:textFill>
+    </w:rPr>
+  </w:style>
+  <w:style w:type="character" w:customStyle="1" w:styleId="150">
+    <w:name w:val="Quote Char"/>
+    <w:basedOn w:val="133"/>
     <w:link w:val="149"/>
     <w:qFormat/>
     <w:uiPriority w:val="29"/>
@@ -15002,25 +14972,9 @@
       </w14:textFill>
     </w:rPr>
   </w:style>
-  <w:style w:type="character" w:customStyle="1" w:styleId="149">
-    <w:name w:val="Quote Char"/>
-    <w:basedOn w:val="132"/>
-    <w:link w:val="148"/>
-    <w:uiPriority w:val="29"/>
-    <w:rPr>
-      <w:i/>
-      <w:iCs/>
-      <w:color w:val="000000" w:themeColor="text1"/>
-      <w14:textFill>
-        <w14:solidFill>
-          <w14:schemeClr w14:val="tx1"/>
-        </w14:solidFill>
-      </w14:textFill>
-    </w:rPr>
-  </w:style>
-  <w:style w:type="character" w:customStyle="1" w:styleId="150">
+  <w:style w:type="character" w:customStyle="1" w:styleId="151">
     <w:name w:val="Heading 4 Char"/>
-    <w:basedOn w:val="132"/>
+    <w:basedOn w:val="133"/>
     <w:link w:val="6"/>
     <w:semiHidden/>
     <w:uiPriority w:val="9"/>
@@ -15038,9 +14992,9 @@
       </w14:textFill>
     </w:rPr>
   </w:style>
-  <w:style w:type="character" w:customStyle="1" w:styleId="151">
+  <w:style w:type="character" w:customStyle="1" w:styleId="152">
     <w:name w:val="Heading 5 Char"/>
-    <w:basedOn w:val="132"/>
+    <w:basedOn w:val="133"/>
     <w:link w:val="7"/>
     <w:semiHidden/>
     <w:uiPriority w:val="9"/>
@@ -15049,9 +15003,9 @@
       <w:color w:val="254061" w:themeColor="accent1" w:themeShade="80"/>
     </w:rPr>
   </w:style>
-  <w:style w:type="character" w:customStyle="1" w:styleId="152">
+  <w:style w:type="character" w:customStyle="1" w:styleId="153">
     <w:name w:val="Heading 6 Char"/>
-    <w:basedOn w:val="132"/>
+    <w:basedOn w:val="133"/>
     <w:link w:val="8"/>
     <w:semiHidden/>
     <w:uiPriority w:val="9"/>
@@ -15062,11 +15016,12 @@
       <w:color w:val="254061" w:themeColor="accent1" w:themeShade="80"/>
     </w:rPr>
   </w:style>
-  <w:style w:type="character" w:customStyle="1" w:styleId="153">
+  <w:style w:type="character" w:customStyle="1" w:styleId="154">
     <w:name w:val="Heading 7 Char"/>
-    <w:basedOn w:val="132"/>
+    <w:basedOn w:val="133"/>
     <w:link w:val="9"/>
     <w:semiHidden/>
+    <w:qFormat/>
     <w:uiPriority w:val="9"/>
     <w:rPr>
       <w:rFonts w:asciiTheme="majorHAnsi" w:hAnsiTheme="majorHAnsi" w:eastAsiaTheme="majorEastAsia" w:cstheme="majorBidi"/>
@@ -15083,9 +15038,9 @@
       </w14:textFill>
     </w:rPr>
   </w:style>
-  <w:style w:type="character" w:customStyle="1" w:styleId="154">
+  <w:style w:type="character" w:customStyle="1" w:styleId="155">
     <w:name w:val="Heading 8 Char"/>
-    <w:basedOn w:val="132"/>
+    <w:basedOn w:val="133"/>
     <w:link w:val="10"/>
     <w:semiHidden/>
     <w:qFormat/>
@@ -15102,9 +15057,9 @@
       </w14:textFill>
     </w:rPr>
   </w:style>
-  <w:style w:type="character" w:customStyle="1" w:styleId="155">
+  <w:style w:type="character" w:customStyle="1" w:styleId="156">
     <w:name w:val="Heading 9 Char"/>
-    <w:basedOn w:val="132"/>
+    <w:basedOn w:val="133"/>
     <w:link w:val="11"/>
     <w:semiHidden/>
     <w:qFormat/>
@@ -15126,11 +15081,11 @@
       </w14:textFill>
     </w:rPr>
   </w:style>
-  <w:style w:type="paragraph" w:styleId="156">
+  <w:style w:type="paragraph" w:styleId="157">
     <w:name w:val="Intense Quote"/>
     <w:basedOn w:val="1"/>
     <w:next w:val="1"/>
-    <w:link w:val="157"/>
+    <w:link w:val="158"/>
     <w:qFormat/>
     <w:uiPriority w:val="30"/>
     <w:pPr>
@@ -15153,10 +15108,10 @@
       </w14:textFill>
     </w:rPr>
   </w:style>
-  <w:style w:type="character" w:customStyle="1" w:styleId="157">
+  <w:style w:type="character" w:customStyle="1" w:styleId="158">
     <w:name w:val="Intense Quote Char"/>
-    <w:basedOn w:val="132"/>
-    <w:link w:val="156"/>
+    <w:basedOn w:val="133"/>
+    <w:link w:val="157"/>
     <w:uiPriority w:val="30"/>
     <w:rPr>
       <w:b/>
@@ -15171,9 +15126,9 @@
       </w14:textFill>
     </w:rPr>
   </w:style>
-  <w:style w:type="character" w:customStyle="1" w:styleId="158">
+  <w:style w:type="character" w:customStyle="1" w:styleId="159">
     <w:name w:val="Subtle Emphasis"/>
-    <w:basedOn w:val="132"/>
+    <w:basedOn w:val="133"/>
     <w:qFormat/>
     <w:uiPriority w:val="19"/>
     <w:rPr>
@@ -15190,9 +15145,9 @@
       </w14:textFill>
     </w:rPr>
   </w:style>
-  <w:style w:type="character" w:customStyle="1" w:styleId="159">
+  <w:style w:type="character" w:customStyle="1" w:styleId="160">
     <w:name w:val="Intense Emphasis"/>
-    <w:basedOn w:val="132"/>
+    <w:basedOn w:val="133"/>
     <w:qFormat/>
     <w:uiPriority w:val="21"/>
     <w:rPr>
@@ -15208,9 +15163,9 @@
       </w14:textFill>
     </w:rPr>
   </w:style>
-  <w:style w:type="character" w:customStyle="1" w:styleId="160">
+  <w:style w:type="character" w:customStyle="1" w:styleId="161">
     <w:name w:val="Subtle Reference"/>
-    <w:basedOn w:val="132"/>
+    <w:basedOn w:val="133"/>
     <w:qFormat/>
     <w:uiPriority w:val="31"/>
     <w:rPr>
@@ -15224,9 +15179,9 @@
       </w14:textFill>
     </w:rPr>
   </w:style>
-  <w:style w:type="character" w:customStyle="1" w:styleId="161">
+  <w:style w:type="character" w:customStyle="1" w:styleId="162">
     <w:name w:val="Intense Reference"/>
-    <w:basedOn w:val="132"/>
+    <w:basedOn w:val="133"/>
     <w:qFormat/>
     <w:uiPriority w:val="32"/>
     <w:rPr>
@@ -15243,9 +15198,9 @@
       </w14:textFill>
     </w:rPr>
   </w:style>
-  <w:style w:type="character" w:customStyle="1" w:styleId="162">
+  <w:style w:type="character" w:customStyle="1" w:styleId="163">
     <w:name w:val="Book Title"/>
-    <w:basedOn w:val="132"/>
+    <w:basedOn w:val="133"/>
     <w:qFormat/>
     <w:uiPriority w:val="33"/>
     <w:rPr>
@@ -15255,7 +15210,7 @@
       <w:spacing w:val="5"/>
     </w:rPr>
   </w:style>
-  <w:style w:type="paragraph" w:customStyle="1" w:styleId="163">
+  <w:style w:type="paragraph" w:customStyle="1" w:styleId="164">
     <w:name w:val="TOC Heading"/>
     <w:basedOn w:val="3"/>
     <w:next w:val="1"/>
@@ -15589,9 +15544,8 @@
 </a:theme>
 </file>
 
-<file path=customXml/item1.xml><?xml version='1.0' encoding='UTF-8' standalone='yes'?>
-<b:Sources xmlns:b="http://schemas.openxmlformats.org/officeDocument/2006/bibliography" StyleName="APA" xmlns:b="http://schemas.openxmlformats.org/officeDocument/2006/bibliography" SelectedStyle="/APA.XSL"/>
-
+<file path=customXml/item1.xml><?xml version="1.0" encoding="utf-8"?>
+<b:Sources xmlns:b="http://schemas.openxmlformats.org/officeDocument/2006/bibliography" SelectedStyle="/APA.XSL" StyleName="APA"/>
 </file>
 
 <file path=customXml/itemProps1.xml><?xml version="1.0" encoding="utf-8"?>

--- a/work/需求文档.docx
+++ b/work/需求文档.docx
@@ -170,8 +170,6 @@
           <w:color w:val="auto"/>
         </w:rPr>
       </w:pPr>
-      <w:bookmarkStart w:id="0" w:name="_GoBack"/>
-      <w:bookmarkEnd w:id="0"/>
       <w:r>
         <w:rPr>
           <w:rFonts w:hint="eastAsia" w:ascii="方正中等线简体" w:hAnsi="方正中等线简体" w:eastAsia="方正中等线简体" w:cs="方正中等线简体"/>
@@ -688,7 +686,7 @@
                 <w:color w:val="000000"/>
                 <w:sz w:val="19"/>
               </w:rPr>
-              <w:t>先做单人发送，群发作为后续扩展。。</w:t>
+              <w:t>先做单人发送，群发作为后续扩展</w:t>
             </w:r>
           </w:p>
         </w:tc>
@@ -1452,7 +1450,22 @@
           <w:rFonts w:hint="eastAsia" w:ascii="方正中等线简体" w:hAnsi="方正中等线简体" w:eastAsia="方正中等线简体" w:cs="方正中等线简体"/>
           <w:sz w:val="22"/>
         </w:rPr>
-        <w:t>UI、Controller、Model、Service、Storage 分层清楚，不能把文件读写直接写进 QML。</w:t>
+        <w:t>UI、</w:t>
+      </w:r>
+      <w:r>
+        <w:rPr>
+          <w:rFonts w:hint="eastAsia" w:ascii="方正中等线简体" w:hAnsi="方正中等线简体" w:eastAsia="方正中等线简体" w:cs="方正中等线简体"/>
+          <w:sz w:val="22"/>
+          <w:lang w:eastAsia="zh-CN"/>
+        </w:rPr>
+        <w:t>后端、数据层</w:t>
+      </w:r>
+      <w:r>
+        <w:rPr>
+          <w:rFonts w:hint="eastAsia" w:ascii="方正中等线简体" w:hAnsi="方正中等线简体" w:eastAsia="方正中等线简体" w:cs="方正中等线简体"/>
+          <w:sz w:val="22"/>
+        </w:rPr>
+        <w:t xml:space="preserve"> 分层清楚，不能把文件读写直接写进 QML。</w:t>
       </w:r>
     </w:p>
     <w:p>
@@ -2224,6 +2237,158 @@
           </w:p>
         </w:tc>
       </w:tr>
+      <w:tr>
+        <w:tblPrEx>
+          <w:tblBorders>
+            <w:top w:val="single" w:color="A6A6A6" w:sz="6" w:space="0"/>
+            <w:left w:val="single" w:color="A6A6A6" w:sz="6" w:space="0"/>
+            <w:bottom w:val="single" w:color="A6A6A6" w:sz="6" w:space="0"/>
+            <w:right w:val="single" w:color="A6A6A6" w:sz="6" w:space="0"/>
+            <w:insideH w:val="single" w:color="A6A6A6" w:sz="6" w:space="0"/>
+            <w:insideV w:val="single" w:color="A6A6A6" w:sz="6" w:space="0"/>
+          </w:tblBorders>
+          <w:tblCellMar>
+            <w:top w:w="0" w:type="dxa"/>
+            <w:left w:w="108" w:type="dxa"/>
+            <w:bottom w:w="0" w:type="dxa"/>
+            <w:right w:w="108" w:type="dxa"/>
+          </w:tblCellMar>
+        </w:tblPrEx>
+        <w:trPr>
+          <w:cantSplit/>
+          <w:jc w:val="center"/>
+        </w:trPr>
+        <w:tc>
+          <w:tcPr>
+            <w:tcW w:w="3249" w:type="dxa"/>
+            <w:tcBorders>
+              <w:top w:val="single" w:color="000000" w:sz="4" w:space="0"/>
+              <w:left w:val="single" w:color="000000" w:sz="4" w:space="0"/>
+              <w:bottom w:val="single" w:color="000000" w:sz="4" w:space="0"/>
+              <w:right w:val="nil"/>
+            </w:tcBorders>
+            <w:shd w:val="clear" w:color="auto" w:fill="FFFFFF"/>
+            <w:vAlign w:val="center"/>
+          </w:tcPr>
+          <w:p>
+            <w:pPr>
+              <w:spacing w:after="0" w:line="240" w:lineRule="auto"/>
+              <w:jc w:val="left"/>
+              <w:rPr>
+                <w:rFonts w:hint="default" w:ascii="方正中等线简体" w:hAnsi="方正中等线简体" w:eastAsia="方正中等线简体" w:cs="方正中等线简体"/>
+                <w:b w:val="0"/>
+                <w:color w:val="000000"/>
+                <w:sz w:val="19"/>
+                <w:lang w:val="en-US" w:eastAsia="zh-CN"/>
+              </w:rPr>
+            </w:pPr>
+            <w:r>
+              <w:rPr>
+                <w:rFonts w:hint="eastAsia" w:ascii="方正中等线简体" w:hAnsi="方正中等线简体" w:eastAsia="方正中等线简体" w:cs="方正中等线简体"/>
+                <w:b w:val="0"/>
+                <w:color w:val="000000"/>
+                <w:sz w:val="19"/>
+                <w:lang w:eastAsia="zh-CN"/>
+              </w:rPr>
+              <w:t>第</w:t>
+            </w:r>
+            <w:r>
+              <w:rPr>
+                <w:rFonts w:hint="eastAsia" w:ascii="方正中等线简体" w:hAnsi="方正中等线简体" w:eastAsia="方正中等线简体" w:cs="方正中等线简体"/>
+                <w:b w:val="0"/>
+                <w:color w:val="000000"/>
+                <w:sz w:val="19"/>
+                <w:lang w:val="en-US" w:eastAsia="zh-CN"/>
+              </w:rPr>
+              <w:t>6步</w:t>
+            </w:r>
+          </w:p>
+        </w:tc>
+        <w:tc>
+          <w:tcPr>
+            <w:tcW w:w="3249" w:type="dxa"/>
+            <w:tcBorders>
+              <w:top w:val="single" w:color="000000" w:sz="4" w:space="0"/>
+              <w:left w:val="nil"/>
+              <w:bottom w:val="single" w:color="000000" w:sz="4" w:space="0"/>
+              <w:right w:val="nil"/>
+            </w:tcBorders>
+            <w:shd w:val="clear" w:color="auto" w:fill="FFFFFF"/>
+            <w:vAlign w:val="center"/>
+          </w:tcPr>
+          <w:p>
+            <w:pPr>
+              <w:spacing w:after="0" w:line="240" w:lineRule="auto"/>
+              <w:jc w:val="left"/>
+              <w:rPr>
+                <w:rFonts w:hint="eastAsia" w:ascii="方正中等线简体" w:hAnsi="方正中等线简体" w:eastAsia="方正中等线简体" w:cs="方正中等线简体"/>
+                <w:b w:val="0"/>
+                <w:color w:val="000000"/>
+                <w:sz w:val="19"/>
+                <w:lang w:eastAsia="zh-CN"/>
+              </w:rPr>
+            </w:pPr>
+            <w:r>
+              <w:rPr>
+                <w:rFonts w:hint="eastAsia" w:ascii="方正中等线简体" w:hAnsi="方正中等线简体" w:eastAsia="方正中等线简体" w:cs="方正中等线简体"/>
+                <w:b w:val="0"/>
+                <w:color w:val="000000"/>
+                <w:sz w:val="19"/>
+                <w:lang w:eastAsia="zh-CN"/>
+              </w:rPr>
+              <w:t>实现群聊</w:t>
+            </w:r>
+          </w:p>
+        </w:tc>
+        <w:tc>
+          <w:tcPr>
+            <w:tcW w:w="3249" w:type="dxa"/>
+            <w:tcBorders>
+              <w:top w:val="single" w:color="000000" w:sz="4" w:space="0"/>
+              <w:left w:val="nil"/>
+              <w:bottom w:val="single" w:color="000000" w:sz="4" w:space="0"/>
+              <w:right w:val="single" w:color="000000" w:sz="4" w:space="0"/>
+            </w:tcBorders>
+            <w:shd w:val="clear" w:color="auto" w:fill="FFFFFF"/>
+            <w:vAlign w:val="center"/>
+          </w:tcPr>
+          <w:p>
+            <w:pPr>
+              <w:spacing w:after="0" w:line="240" w:lineRule="auto"/>
+              <w:jc w:val="left"/>
+              <w:rPr>
+                <w:rFonts w:hint="default" w:ascii="方正中等线简体" w:hAnsi="方正中等线简体" w:eastAsia="方正中等线简体" w:cs="方正中等线简体"/>
+                <w:b w:val="0"/>
+                <w:color w:val="000000"/>
+                <w:sz w:val="19"/>
+                <w:lang w:val="en-US" w:eastAsia="zh-CN"/>
+              </w:rPr>
+            </w:pPr>
+            <w:r>
+              <w:rPr>
+                <w:rFonts w:hint="eastAsia" w:ascii="方正中等线简体" w:hAnsi="方正中等线简体" w:eastAsia="方正中等线简体" w:cs="方正中等线简体"/>
+                <w:b w:val="0"/>
+                <w:color w:val="000000"/>
+                <w:sz w:val="19"/>
+                <w:lang w:eastAsia="zh-CN"/>
+              </w:rPr>
+              <w:t>同</w:t>
+            </w:r>
+            <w:r>
+              <w:rPr>
+                <w:rFonts w:hint="eastAsia" w:ascii="方正中等线简体" w:hAnsi="方正中等线简体" w:eastAsia="方正中等线简体" w:cs="方正中等线简体"/>
+                <w:b w:val="0"/>
+                <w:color w:val="000000"/>
+                <w:sz w:val="19"/>
+                <w:lang w:val="en-US" w:eastAsia="zh-CN"/>
+              </w:rPr>
+              <w:t>4、5</w:t>
+            </w:r>
+            <w:bookmarkStart w:id="0" w:name="_GoBack"/>
+            <w:bookmarkEnd w:id="0"/>
+          </w:p>
+        </w:tc>
+      </w:tr>
     </w:tbl>
     <w:p>
       <w:pPr>
@@ -2488,30 +2653,30 @@
     <w:lsdException w:uiPriority="99" w:name="endnote reference"/>
     <w:lsdException w:uiPriority="99" w:name="endnote text"/>
     <w:lsdException w:uiPriority="99" w:name="table of authorities"/>
-    <w:lsdException w:uiPriority="99" w:semiHidden="0" w:name="macro"/>
+    <w:lsdException w:qFormat="1" w:uiPriority="99" w:semiHidden="0" w:name="macro"/>
     <w:lsdException w:uiPriority="99" w:name="toa heading"/>
     <w:lsdException w:qFormat="1" w:uiPriority="99" w:semiHidden="0" w:name="List"/>
     <w:lsdException w:qFormat="1" w:uiPriority="99" w:semiHidden="0" w:name="List Bullet"/>
     <w:lsdException w:qFormat="1" w:uiPriority="99" w:semiHidden="0" w:name="List Number"/>
-    <w:lsdException w:uiPriority="99" w:semiHidden="0" w:name="List 2"/>
+    <w:lsdException w:qFormat="1" w:uiPriority="99" w:semiHidden="0" w:name="List 2"/>
     <w:lsdException w:qFormat="1" w:uiPriority="99" w:semiHidden="0" w:name="List 3"/>
     <w:lsdException w:uiPriority="99" w:name="List 4"/>
     <w:lsdException w:uiPriority="99" w:name="List 5"/>
-    <w:lsdException w:uiPriority="99" w:semiHidden="0" w:name="List Bullet 2"/>
-    <w:lsdException w:uiPriority="99" w:semiHidden="0" w:name="List Bullet 3"/>
+    <w:lsdException w:qFormat="1" w:uiPriority="99" w:semiHidden="0" w:name="List Bullet 2"/>
+    <w:lsdException w:qFormat="1" w:uiPriority="99" w:semiHidden="0" w:name="List Bullet 3"/>
     <w:lsdException w:uiPriority="99" w:name="List Bullet 4"/>
     <w:lsdException w:uiPriority="99" w:name="List Bullet 5"/>
     <w:lsdException w:qFormat="1" w:uiPriority="99" w:semiHidden="0" w:name="List Number 2"/>
-    <w:lsdException w:uiPriority="99" w:semiHidden="0" w:name="List Number 3"/>
+    <w:lsdException w:qFormat="1" w:uiPriority="99" w:semiHidden="0" w:name="List Number 3"/>
     <w:lsdException w:uiPriority="99" w:name="List Number 4"/>
     <w:lsdException w:uiPriority="99" w:name="List Number 5"/>
     <w:lsdException w:qFormat="1" w:unhideWhenUsed="0" w:uiPriority="10" w:semiHidden="0" w:name="Title"/>
     <w:lsdException w:uiPriority="99" w:name="Closing"/>
     <w:lsdException w:uiPriority="99" w:name="Signature"/>
     <w:lsdException w:qFormat="1" w:uiPriority="1" w:name="Default Paragraph Font"/>
-    <w:lsdException w:uiPriority="99" w:semiHidden="0" w:name="Body Text"/>
+    <w:lsdException w:qFormat="1" w:uiPriority="99" w:semiHidden="0" w:name="Body Text"/>
     <w:lsdException w:uiPriority="99" w:name="Body Text Indent"/>
-    <w:lsdException w:uiPriority="99" w:semiHidden="0" w:name="List Continue"/>
+    <w:lsdException w:qFormat="1" w:uiPriority="99" w:semiHidden="0" w:name="List Continue"/>
     <w:lsdException w:qFormat="1" w:uiPriority="99" w:semiHidden="0" w:name="List Continue 2"/>
     <w:lsdException w:qFormat="1" w:uiPriority="99" w:semiHidden="0" w:name="List Continue 3"/>
     <w:lsdException w:uiPriority="99" w:name="List Continue 4"/>
@@ -2523,7 +2688,7 @@
     <w:lsdException w:uiPriority="99" w:name="Body Text First Indent"/>
     <w:lsdException w:uiPriority="99" w:name="Body Text First Indent 2"/>
     <w:lsdException w:uiPriority="99" w:name="Note Heading"/>
-    <w:lsdException w:uiPriority="99" w:semiHidden="0" w:name="Body Text 2"/>
+    <w:lsdException w:qFormat="1" w:uiPriority="99" w:semiHidden="0" w:name="Body Text 2"/>
     <w:lsdException w:qFormat="1" w:uiPriority="99" w:semiHidden="0" w:name="Body Text 3"/>
     <w:lsdException w:uiPriority="99" w:name="Body Text Indent 2"/>
     <w:lsdException w:uiPriority="99" w:name="Body Text Indent 3"/>
@@ -2535,7 +2700,7 @@
     <w:lsdException w:uiPriority="99" w:name="Document Map"/>
     <w:lsdException w:uiPriority="99" w:name="Plain Text"/>
     <w:lsdException w:uiPriority="99" w:name="E-mail Signature"/>
-    <w:lsdException w:uiPriority="99" w:name="Normal (Web)"/>
+    <w:lsdException w:qFormat="1" w:uiPriority="99" w:name="Normal (Web)"/>
     <w:lsdException w:uiPriority="99" w:name="HTML Acronym"/>
     <w:lsdException w:uiPriority="99" w:name="HTML Address"/>
     <w:lsdException w:uiPriority="99" w:name="HTML Cite"/>
@@ -2546,7 +2711,7 @@
     <w:lsdException w:uiPriority="99" w:name="HTML Sample"/>
     <w:lsdException w:uiPriority="99" w:name="HTML Typewriter"/>
     <w:lsdException w:uiPriority="99" w:name="HTML Variable"/>
-    <w:lsdException w:uiPriority="99" w:name="Normal Table"/>
+    <w:lsdException w:qFormat="1" w:uiPriority="99" w:name="Normal Table"/>
     <w:lsdException w:uiPriority="99" w:name="annotation subject"/>
     <w:lsdException w:uiPriority="99" w:name="Table Simple 1"/>
     <w:lsdException w:uiPriority="99" w:name="Table Simple 2"/>
@@ -2594,21 +2759,21 @@
     <w:lsdException w:qFormat="1" w:unhideWhenUsed="0" w:uiPriority="59" w:semiHidden="0" w:name="Table Grid"/>
     <w:lsdException w:uiPriority="99" w:name="Table Theme"/>
     <w:lsdException w:qFormat="1" w:unhideWhenUsed="0" w:uiPriority="1" w:semiHidden="0" w:name="No Spacing"/>
-    <w:lsdException w:unhideWhenUsed="0" w:uiPriority="60" w:semiHidden="0" w:name="Light Shading"/>
-    <w:lsdException w:unhideWhenUsed="0" w:uiPriority="61" w:semiHidden="0" w:name="Light List"/>
+    <w:lsdException w:qFormat="1" w:unhideWhenUsed="0" w:uiPriority="60" w:semiHidden="0" w:name="Light Shading"/>
+    <w:lsdException w:qFormat="1" w:unhideWhenUsed="0" w:uiPriority="61" w:semiHidden="0" w:name="Light List"/>
     <w:lsdException w:qFormat="1" w:unhideWhenUsed="0" w:uiPriority="62" w:semiHidden="0" w:name="Light Grid"/>
     <w:lsdException w:qFormat="1" w:unhideWhenUsed="0" w:uiPriority="63" w:semiHidden="0" w:name="Medium Shading 1"/>
     <w:lsdException w:qFormat="1" w:unhideWhenUsed="0" w:uiPriority="64" w:semiHidden="0" w:name="Medium Shading 2"/>
     <w:lsdException w:qFormat="1" w:unhideWhenUsed="0" w:uiPriority="65" w:semiHidden="0" w:name="Medium List 1"/>
     <w:lsdException w:qFormat="1" w:unhideWhenUsed="0" w:uiPriority="66" w:semiHidden="0" w:name="Medium List 2"/>
-    <w:lsdException w:unhideWhenUsed="0" w:uiPriority="67" w:semiHidden="0" w:name="Medium Grid 1"/>
+    <w:lsdException w:qFormat="1" w:unhideWhenUsed="0" w:uiPriority="67" w:semiHidden="0" w:name="Medium Grid 1"/>
     <w:lsdException w:qFormat="1" w:unhideWhenUsed="0" w:uiPriority="68" w:semiHidden="0" w:name="Medium Grid 2"/>
     <w:lsdException w:unhideWhenUsed="0" w:uiPriority="69" w:semiHidden="0" w:name="Medium Grid 3"/>
     <w:lsdException w:qFormat="1" w:unhideWhenUsed="0" w:uiPriority="70" w:semiHidden="0" w:name="Dark List"/>
     <w:lsdException w:unhideWhenUsed="0" w:uiPriority="71" w:semiHidden="0" w:name="Colorful Shading"/>
     <w:lsdException w:unhideWhenUsed="0" w:uiPriority="72" w:semiHidden="0" w:name="Colorful List"/>
     <w:lsdException w:qFormat="1" w:unhideWhenUsed="0" w:uiPriority="73" w:semiHidden="0" w:name="Colorful Grid"/>
-    <w:lsdException w:unhideWhenUsed="0" w:uiPriority="60" w:semiHidden="0" w:name="Light Shading Accent 1"/>
+    <w:lsdException w:qFormat="1" w:unhideWhenUsed="0" w:uiPriority="60" w:semiHidden="0" w:name="Light Shading Accent 1"/>
     <w:lsdException w:unhideWhenUsed="0" w:uiPriority="61" w:semiHidden="0" w:name="Light List Accent 1"/>
     <w:lsdException w:unhideWhenUsed="0" w:uiPriority="62" w:semiHidden="0" w:name="Light Grid Accent 1"/>
     <w:lsdException w:qFormat="1" w:unhideWhenUsed="0" w:uiPriority="63" w:semiHidden="0" w:name="Medium Shading 1 Accent 1"/>
@@ -2618,14 +2783,14 @@
     <w:lsdException w:qFormat="1" w:unhideWhenUsed="0" w:uiPriority="29" w:semiHidden="0" w:name="Quote"/>
     <w:lsdException w:qFormat="1" w:unhideWhenUsed="0" w:uiPriority="30" w:semiHidden="0" w:name="Intense Quote"/>
     <w:lsdException w:qFormat="1" w:unhideWhenUsed="0" w:uiPriority="66" w:semiHidden="0" w:name="Medium List 2 Accent 1"/>
-    <w:lsdException w:unhideWhenUsed="0" w:uiPriority="67" w:semiHidden="0" w:name="Medium Grid 1 Accent 1"/>
+    <w:lsdException w:qFormat="1" w:unhideWhenUsed="0" w:uiPriority="67" w:semiHidden="0" w:name="Medium Grid 1 Accent 1"/>
     <w:lsdException w:qFormat="1" w:unhideWhenUsed="0" w:uiPriority="68" w:semiHidden="0" w:name="Medium Grid 2 Accent 1"/>
     <w:lsdException w:qFormat="1" w:unhideWhenUsed="0" w:uiPriority="69" w:semiHidden="0" w:name="Medium Grid 3 Accent 1"/>
     <w:lsdException w:qFormat="1" w:unhideWhenUsed="0" w:uiPriority="70" w:semiHidden="0" w:name="Dark List Accent 1"/>
     <w:lsdException w:unhideWhenUsed="0" w:uiPriority="71" w:semiHidden="0" w:name="Colorful Shading Accent 1"/>
     <w:lsdException w:unhideWhenUsed="0" w:uiPriority="72" w:semiHidden="0" w:name="Colorful List Accent 1"/>
     <w:lsdException w:unhideWhenUsed="0" w:uiPriority="73" w:semiHidden="0" w:name="Colorful Grid Accent 1"/>
-    <w:lsdException w:unhideWhenUsed="0" w:uiPriority="60" w:semiHidden="0" w:name="Light Shading Accent 2"/>
+    <w:lsdException w:qFormat="1" w:unhideWhenUsed="0" w:uiPriority="60" w:semiHidden="0" w:name="Light Shading Accent 2"/>
     <w:lsdException w:qFormat="1" w:unhideWhenUsed="0" w:uiPriority="61" w:semiHidden="0" w:name="Light List Accent 2"/>
     <w:lsdException w:unhideWhenUsed="0" w:uiPriority="62" w:semiHidden="0" w:name="Light Grid Accent 2"/>
     <w:lsdException w:qFormat="1" w:unhideWhenUsed="0" w:uiPriority="63" w:semiHidden="0" w:name="Medium Shading 1 Accent 2"/>
@@ -2681,13 +2846,13 @@
     <w:lsdException w:unhideWhenUsed="0" w:uiPriority="71" w:semiHidden="0" w:name="Colorful Shading Accent 5"/>
     <w:lsdException w:qFormat="1" w:unhideWhenUsed="0" w:uiPriority="72" w:semiHidden="0" w:name="Colorful List Accent 5"/>
     <w:lsdException w:qFormat="1" w:unhideWhenUsed="0" w:uiPriority="73" w:semiHidden="0" w:name="Colorful Grid Accent 5"/>
-    <w:lsdException w:unhideWhenUsed="0" w:uiPriority="60" w:semiHidden="0" w:name="Light Shading Accent 6"/>
+    <w:lsdException w:qFormat="1" w:unhideWhenUsed="0" w:uiPriority="60" w:semiHidden="0" w:name="Light Shading Accent 6"/>
     <w:lsdException w:qFormat="1" w:unhideWhenUsed="0" w:uiPriority="61" w:semiHidden="0" w:name="Light List Accent 6"/>
     <w:lsdException w:qFormat="1" w:unhideWhenUsed="0" w:uiPriority="62" w:semiHidden="0" w:name="Light Grid Accent 6"/>
     <w:lsdException w:qFormat="1" w:unhideWhenUsed="0" w:uiPriority="63" w:semiHidden="0" w:name="Medium Shading 1 Accent 6"/>
     <w:lsdException w:qFormat="1" w:unhideWhenUsed="0" w:uiPriority="64" w:semiHidden="0" w:name="Medium Shading 2 Accent 6"/>
     <w:lsdException w:qFormat="1" w:unhideWhenUsed="0" w:uiPriority="65" w:semiHidden="0" w:name="Medium List 1 Accent 6"/>
-    <w:lsdException w:unhideWhenUsed="0" w:uiPriority="66" w:semiHidden="0" w:name="Medium List 2 Accent 6"/>
+    <w:lsdException w:qFormat="1" w:unhideWhenUsed="0" w:uiPriority="66" w:semiHidden="0" w:name="Medium List 2 Accent 6"/>
     <w:lsdException w:qFormat="1" w:unhideWhenUsed="0" w:uiPriority="67" w:semiHidden="0" w:name="Medium Grid 1 Accent 6"/>
     <w:lsdException w:unhideWhenUsed="0" w:uiPriority="68" w:semiHidden="0" w:name="Medium Grid 2 Accent 6"/>
     <w:lsdException w:unhideWhenUsed="0" w:uiPriority="69" w:semiHidden="0" w:name="Medium Grid 3 Accent 6"/>
@@ -2948,6 +3113,7 @@
     <w:name w:val="Normal Table"/>
     <w:semiHidden/>
     <w:unhideWhenUsed/>
+    <w:qFormat/>
     <w:uiPriority w:val="99"/>
     <w:tblPr>
       <w:tblCellMar>
@@ -2962,6 +3128,7 @@
     <w:name w:val="macro"/>
     <w:link w:val="148"/>
     <w:unhideWhenUsed/>
+    <w:qFormat/>
     <w:uiPriority w:val="99"/>
     <w:pPr>
       <w:tabs>
@@ -3078,6 +3245,7 @@
     <w:name w:val="List Bullet 3"/>
     <w:basedOn w:val="1"/>
     <w:unhideWhenUsed/>
+    <w:qFormat/>
     <w:uiPriority w:val="99"/>
     <w:pPr>
       <w:numPr>
@@ -3092,6 +3260,7 @@
     <w:basedOn w:val="1"/>
     <w:link w:val="145"/>
     <w:unhideWhenUsed/>
+    <w:qFormat/>
     <w:uiPriority w:val="99"/>
     <w:pPr>
       <w:spacing w:after="120"/>
@@ -3101,6 +3270,7 @@
     <w:name w:val="List Number 3"/>
     <w:basedOn w:val="1"/>
     <w:unhideWhenUsed/>
+    <w:qFormat/>
     <w:uiPriority w:val="99"/>
     <w:pPr>
       <w:numPr>
@@ -3114,6 +3284,7 @@
     <w:name w:val="List 2"/>
     <w:basedOn w:val="1"/>
     <w:unhideWhenUsed/>
+    <w:qFormat/>
     <w:uiPriority w:val="99"/>
     <w:pPr>
       <w:ind w:left="720" w:hanging="360"/>
@@ -3124,6 +3295,7 @@
     <w:name w:val="List Continue"/>
     <w:basedOn w:val="1"/>
     <w:unhideWhenUsed/>
+    <w:qFormat/>
     <w:uiPriority w:val="99"/>
     <w:pPr>
       <w:spacing w:after="120"/>
@@ -3135,6 +3307,7 @@
     <w:name w:val="List Bullet 2"/>
     <w:basedOn w:val="1"/>
     <w:unhideWhenUsed/>
+    <w:qFormat/>
     <w:uiPriority w:val="99"/>
     <w:pPr>
       <w:numPr>
@@ -3212,6 +3385,7 @@
     <w:basedOn w:val="1"/>
     <w:link w:val="146"/>
     <w:unhideWhenUsed/>
+    <w:qFormat/>
     <w:uiPriority w:val="99"/>
     <w:pPr>
       <w:spacing w:after="120" w:line="480" w:lineRule="auto"/>
@@ -3234,6 +3408,7 @@
     <w:basedOn w:val="1"/>
     <w:semiHidden/>
     <w:unhideWhenUsed/>
+    <w:qFormat/>
     <w:uiPriority w:val="99"/>
     <w:pPr>
       <w:spacing w:before="0" w:beforeAutospacing="1" w:after="0" w:afterAutospacing="1"/>
@@ -3309,6 +3484,7 @@
   <w:style w:type="table" w:styleId="35">
     <w:name w:val="Light Shading"/>
     <w:basedOn w:val="33"/>
+    <w:qFormat/>
     <w:uiPriority w:val="60"/>
     <w:pPr>
       <w:spacing w:after="0" w:line="240" w:lineRule="auto"/>
@@ -3408,6 +3584,7 @@
   <w:style w:type="table" w:styleId="36">
     <w:name w:val="Light Shading Accent 1"/>
     <w:basedOn w:val="33"/>
+    <w:qFormat/>
     <w:uiPriority w:val="60"/>
     <w:pPr>
       <w:spacing w:after="0" w:line="240" w:lineRule="auto"/>
@@ -3507,6 +3684,7 @@
   <w:style w:type="table" w:styleId="37">
     <w:name w:val="Light Shading Accent 2"/>
     <w:basedOn w:val="33"/>
+    <w:qFormat/>
     <w:uiPriority w:val="60"/>
     <w:pPr>
       <w:spacing w:after="0" w:line="240" w:lineRule="auto"/>
@@ -3906,6 +4084,7 @@
   <w:style w:type="table" w:styleId="41">
     <w:name w:val="Light Shading Accent 6"/>
     <w:basedOn w:val="33"/>
+    <w:qFormat/>
     <w:uiPriority w:val="60"/>
     <w:pPr>
       <w:spacing w:after="0" w:line="240" w:lineRule="auto"/>
@@ -4005,6 +4184,7 @@
   <w:style w:type="table" w:styleId="42">
     <w:name w:val="Light List"/>
     <w:basedOn w:val="33"/>
+    <w:qFormat/>
     <w:uiPriority w:val="61"/>
     <w:pPr>
       <w:spacing w:after="0" w:line="240" w:lineRule="auto"/>
@@ -8874,6 +9054,7 @@
   <w:style w:type="table" w:styleId="83">
     <w:name w:val="Medium List 2 Accent 6"/>
     <w:basedOn w:val="33"/>
+    <w:qFormat/>
     <w:uiPriority w:val="66"/>
     <w:pPr>
       <w:spacing w:after="0" w:line="240" w:lineRule="auto"/>
@@ -9003,6 +9184,7 @@
   <w:style w:type="table" w:styleId="84">
     <w:name w:val="Medium Grid 1"/>
     <w:basedOn w:val="33"/>
+    <w:qFormat/>
     <w:uiPriority w:val="67"/>
     <w:pPr>
       <w:spacing w:after="0" w:line="240" w:lineRule="auto"/>
@@ -9072,6 +9254,7 @@
   <w:style w:type="table" w:styleId="85">
     <w:name w:val="Medium Grid 1 Accent 1"/>
     <w:basedOn w:val="33"/>
+    <w:qFormat/>
     <w:uiPriority w:val="67"/>
     <w:pPr>
       <w:spacing w:after="0" w:line="240" w:lineRule="auto"/>
@@ -14807,6 +14990,7 @@
     <w:name w:val="Heading 1 Char"/>
     <w:basedOn w:val="133"/>
     <w:link w:val="3"/>
+    <w:qFormat/>
     <w:uiPriority w:val="9"/>
     <w:rPr>
       <w:rFonts w:asciiTheme="majorHAnsi" w:hAnsiTheme="majorHAnsi" w:eastAsiaTheme="majorEastAsia" w:cstheme="majorBidi"/>
@@ -14997,6 +15181,7 @@
     <w:basedOn w:val="133"/>
     <w:link w:val="7"/>
     <w:semiHidden/>
+    <w:qFormat/>
     <w:uiPriority w:val="9"/>
     <w:rPr>
       <w:rFonts w:asciiTheme="majorHAnsi" w:hAnsiTheme="majorHAnsi" w:eastAsiaTheme="majorEastAsia" w:cstheme="majorBidi"/>
@@ -15008,6 +15193,7 @@
     <w:basedOn w:val="133"/>
     <w:link w:val="8"/>
     <w:semiHidden/>
+    <w:qFormat/>
     <w:uiPriority w:val="9"/>
     <w:rPr>
       <w:rFonts w:asciiTheme="majorHAnsi" w:hAnsiTheme="majorHAnsi" w:eastAsiaTheme="majorEastAsia" w:cstheme="majorBidi"/>
